--- a/Dossier de Proyecto CamperVans.docx
+++ b/Dossier de Proyecto CamperVans.docx
@@ -5,15 +5,25 @@
     <w:p>
       <w:pPr>
         <w:pStyle w:val="Ttulo"/>
-      </w:pPr>
-      <w:r>
+        <w:rPr>
+          <w:sz w:val="52"/>
+          <w:szCs w:val="52"/>
+        </w:rPr>
+      </w:pPr>
+      <w:r>
+        <w:rPr>
+          <w:sz w:val="52"/>
+          <w:szCs w:val="52"/>
+        </w:rPr>
         <w:t xml:space="preserve">Dossier de Proyecto: </w:t>
       </w:r>
-      <w:proofErr w:type="spellStart"/>
-      <w:r>
-        <w:t>VancationFlow</w:t>
-      </w:r>
-      <w:proofErr w:type="spellEnd"/>
+      <w:r>
+        <w:rPr>
+          <w:sz w:val="52"/>
+          <w:szCs w:val="52"/>
+        </w:rPr>
+        <w:t>CaravanRentingWeb</w:t>
+      </w:r>
     </w:p>
     <w:p>
       <w:pPr>
@@ -27,25 +37,16 @@
     <w:p>
       <w:pPr>
         <w:jc w:val="center"/>
-        <w:rPr>
-          <w:lang w:val="en-US"/>
-        </w:rPr>
       </w:pPr>
     </w:p>
     <w:p>
       <w:pPr>
         <w:jc w:val="center"/>
-        <w:rPr>
-          <w:lang w:val="en-US"/>
-        </w:rPr>
       </w:pPr>
     </w:p>
     <w:p>
       <w:pPr>
         <w:jc w:val="center"/>
-        <w:rPr>
-          <w:lang w:val="en-US"/>
-        </w:rPr>
       </w:pPr>
     </w:p>
     <w:p>
@@ -79,7 +80,7 @@
                     </pic:cNvPicPr>
                   </pic:nvPicPr>
                   <pic:blipFill>
-                    <a:blip r:embed="rId7">
+                    <a:blip r:embed="rId8">
                       <a:extLst>
                         <a:ext uri="{28A0092B-C50C-407E-A947-70E740481C1C}">
                           <a14:useLocalDpi xmlns:a14="http://schemas.microsoft.com/office/drawing/2010/main" val="0"/>
@@ -134,75 +135,6 @@
     <w:p>
       <w:pPr>
         <w:jc w:val="center"/>
-      </w:pPr>
-      <w:r>
-        <w:rPr>
-          <w:b/>
-          <w:bCs/>
-        </w:rPr>
-        <w:t>Autor:</w:t>
-      </w:r>
-      <w:r>
-        <w:t xml:space="preserve"> Juan José Martínez </w:t>
-      </w:r>
-      <w:proofErr w:type="spellStart"/>
-      <w:r>
-        <w:t>Martínez</w:t>
-      </w:r>
-      <w:proofErr w:type="spellEnd"/>
-      <w:r>
-        <w:t xml:space="preserve"> </w:t>
-      </w:r>
-    </w:p>
-    <w:p>
-      <w:pPr>
-        <w:jc w:val="center"/>
-      </w:pPr>
-      <w:r>
-        <w:rPr>
-          <w:b/>
-          <w:bCs/>
-        </w:rPr>
-        <w:t>Rol:</w:t>
-      </w:r>
-      <w:r>
-        <w:t xml:space="preserve"> </w:t>
-      </w:r>
-      <w:proofErr w:type="spellStart"/>
-      <w:r>
-        <w:t>Product</w:t>
-      </w:r>
-      <w:proofErr w:type="spellEnd"/>
-      <w:r>
-        <w:t xml:space="preserve"> </w:t>
-      </w:r>
-      <w:proofErr w:type="spellStart"/>
-      <w:r>
-        <w:t>Owner</w:t>
-      </w:r>
-      <w:proofErr w:type="spellEnd"/>
-      <w:r>
-        <w:t xml:space="preserve"> &amp; Project Lead </w:t>
-      </w:r>
-    </w:p>
-    <w:p>
-      <w:pPr>
-        <w:jc w:val="center"/>
-      </w:pPr>
-      <w:r>
-        <w:rPr>
-          <w:b/>
-          <w:bCs/>
-        </w:rPr>
-        <w:t>Proyecto:</w:t>
-      </w:r>
-      <w:r>
-        <w:t xml:space="preserve"> Plataforma web para la gestión integral de una flota de alquiler de autocaravanas. </w:t>
-      </w:r>
-    </w:p>
-    <w:p>
-      <w:pPr>
-        <w:jc w:val="center"/>
         <w:rPr>
           <w:lang w:val="en-US"/>
         </w:rPr>
@@ -213,23 +145,64 @@
           <w:bCs/>
           <w:lang w:val="en-US"/>
         </w:rPr>
-        <w:t>Stack:</w:t>
+        <w:t>Autor:</w:t>
       </w:r>
       <w:r>
         <w:rPr>
           <w:lang w:val="en-US"/>
         </w:rPr>
-        <w:t xml:space="preserve"> Laravel (TALL Stack), Filament, MySQL, Docker (Sail).</w:t>
+        <w:t xml:space="preserve"> Juan José Martínez Martínez </w:t>
       </w:r>
     </w:p>
     <w:p>
       <w:pPr>
         <w:jc w:val="center"/>
+        <w:rPr>
+          <w:lang w:val="en-US"/>
+        </w:rPr>
+      </w:pPr>
+      <w:r>
         <w:rPr>
           <w:b/>
           <w:bCs/>
           <w:lang w:val="en-US"/>
         </w:rPr>
+        <w:t>Rol:</w:t>
+      </w:r>
+      <w:r>
+        <w:rPr>
+          <w:lang w:val="en-US"/>
+        </w:rPr>
+        <w:t xml:space="preserve"> </w:t>
+      </w:r>
+      <w:r>
+        <w:rPr>
+          <w:lang w:val="en-US"/>
+        </w:rPr>
+        <w:t>Product Owner (PO) | Project Manager (PM) | Full-Stack Developer (TALL)</w:t>
+      </w:r>
+    </w:p>
+    <w:p>
+      <w:pPr>
+        <w:jc w:val="center"/>
+      </w:pPr>
+      <w:r>
+        <w:rPr>
+          <w:b/>
+          <w:bCs/>
+        </w:rPr>
+        <w:t>Proyecto:</w:t>
+      </w:r>
+      <w:r>
+        <w:t xml:space="preserve"> Plataforma web para la gestión integral de una flota de alquiler de autocaravanas. </w:t>
+      </w:r>
+    </w:p>
+    <w:p>
+      <w:pPr>
+        <w:jc w:val="center"/>
+        <w:rPr>
+          <w:lang w:val="en-US"/>
+        </w:rPr>
       </w:pPr>
       <w:r>
         <w:rPr>
@@ -237,183 +210,4015 @@
           <w:bCs/>
           <w:lang w:val="en-US"/>
         </w:rPr>
-        <w:br w:type="page"/>
+        <w:t>Stack:</w:t>
+      </w:r>
+      <w:r>
+        <w:rPr>
+          <w:lang w:val="en-US"/>
+        </w:rPr>
+        <w:t xml:space="preserve"> Laravel (TALL Stack), Filament, MySQL, Docker (Sail).</w:t>
       </w:r>
     </w:p>
     <w:p>
       <w:pPr>
-        <w:pStyle w:val="Ttulo1"/>
-      </w:pPr>
-      <w:r>
-        <w:lastRenderedPageBreak/>
-        <w:t>1. Requisitos y Estrategia de Producto (El "Qué" y el "Por Qué")</w:t>
+        <w:rPr>
+          <w:b/>
+          <w:bCs/>
+          <w:lang w:val="en-US"/>
+        </w:rPr>
+      </w:pPr>
+      <w:r>
+        <w:rPr>
+          <w:b/>
+          <w:bCs/>
+          <w:lang w:val="en-US"/>
+        </w:rPr>
+        <w:br w:type="page"/>
+      </w:r>
+    </w:p>
+    <w:sdt>
+      <w:sdtPr>
+        <w:rPr>
+          <w:rFonts w:asciiTheme="minorHAnsi" w:eastAsiaTheme="minorHAnsi" w:hAnsiTheme="minorHAnsi" w:cstheme="minorBidi"/>
+          <w:color w:val="auto"/>
+          <w:kern w:val="2"/>
+          <w:sz w:val="24"/>
+          <w:szCs w:val="24"/>
+          <w:lang w:eastAsia="en-US"/>
+          <w14:ligatures w14:val="standardContextual"/>
+        </w:rPr>
+        <w:id w:val="-2053831235"/>
+        <w:docPartObj>
+          <w:docPartGallery w:val="Table of Contents"/>
+          <w:docPartUnique/>
+        </w:docPartObj>
+      </w:sdtPr>
+      <w:sdtEndPr>
+        <w:rPr>
+          <w:b/>
+          <w:bCs/>
+        </w:rPr>
+      </w:sdtEndPr>
+      <w:sdtContent>
+        <w:p>
+          <w:pPr>
+            <w:pStyle w:val="TtuloTDC"/>
+          </w:pPr>
+          <w:r>
+            <w:t>Contenido</w:t>
+          </w:r>
+        </w:p>
+        <w:p>
+          <w:pPr>
+            <w:pStyle w:val="TDC2"/>
+            <w:rPr>
+              <w:rFonts w:eastAsiaTheme="minorEastAsia"/>
+              <w:noProof/>
+              <w:lang w:eastAsia="es-ES"/>
+            </w:rPr>
+          </w:pPr>
+          <w:r>
+            <w:fldChar w:fldCharType="begin"/>
+          </w:r>
+          <w:r>
+            <w:instrText xml:space="preserve"> TOC \o "1-3" \h \z \u </w:instrText>
+          </w:r>
+          <w:r>
+            <w:fldChar w:fldCharType="separate"/>
+          </w:r>
+          <w:hyperlink w:anchor="_Toc213785868" w:history="1">
+            <w:r>
+              <w:rPr>
+                <w:rStyle w:val="Hipervnculo"/>
+                <w:noProof/>
+              </w:rPr>
+              <w:t>1. Resumen Ejecutivo</w:t>
+            </w:r>
+            <w:r>
+              <w:rPr>
+                <w:noProof/>
+                <w:webHidden/>
+              </w:rPr>
+              <w:tab/>
+            </w:r>
+            <w:r>
+              <w:rPr>
+                <w:noProof/>
+                <w:webHidden/>
+              </w:rPr>
+              <w:fldChar w:fldCharType="begin"/>
+            </w:r>
+            <w:r>
+              <w:rPr>
+                <w:noProof/>
+                <w:webHidden/>
+              </w:rPr>
+              <w:instrText xml:space="preserve"> PAGEREF _Toc213785868 \h </w:instrText>
+            </w:r>
+            <w:r>
+              <w:rPr>
+                <w:noProof/>
+                <w:webHidden/>
+              </w:rPr>
+            </w:r>
+            <w:r>
+              <w:rPr>
+                <w:noProof/>
+                <w:webHidden/>
+              </w:rPr>
+              <w:fldChar w:fldCharType="separate"/>
+            </w:r>
+            <w:r>
+              <w:rPr>
+                <w:noProof/>
+                <w:webHidden/>
+              </w:rPr>
+              <w:t>3</w:t>
+            </w:r>
+            <w:r>
+              <w:rPr>
+                <w:noProof/>
+                <w:webHidden/>
+              </w:rPr>
+              <w:fldChar w:fldCharType="end"/>
+            </w:r>
+          </w:hyperlink>
+        </w:p>
+        <w:p>
+          <w:pPr>
+            <w:pStyle w:val="TDC2"/>
+            <w:rPr>
+              <w:rFonts w:eastAsiaTheme="minorEastAsia"/>
+              <w:noProof/>
+              <w:lang w:eastAsia="es-ES"/>
+            </w:rPr>
+          </w:pPr>
+          <w:hyperlink w:anchor="_Toc213785869" w:history="1">
+            <w:r>
+              <w:rPr>
+                <w:rStyle w:val="Hipervnculo"/>
+                <w:noProof/>
+              </w:rPr>
+              <w:t>2. Mi Rol en el Proyecto (PO, PM y Desarrollador)</w:t>
+            </w:r>
+            <w:r>
+              <w:rPr>
+                <w:noProof/>
+                <w:webHidden/>
+              </w:rPr>
+              <w:tab/>
+            </w:r>
+            <w:r>
+              <w:rPr>
+                <w:noProof/>
+                <w:webHidden/>
+              </w:rPr>
+              <w:fldChar w:fldCharType="begin"/>
+            </w:r>
+            <w:r>
+              <w:rPr>
+                <w:noProof/>
+                <w:webHidden/>
+              </w:rPr>
+              <w:instrText xml:space="preserve"> PAGEREF _Toc213785869 \h </w:instrText>
+            </w:r>
+            <w:r>
+              <w:rPr>
+                <w:noProof/>
+                <w:webHidden/>
+              </w:rPr>
+            </w:r>
+            <w:r>
+              <w:rPr>
+                <w:noProof/>
+                <w:webHidden/>
+              </w:rPr>
+              <w:fldChar w:fldCharType="separate"/>
+            </w:r>
+            <w:r>
+              <w:rPr>
+                <w:noProof/>
+                <w:webHidden/>
+              </w:rPr>
+              <w:t>3</w:t>
+            </w:r>
+            <w:r>
+              <w:rPr>
+                <w:noProof/>
+                <w:webHidden/>
+              </w:rPr>
+              <w:fldChar w:fldCharType="end"/>
+            </w:r>
+          </w:hyperlink>
+        </w:p>
+        <w:p>
+          <w:pPr>
+            <w:pStyle w:val="TDC3"/>
+            <w:tabs>
+              <w:tab w:val="right" w:leader="dot" w:pos="8494"/>
+            </w:tabs>
+            <w:rPr>
+              <w:rFonts w:eastAsiaTheme="minorEastAsia"/>
+              <w:noProof/>
+              <w:lang w:eastAsia="es-ES"/>
+            </w:rPr>
+          </w:pPr>
+          <w:hyperlink w:anchor="_Toc213785870" w:history="1">
+            <w:r>
+              <w:rPr>
+                <w:rStyle w:val="Hipervnculo"/>
+                <w:rFonts w:ascii="Segoe UI Emoji" w:hAnsi="Segoe UI Emoji" w:cs="Segoe UI Emoji"/>
+                <w:noProof/>
+              </w:rPr>
+              <w:t>👤</w:t>
+            </w:r>
+            <w:r>
+              <w:rPr>
+                <w:rStyle w:val="Hipervnculo"/>
+                <w:noProof/>
+              </w:rPr>
+              <w:t xml:space="preserve"> Como Product Owner (PO)</w:t>
+            </w:r>
+            <w:r>
+              <w:rPr>
+                <w:noProof/>
+                <w:webHidden/>
+              </w:rPr>
+              <w:tab/>
+            </w:r>
+            <w:r>
+              <w:rPr>
+                <w:noProof/>
+                <w:webHidden/>
+              </w:rPr>
+              <w:fldChar w:fldCharType="begin"/>
+            </w:r>
+            <w:r>
+              <w:rPr>
+                <w:noProof/>
+                <w:webHidden/>
+              </w:rPr>
+              <w:instrText xml:space="preserve"> PAGEREF _Toc213785870 \h </w:instrText>
+            </w:r>
+            <w:r>
+              <w:rPr>
+                <w:noProof/>
+                <w:webHidden/>
+              </w:rPr>
+            </w:r>
+            <w:r>
+              <w:rPr>
+                <w:noProof/>
+                <w:webHidden/>
+              </w:rPr>
+              <w:fldChar w:fldCharType="separate"/>
+            </w:r>
+            <w:r>
+              <w:rPr>
+                <w:noProof/>
+                <w:webHidden/>
+              </w:rPr>
+              <w:t>3</w:t>
+            </w:r>
+            <w:r>
+              <w:rPr>
+                <w:noProof/>
+                <w:webHidden/>
+              </w:rPr>
+              <w:fldChar w:fldCharType="end"/>
+            </w:r>
+          </w:hyperlink>
+        </w:p>
+        <w:p>
+          <w:pPr>
+            <w:pStyle w:val="TDC3"/>
+            <w:tabs>
+              <w:tab w:val="right" w:leader="dot" w:pos="8494"/>
+            </w:tabs>
+            <w:rPr>
+              <w:rFonts w:eastAsiaTheme="minorEastAsia"/>
+              <w:noProof/>
+              <w:lang w:eastAsia="es-ES"/>
+            </w:rPr>
+          </w:pPr>
+          <w:hyperlink w:anchor="_Toc213785871" w:history="1">
+            <w:r>
+              <w:rPr>
+                <w:rStyle w:val="Hipervnculo"/>
+                <w:rFonts w:ascii="Segoe UI Emoji" w:hAnsi="Segoe UI Emoji" w:cs="Segoe UI Emoji"/>
+                <w:noProof/>
+              </w:rPr>
+              <w:t>🗂️</w:t>
+            </w:r>
+            <w:r>
+              <w:rPr>
+                <w:rStyle w:val="Hipervnculo"/>
+                <w:noProof/>
+                <w:lang w:val="en-US"/>
+              </w:rPr>
+              <w:t xml:space="preserve"> Como Project Manager (PM)</w:t>
+            </w:r>
+            <w:r>
+              <w:rPr>
+                <w:noProof/>
+                <w:webHidden/>
+              </w:rPr>
+              <w:tab/>
+            </w:r>
+            <w:r>
+              <w:rPr>
+                <w:noProof/>
+                <w:webHidden/>
+              </w:rPr>
+              <w:fldChar w:fldCharType="begin"/>
+            </w:r>
+            <w:r>
+              <w:rPr>
+                <w:noProof/>
+                <w:webHidden/>
+              </w:rPr>
+              <w:instrText xml:space="preserve"> PAGEREF _Toc213785871 \h </w:instrText>
+            </w:r>
+            <w:r>
+              <w:rPr>
+                <w:noProof/>
+                <w:webHidden/>
+              </w:rPr>
+            </w:r>
+            <w:r>
+              <w:rPr>
+                <w:noProof/>
+                <w:webHidden/>
+              </w:rPr>
+              <w:fldChar w:fldCharType="separate"/>
+            </w:r>
+            <w:r>
+              <w:rPr>
+                <w:noProof/>
+                <w:webHidden/>
+              </w:rPr>
+              <w:t>4</w:t>
+            </w:r>
+            <w:r>
+              <w:rPr>
+                <w:noProof/>
+                <w:webHidden/>
+              </w:rPr>
+              <w:fldChar w:fldCharType="end"/>
+            </w:r>
+          </w:hyperlink>
+        </w:p>
+        <w:p>
+          <w:pPr>
+            <w:pStyle w:val="TDC3"/>
+            <w:tabs>
+              <w:tab w:val="right" w:leader="dot" w:pos="8494"/>
+            </w:tabs>
+            <w:rPr>
+              <w:rFonts w:eastAsiaTheme="minorEastAsia"/>
+              <w:noProof/>
+              <w:lang w:eastAsia="es-ES"/>
+            </w:rPr>
+          </w:pPr>
+          <w:hyperlink w:anchor="_Toc213785872" w:history="1">
+            <w:r>
+              <w:rPr>
+                <w:rStyle w:val="Hipervnculo"/>
+                <w:rFonts w:ascii="Segoe UI Emoji" w:hAnsi="Segoe UI Emoji" w:cs="Segoe UI Emoji"/>
+                <w:noProof/>
+              </w:rPr>
+              <w:t>💻</w:t>
+            </w:r>
+            <w:r>
+              <w:rPr>
+                <w:rStyle w:val="Hipervnculo"/>
+                <w:noProof/>
+              </w:rPr>
+              <w:t xml:space="preserve"> Como Desarrollador Full-Stack (TALL Stack)</w:t>
+            </w:r>
+            <w:r>
+              <w:rPr>
+                <w:noProof/>
+                <w:webHidden/>
+              </w:rPr>
+              <w:tab/>
+            </w:r>
+            <w:r>
+              <w:rPr>
+                <w:noProof/>
+                <w:webHidden/>
+              </w:rPr>
+              <w:fldChar w:fldCharType="begin"/>
+            </w:r>
+            <w:r>
+              <w:rPr>
+                <w:noProof/>
+                <w:webHidden/>
+              </w:rPr>
+              <w:instrText xml:space="preserve"> PAGEREF _Toc213785872 \h </w:instrText>
+            </w:r>
+            <w:r>
+              <w:rPr>
+                <w:noProof/>
+                <w:webHidden/>
+              </w:rPr>
+            </w:r>
+            <w:r>
+              <w:rPr>
+                <w:noProof/>
+                <w:webHidden/>
+              </w:rPr>
+              <w:fldChar w:fldCharType="separate"/>
+            </w:r>
+            <w:r>
+              <w:rPr>
+                <w:noProof/>
+                <w:webHidden/>
+              </w:rPr>
+              <w:t>4</w:t>
+            </w:r>
+            <w:r>
+              <w:rPr>
+                <w:noProof/>
+                <w:webHidden/>
+              </w:rPr>
+              <w:fldChar w:fldCharType="end"/>
+            </w:r>
+          </w:hyperlink>
+        </w:p>
+        <w:p>
+          <w:pPr>
+            <w:pStyle w:val="TDC2"/>
+            <w:rPr>
+              <w:rFonts w:eastAsiaTheme="minorEastAsia"/>
+              <w:noProof/>
+              <w:lang w:eastAsia="es-ES"/>
+            </w:rPr>
+          </w:pPr>
+          <w:hyperlink w:anchor="_Toc213785873" w:history="1">
+            <w:r>
+              <w:rPr>
+                <w:rStyle w:val="Hipervnculo"/>
+                <w:noProof/>
+              </w:rPr>
+              <w:t>3. Visión Global del Producto</w:t>
+            </w:r>
+            <w:r>
+              <w:rPr>
+                <w:noProof/>
+                <w:webHidden/>
+              </w:rPr>
+              <w:tab/>
+            </w:r>
+            <w:r>
+              <w:rPr>
+                <w:noProof/>
+                <w:webHidden/>
+              </w:rPr>
+              <w:fldChar w:fldCharType="begin"/>
+            </w:r>
+            <w:r>
+              <w:rPr>
+                <w:noProof/>
+                <w:webHidden/>
+              </w:rPr>
+              <w:instrText xml:space="preserve"> PAGEREF _Toc213785873 \h </w:instrText>
+            </w:r>
+            <w:r>
+              <w:rPr>
+                <w:noProof/>
+                <w:webHidden/>
+              </w:rPr>
+            </w:r>
+            <w:r>
+              <w:rPr>
+                <w:noProof/>
+                <w:webHidden/>
+              </w:rPr>
+              <w:fldChar w:fldCharType="separate"/>
+            </w:r>
+            <w:r>
+              <w:rPr>
+                <w:noProof/>
+                <w:webHidden/>
+              </w:rPr>
+              <w:t>5</w:t>
+            </w:r>
+            <w:r>
+              <w:rPr>
+                <w:noProof/>
+                <w:webHidden/>
+              </w:rPr>
+              <w:fldChar w:fldCharType="end"/>
+            </w:r>
+          </w:hyperlink>
+        </w:p>
+        <w:p>
+          <w:pPr>
+            <w:pStyle w:val="TDC2"/>
+            <w:rPr>
+              <w:rFonts w:eastAsiaTheme="minorEastAsia"/>
+              <w:noProof/>
+              <w:lang w:eastAsia="es-ES"/>
+            </w:rPr>
+          </w:pPr>
+          <w:hyperlink w:anchor="_Toc213785874" w:history="1">
+            <w:r>
+              <w:rPr>
+                <w:rStyle w:val="Hipervnculo"/>
+                <w:noProof/>
+              </w:rPr>
+              <w:t>4. Roadmap Estratégico del Proyecto</w:t>
+            </w:r>
+            <w:r>
+              <w:rPr>
+                <w:noProof/>
+                <w:webHidden/>
+              </w:rPr>
+              <w:tab/>
+            </w:r>
+            <w:r>
+              <w:rPr>
+                <w:noProof/>
+                <w:webHidden/>
+              </w:rPr>
+              <w:fldChar w:fldCharType="begin"/>
+            </w:r>
+            <w:r>
+              <w:rPr>
+                <w:noProof/>
+                <w:webHidden/>
+              </w:rPr>
+              <w:instrText xml:space="preserve"> PAGEREF _Toc213785874 \h </w:instrText>
+            </w:r>
+            <w:r>
+              <w:rPr>
+                <w:noProof/>
+                <w:webHidden/>
+              </w:rPr>
+            </w:r>
+            <w:r>
+              <w:rPr>
+                <w:noProof/>
+                <w:webHidden/>
+              </w:rPr>
+              <w:fldChar w:fldCharType="separate"/>
+            </w:r>
+            <w:r>
+              <w:rPr>
+                <w:noProof/>
+                <w:webHidden/>
+              </w:rPr>
+              <w:t>5</w:t>
+            </w:r>
+            <w:r>
+              <w:rPr>
+                <w:noProof/>
+                <w:webHidden/>
+              </w:rPr>
+              <w:fldChar w:fldCharType="end"/>
+            </w:r>
+          </w:hyperlink>
+        </w:p>
+        <w:p>
+          <w:pPr>
+            <w:pStyle w:val="TDC3"/>
+            <w:tabs>
+              <w:tab w:val="right" w:leader="dot" w:pos="8494"/>
+            </w:tabs>
+            <w:rPr>
+              <w:rFonts w:eastAsiaTheme="minorEastAsia"/>
+              <w:noProof/>
+              <w:lang w:eastAsia="es-ES"/>
+            </w:rPr>
+          </w:pPr>
+          <w:hyperlink w:anchor="_Toc213785875" w:history="1">
+            <w:r>
+              <w:rPr>
+                <w:rStyle w:val="Hipervnculo"/>
+                <w:rFonts w:ascii="Segoe UI Emoji" w:hAnsi="Segoe UI Emoji" w:cs="Segoe UI Emoji"/>
+                <w:noProof/>
+              </w:rPr>
+              <w:t>🧩</w:t>
+            </w:r>
+            <w:r>
+              <w:rPr>
+                <w:rStyle w:val="Hipervnculo"/>
+                <w:noProof/>
+              </w:rPr>
+              <w:t xml:space="preserve"> FASE 1 — Núcleo del sistema (base del producto)</w:t>
+            </w:r>
+            <w:r>
+              <w:rPr>
+                <w:noProof/>
+                <w:webHidden/>
+              </w:rPr>
+              <w:tab/>
+            </w:r>
+            <w:r>
+              <w:rPr>
+                <w:noProof/>
+                <w:webHidden/>
+              </w:rPr>
+              <w:fldChar w:fldCharType="begin"/>
+            </w:r>
+            <w:r>
+              <w:rPr>
+                <w:noProof/>
+                <w:webHidden/>
+              </w:rPr>
+              <w:instrText xml:space="preserve"> PAGEREF _Toc213785875 \h </w:instrText>
+            </w:r>
+            <w:r>
+              <w:rPr>
+                <w:noProof/>
+                <w:webHidden/>
+              </w:rPr>
+            </w:r>
+            <w:r>
+              <w:rPr>
+                <w:noProof/>
+                <w:webHidden/>
+              </w:rPr>
+              <w:fldChar w:fldCharType="separate"/>
+            </w:r>
+            <w:r>
+              <w:rPr>
+                <w:noProof/>
+                <w:webHidden/>
+              </w:rPr>
+              <w:t>5</w:t>
+            </w:r>
+            <w:r>
+              <w:rPr>
+                <w:noProof/>
+                <w:webHidden/>
+              </w:rPr>
+              <w:fldChar w:fldCharType="end"/>
+            </w:r>
+          </w:hyperlink>
+        </w:p>
+        <w:p>
+          <w:pPr>
+            <w:pStyle w:val="TDC3"/>
+            <w:tabs>
+              <w:tab w:val="right" w:leader="dot" w:pos="8494"/>
+            </w:tabs>
+            <w:rPr>
+              <w:rFonts w:eastAsiaTheme="minorEastAsia"/>
+              <w:noProof/>
+              <w:lang w:eastAsia="es-ES"/>
+            </w:rPr>
+          </w:pPr>
+          <w:hyperlink w:anchor="_Toc213785876" w:history="1">
+            <w:r>
+              <w:rPr>
+                <w:rStyle w:val="Hipervnculo"/>
+                <w:rFonts w:ascii="Segoe UI Emoji" w:hAnsi="Segoe UI Emoji" w:cs="Segoe UI Emoji"/>
+                <w:noProof/>
+              </w:rPr>
+              <w:t>⚙️</w:t>
+            </w:r>
+            <w:r>
+              <w:rPr>
+                <w:rStyle w:val="Hipervnculo"/>
+                <w:noProof/>
+              </w:rPr>
+              <w:t xml:space="preserve"> FASE 2 — Automatización y experiencia administrativa</w:t>
+            </w:r>
+            <w:r>
+              <w:rPr>
+                <w:noProof/>
+                <w:webHidden/>
+              </w:rPr>
+              <w:tab/>
+            </w:r>
+            <w:r>
+              <w:rPr>
+                <w:noProof/>
+                <w:webHidden/>
+              </w:rPr>
+              <w:fldChar w:fldCharType="begin"/>
+            </w:r>
+            <w:r>
+              <w:rPr>
+                <w:noProof/>
+                <w:webHidden/>
+              </w:rPr>
+              <w:instrText xml:space="preserve"> PAGEREF _Toc213785876 \h </w:instrText>
+            </w:r>
+            <w:r>
+              <w:rPr>
+                <w:noProof/>
+                <w:webHidden/>
+              </w:rPr>
+            </w:r>
+            <w:r>
+              <w:rPr>
+                <w:noProof/>
+                <w:webHidden/>
+              </w:rPr>
+              <w:fldChar w:fldCharType="separate"/>
+            </w:r>
+            <w:r>
+              <w:rPr>
+                <w:noProof/>
+                <w:webHidden/>
+              </w:rPr>
+              <w:t>6</w:t>
+            </w:r>
+            <w:r>
+              <w:rPr>
+                <w:noProof/>
+                <w:webHidden/>
+              </w:rPr>
+              <w:fldChar w:fldCharType="end"/>
+            </w:r>
+          </w:hyperlink>
+        </w:p>
+        <w:p>
+          <w:pPr>
+            <w:pStyle w:val="TDC3"/>
+            <w:tabs>
+              <w:tab w:val="right" w:leader="dot" w:pos="8494"/>
+            </w:tabs>
+            <w:rPr>
+              <w:rFonts w:eastAsiaTheme="minorEastAsia"/>
+              <w:noProof/>
+              <w:lang w:eastAsia="es-ES"/>
+            </w:rPr>
+          </w:pPr>
+          <w:hyperlink w:anchor="_Toc213785877" w:history="1">
+            <w:r>
+              <w:rPr>
+                <w:rStyle w:val="Hipervnculo"/>
+                <w:rFonts w:ascii="Segoe UI Emoji" w:hAnsi="Segoe UI Emoji" w:cs="Segoe UI Emoji"/>
+                <w:noProof/>
+              </w:rPr>
+              <w:t>💻</w:t>
+            </w:r>
+            <w:r>
+              <w:rPr>
+                <w:rStyle w:val="Hipervnculo"/>
+                <w:noProof/>
+              </w:rPr>
+              <w:t xml:space="preserve"> FASE 3 — Portal del cliente y automatización de marketing</w:t>
+            </w:r>
+            <w:r>
+              <w:rPr>
+                <w:noProof/>
+                <w:webHidden/>
+              </w:rPr>
+              <w:tab/>
+            </w:r>
+            <w:r>
+              <w:rPr>
+                <w:noProof/>
+                <w:webHidden/>
+              </w:rPr>
+              <w:fldChar w:fldCharType="begin"/>
+            </w:r>
+            <w:r>
+              <w:rPr>
+                <w:noProof/>
+                <w:webHidden/>
+              </w:rPr>
+              <w:instrText xml:space="preserve"> PAGEREF _Toc213785877 \h </w:instrText>
+            </w:r>
+            <w:r>
+              <w:rPr>
+                <w:noProof/>
+                <w:webHidden/>
+              </w:rPr>
+            </w:r>
+            <w:r>
+              <w:rPr>
+                <w:noProof/>
+                <w:webHidden/>
+              </w:rPr>
+              <w:fldChar w:fldCharType="separate"/>
+            </w:r>
+            <w:r>
+              <w:rPr>
+                <w:noProof/>
+                <w:webHidden/>
+              </w:rPr>
+              <w:t>6</w:t>
+            </w:r>
+            <w:r>
+              <w:rPr>
+                <w:noProof/>
+                <w:webHidden/>
+              </w:rPr>
+              <w:fldChar w:fldCharType="end"/>
+            </w:r>
+          </w:hyperlink>
+        </w:p>
+        <w:p>
+          <w:pPr>
+            <w:pStyle w:val="TDC3"/>
+            <w:tabs>
+              <w:tab w:val="right" w:leader="dot" w:pos="8494"/>
+            </w:tabs>
+            <w:rPr>
+              <w:rFonts w:eastAsiaTheme="minorEastAsia"/>
+              <w:noProof/>
+              <w:lang w:eastAsia="es-ES"/>
+            </w:rPr>
+          </w:pPr>
+          <w:hyperlink w:anchor="_Toc213785878" w:history="1">
+            <w:r>
+              <w:rPr>
+                <w:rStyle w:val="Hipervnculo"/>
+                <w:rFonts w:ascii="Segoe UI Emoji" w:hAnsi="Segoe UI Emoji" w:cs="Segoe UI Emoji"/>
+                <w:noProof/>
+              </w:rPr>
+              <w:t>🧾</w:t>
+            </w:r>
+            <w:r>
+              <w:rPr>
+                <w:rStyle w:val="Hipervnculo"/>
+                <w:noProof/>
+              </w:rPr>
+              <w:t xml:space="preserve"> FASE 4 — Documentación fiscal y expansión internacional</w:t>
+            </w:r>
+            <w:r>
+              <w:rPr>
+                <w:noProof/>
+                <w:webHidden/>
+              </w:rPr>
+              <w:tab/>
+            </w:r>
+            <w:r>
+              <w:rPr>
+                <w:noProof/>
+                <w:webHidden/>
+              </w:rPr>
+              <w:fldChar w:fldCharType="begin"/>
+            </w:r>
+            <w:r>
+              <w:rPr>
+                <w:noProof/>
+                <w:webHidden/>
+              </w:rPr>
+              <w:instrText xml:space="preserve"> PAGEREF _Toc213785878 \h </w:instrText>
+            </w:r>
+            <w:r>
+              <w:rPr>
+                <w:noProof/>
+                <w:webHidden/>
+              </w:rPr>
+            </w:r>
+            <w:r>
+              <w:rPr>
+                <w:noProof/>
+                <w:webHidden/>
+              </w:rPr>
+              <w:fldChar w:fldCharType="separate"/>
+            </w:r>
+            <w:r>
+              <w:rPr>
+                <w:noProof/>
+                <w:webHidden/>
+              </w:rPr>
+              <w:t>7</w:t>
+            </w:r>
+            <w:r>
+              <w:rPr>
+                <w:noProof/>
+                <w:webHidden/>
+              </w:rPr>
+              <w:fldChar w:fldCharType="end"/>
+            </w:r>
+          </w:hyperlink>
+        </w:p>
+        <w:p>
+          <w:pPr>
+            <w:pStyle w:val="TDC3"/>
+            <w:tabs>
+              <w:tab w:val="right" w:leader="dot" w:pos="8494"/>
+            </w:tabs>
+            <w:rPr>
+              <w:rFonts w:eastAsiaTheme="minorEastAsia"/>
+              <w:noProof/>
+              <w:lang w:eastAsia="es-ES"/>
+            </w:rPr>
+          </w:pPr>
+          <w:hyperlink w:anchor="_Toc213785879" w:history="1">
+            <w:r>
+              <w:rPr>
+                <w:rStyle w:val="Hipervnculo"/>
+                <w:rFonts w:ascii="Segoe UI Emoji" w:hAnsi="Segoe UI Emoji" w:cs="Segoe UI Emoji"/>
+                <w:noProof/>
+              </w:rPr>
+              <w:t>📈</w:t>
+            </w:r>
+            <w:r>
+              <w:rPr>
+                <w:rStyle w:val="Hipervnculo"/>
+                <w:noProof/>
+              </w:rPr>
+              <w:t xml:space="preserve"> FASE 5 — Analítica y optimización del negocio</w:t>
+            </w:r>
+            <w:r>
+              <w:rPr>
+                <w:noProof/>
+                <w:webHidden/>
+              </w:rPr>
+              <w:tab/>
+            </w:r>
+            <w:r>
+              <w:rPr>
+                <w:noProof/>
+                <w:webHidden/>
+              </w:rPr>
+              <w:fldChar w:fldCharType="begin"/>
+            </w:r>
+            <w:r>
+              <w:rPr>
+                <w:noProof/>
+                <w:webHidden/>
+              </w:rPr>
+              <w:instrText xml:space="preserve"> PAGEREF _Toc213785879 \h </w:instrText>
+            </w:r>
+            <w:r>
+              <w:rPr>
+                <w:noProof/>
+                <w:webHidden/>
+              </w:rPr>
+            </w:r>
+            <w:r>
+              <w:rPr>
+                <w:noProof/>
+                <w:webHidden/>
+              </w:rPr>
+              <w:fldChar w:fldCharType="separate"/>
+            </w:r>
+            <w:r>
+              <w:rPr>
+                <w:noProof/>
+                <w:webHidden/>
+              </w:rPr>
+              <w:t>7</w:t>
+            </w:r>
+            <w:r>
+              <w:rPr>
+                <w:noProof/>
+                <w:webHidden/>
+              </w:rPr>
+              <w:fldChar w:fldCharType="end"/>
+            </w:r>
+          </w:hyperlink>
+        </w:p>
+        <w:p>
+          <w:pPr>
+            <w:pStyle w:val="TDC3"/>
+            <w:tabs>
+              <w:tab w:val="right" w:leader="dot" w:pos="8494"/>
+            </w:tabs>
+            <w:rPr>
+              <w:rFonts w:eastAsiaTheme="minorEastAsia"/>
+              <w:noProof/>
+              <w:lang w:eastAsia="es-ES"/>
+            </w:rPr>
+          </w:pPr>
+          <w:hyperlink w:anchor="_Toc213785880" w:history="1">
+            <w:r>
+              <w:rPr>
+                <w:rStyle w:val="Hipervnculo"/>
+                <w:rFonts w:ascii="Segoe UI Emoji" w:hAnsi="Segoe UI Emoji" w:cs="Segoe UI Emoji"/>
+                <w:noProof/>
+              </w:rPr>
+              <w:t>🚀</w:t>
+            </w:r>
+            <w:r>
+              <w:rPr>
+                <w:rStyle w:val="Hipervnculo"/>
+                <w:noProof/>
+              </w:rPr>
+              <w:t xml:space="preserve"> FASE 6 — Mejora continua y escalabilidad futura (opcional)</w:t>
+            </w:r>
+            <w:r>
+              <w:rPr>
+                <w:noProof/>
+                <w:webHidden/>
+              </w:rPr>
+              <w:tab/>
+            </w:r>
+            <w:r>
+              <w:rPr>
+                <w:noProof/>
+                <w:webHidden/>
+              </w:rPr>
+              <w:fldChar w:fldCharType="begin"/>
+            </w:r>
+            <w:r>
+              <w:rPr>
+                <w:noProof/>
+                <w:webHidden/>
+              </w:rPr>
+              <w:instrText xml:space="preserve"> PAGEREF _Toc213785880 \h </w:instrText>
+            </w:r>
+            <w:r>
+              <w:rPr>
+                <w:noProof/>
+                <w:webHidden/>
+              </w:rPr>
+            </w:r>
+            <w:r>
+              <w:rPr>
+                <w:noProof/>
+                <w:webHidden/>
+              </w:rPr>
+              <w:fldChar w:fldCharType="separate"/>
+            </w:r>
+            <w:r>
+              <w:rPr>
+                <w:noProof/>
+                <w:webHidden/>
+              </w:rPr>
+              <w:t>7</w:t>
+            </w:r>
+            <w:r>
+              <w:rPr>
+                <w:noProof/>
+                <w:webHidden/>
+              </w:rPr>
+              <w:fldChar w:fldCharType="end"/>
+            </w:r>
+          </w:hyperlink>
+        </w:p>
+        <w:p>
+          <w:pPr>
+            <w:pStyle w:val="TDC2"/>
+            <w:rPr>
+              <w:rFonts w:eastAsiaTheme="minorEastAsia"/>
+              <w:noProof/>
+              <w:lang w:eastAsia="es-ES"/>
+            </w:rPr>
+          </w:pPr>
+          <w:hyperlink w:anchor="_Toc213785881" w:history="1">
+            <w:r>
+              <w:rPr>
+                <w:rStyle w:val="Hipervnculo"/>
+                <w:noProof/>
+              </w:rPr>
+              <w:t>5. Conclusión</w:t>
+            </w:r>
+            <w:r>
+              <w:rPr>
+                <w:noProof/>
+                <w:webHidden/>
+              </w:rPr>
+              <w:tab/>
+            </w:r>
+            <w:r>
+              <w:rPr>
+                <w:noProof/>
+                <w:webHidden/>
+              </w:rPr>
+              <w:fldChar w:fldCharType="begin"/>
+            </w:r>
+            <w:r>
+              <w:rPr>
+                <w:noProof/>
+                <w:webHidden/>
+              </w:rPr>
+              <w:instrText xml:space="preserve"> PAGEREF _Toc213785881 \h </w:instrText>
+            </w:r>
+            <w:r>
+              <w:rPr>
+                <w:noProof/>
+                <w:webHidden/>
+              </w:rPr>
+            </w:r>
+            <w:r>
+              <w:rPr>
+                <w:noProof/>
+                <w:webHidden/>
+              </w:rPr>
+              <w:fldChar w:fldCharType="separate"/>
+            </w:r>
+            <w:r>
+              <w:rPr>
+                <w:noProof/>
+                <w:webHidden/>
+              </w:rPr>
+              <w:t>8</w:t>
+            </w:r>
+            <w:r>
+              <w:rPr>
+                <w:noProof/>
+                <w:webHidden/>
+              </w:rPr>
+              <w:fldChar w:fldCharType="end"/>
+            </w:r>
+          </w:hyperlink>
+        </w:p>
+        <w:p>
+          <w:r>
+            <w:rPr>
+              <w:b/>
+              <w:bCs/>
+            </w:rPr>
+            <w:fldChar w:fldCharType="end"/>
+          </w:r>
+        </w:p>
+      </w:sdtContent>
+    </w:sdt>
+    <w:p>
+      <w:pPr>
+        <w:jc w:val="center"/>
+        <w:rPr>
+          <w:b/>
+          <w:bCs/>
+          <w:lang w:val="en-US"/>
+        </w:rPr>
+      </w:pPr>
+      <w:r>
+        <w:rPr>
+          <w:b/>
+          <w:bCs/>
+          <w:lang w:val="en-US"/>
+        </w:rPr>
+        <w:br w:type="page"/>
       </w:r>
     </w:p>
     <w:p>
       <w:pPr>
         <w:pStyle w:val="Ttulo2"/>
       </w:pPr>
-      <w:r>
-        <w:t>1.1. Análisis de Requisitos Funcionales (RF) (Completo: Fases 1-4)</w:t>
-      </w:r>
+      <w:bookmarkStart w:id="0" w:name="_Toc213785868"/>
+      <w:r>
+        <w:lastRenderedPageBreak/>
+        <w:t>1. Resumen Ejecutivo</w:t>
+      </w:r>
+      <w:bookmarkEnd w:id="0"/>
     </w:p>
     <w:p>
-      <w:pPr>
-        <w:pStyle w:val="Ttulo2"/>
-      </w:pPr>
-      <w:r>
-        <w:t xml:space="preserve">1.2. Análisis de la Competencia </w:t>
+      <w:r>
+        <w:rPr>
+          <w:b/>
+          <w:bCs/>
+        </w:rPr>
+        <w:t>Caravan Renting Web</w:t>
+      </w:r>
+      <w:r>
+        <w:t xml:space="preserve"> es un proyecto personal concebido como una solución de software como servicio (SaaS) integral para la gestión de alquiler de autocaravanas y campers, inspirado en la funcionalidad y experiencia de usuario de plataformas líderes como Booking.com.</w:t>
       </w:r>
     </w:p>
     <w:p>
-      <w:pPr>
-        <w:pStyle w:val="Ttulo1"/>
-      </w:pPr>
-      <w:r>
-        <w:t>2. Arquitectura y Modelado (El "Plano" del Sistema)</w:t>
+      <w:r>
+        <w:t>El objetivo del proyecto es doble:</w:t>
       </w:r>
     </w:p>
     <w:p>
       <w:pPr>
-        <w:pStyle w:val="Ttulo2"/>
-      </w:pPr>
-      <w:r>
-        <w:t>2.1. Arquitectura de la Solución (</w:t>
-      </w:r>
-      <w:proofErr w:type="spellStart"/>
-      <w:r>
-        <w:t>Stack</w:t>
-      </w:r>
-      <w:proofErr w:type="spellEnd"/>
-      <w:r>
-        <w:t>)</w:t>
+        <w:numPr>
+          <w:ilvl w:val="0"/>
+          <w:numId w:val="4"/>
+        </w:numPr>
+      </w:pPr>
+      <w:r>
+        <w:rPr>
+          <w:b/>
+          <w:bCs/>
+        </w:rPr>
+        <w:t>Producto:</w:t>
+      </w:r>
+      <w:r>
+        <w:t xml:space="preserve"> Crear una plataforma robusta, escalable y profesional que automatice todo el ciclo de vida del alquiler, desde la búsqueda y reserva del cliente hasta la gestión de flota, pagos, contratos y analítica de negocio para el administrador.</w:t>
       </w:r>
     </w:p>
     <w:p>
       <w:pPr>
-        <w:pStyle w:val="Ttulo2"/>
-      </w:pPr>
-      <w:r>
-        <w:t xml:space="preserve">2.2. Modelo de Datos (Diagrama Entidad-Relación) </w:t>
+        <w:numPr>
+          <w:ilvl w:val="0"/>
+          <w:numId w:val="4"/>
+        </w:numPr>
+      </w:pPr>
+      <w:r>
+        <w:rPr>
+          <w:b/>
+          <w:bCs/>
+        </w:rPr>
+        <w:t>Profesional:</w:t>
+      </w:r>
+      <w:r>
+        <w:t xml:space="preserve"> Servir como un proyecto </w:t>
+      </w:r>
+      <w:r>
+        <w:rPr>
+          <w:i/>
+          <w:iCs/>
+        </w:rPr>
+        <w:t>"showcase"</w:t>
+      </w:r>
+      <w:r>
+        <w:t xml:space="preserve"> que demuestre mis competencias integrales en la creación de un producto digital desde cero, abarcando la visión estratégica (PO), la gestión y planificación (PM) y la ejecución técnica (Desarrollador Full-Stack).</w:t>
       </w:r>
     </w:p>
     <w:p>
-      <w:pPr>
-        <w:pStyle w:val="Ttulo2"/>
-      </w:pPr>
-      <w:r>
-        <w:t xml:space="preserve">2.3. Modelo Estático (Diagrama de Clases UML) </w:t>
+      <w:r>
+        <w:t xml:space="preserve">La plataforma se desarrolla utilizando el </w:t>
+      </w:r>
+      <w:r>
+        <w:rPr>
+          <w:b/>
+          <w:bCs/>
+        </w:rPr>
+        <w:t>TALL Stack</w:t>
+      </w:r>
+      <w:r>
+        <w:t xml:space="preserve"> (Tailwind CSS, Alpine.js, Laravel, Livewire), seleccionado por su eficiencia, potencia y la capacidad de crear interfaces dinámicas y reactivas con un ecosistema cohesivo.</w:t>
       </w:r>
     </w:p>
     <w:p>
       <w:pPr>
-        <w:pStyle w:val="Ttulo1"/>
-      </w:pPr>
-      <w:r>
-        <w:t>3. Diagramas de Comportamiento (El "Flujo de Trabajo")</w:t>
-      </w:r>
+        <w:pStyle w:val="Ttulo2"/>
+      </w:pPr>
+      <w:bookmarkStart w:id="1" w:name="_Toc213785869"/>
+      <w:r>
+        <w:t>2. Mi Rol en el Proyecto (PO, PM y Desarrollador)</w:t>
+      </w:r>
+      <w:bookmarkEnd w:id="1"/>
     </w:p>
     <w:p>
-      <w:pPr>
-        <w:pStyle w:val="Ttulo2"/>
-      </w:pPr>
-      <w:r>
-        <w:t xml:space="preserve">3.1. Diagrama de Actividad: Flujo de Reserva del Cliente (RF3) </w:t>
+      <w:r>
+        <w:t>Este proyecto ha sido gestionado y ejecutado íntegramente por mí, permitiéndome asumir tres roles clave del desarrollo de software moderno:</w:t>
       </w:r>
     </w:p>
     <w:p>
       <w:pPr>
-        <w:pStyle w:val="Ttulo2"/>
-      </w:pPr>
-      <w:r>
-        <w:t xml:space="preserve">3.2. Diagrama de Secuencia: Generación de Factura (RF13.1) </w:t>
-      </w:r>
+        <w:pStyle w:val="Ttulo3"/>
+      </w:pPr>
+      <w:bookmarkStart w:id="2" w:name="_Toc213785870"/>
+      <w:r>
+        <w:rPr>
+          <w:rFonts w:ascii="Segoe UI Emoji" w:hAnsi="Segoe UI Emoji" w:cs="Segoe UI Emoji"/>
+        </w:rPr>
+        <w:t>👤</w:t>
+      </w:r>
+      <w:r>
+        <w:t xml:space="preserve"> Como Product Owner (PO)</w:t>
+      </w:r>
+      <w:bookmarkEnd w:id="2"/>
     </w:p>
     <w:p>
       <w:r>
-        <w:rPr>
-          <w:rStyle w:val="Ttulo2Car"/>
-        </w:rPr>
-        <w:t>3.3. Diagrama de Secuencia: Cancelación Automática (RF12.</w:t>
-      </w:r>
-      <w:proofErr w:type="gramStart"/>
-      <w:r>
-        <w:rPr>
-          <w:rStyle w:val="Ttulo2Car"/>
-        </w:rPr>
-        <w:t>1.b</w:t>
-      </w:r>
-      <w:proofErr w:type="gramEnd"/>
-      <w:r>
-        <w:rPr>
-          <w:rStyle w:val="Ttulo2Car"/>
-        </w:rPr>
-        <w:t>)</w:t>
-      </w:r>
-      <w:r>
-        <w:t xml:space="preserve"> </w:t>
+        <w:t xml:space="preserve">Mi labor como Product Owner se centró en definir el </w:t>
+      </w:r>
+      <w:r>
+        <w:rPr>
+          <w:b/>
+          <w:bCs/>
+        </w:rPr>
+        <w:t>"qué"</w:t>
+      </w:r>
+      <w:r>
+        <w:t xml:space="preserve"> y el </w:t>
+      </w:r>
+      <w:r>
+        <w:rPr>
+          <w:b/>
+          <w:bCs/>
+        </w:rPr>
+        <w:t>"porqué"</w:t>
+      </w:r>
+      <w:r>
+        <w:t xml:space="preserve"> del producto.</w:t>
       </w:r>
     </w:p>
     <w:p>
       <w:pPr>
-        <w:pStyle w:val="Ttulo1"/>
-      </w:pPr>
-      <w:r>
-        <w:lastRenderedPageBreak/>
-        <w:t xml:space="preserve">4. </w:t>
-      </w:r>
-      <w:proofErr w:type="spellStart"/>
-      <w:r>
-        <w:t>Analisis</w:t>
-      </w:r>
-      <w:proofErr w:type="spellEnd"/>
-      <w:r>
-        <w:t xml:space="preserve"> de Requisitos Funcionales (RF)</w:t>
+        <w:numPr>
+          <w:ilvl w:val="0"/>
+          <w:numId w:val="5"/>
+        </w:numPr>
+      </w:pPr>
+      <w:r>
+        <w:rPr>
+          <w:b/>
+          <w:bCs/>
+        </w:rPr>
+        <w:t>Visión del Producto:</w:t>
+      </w:r>
+      <w:r>
+        <w:t xml:space="preserve"> Establecí la visión de crear una "experiencia Booking.com" para el nicho de las campers, enfocada en la facilidad de uso para el cliente y la automatización para el propietario.</w:t>
       </w:r>
     </w:p>
     <w:p>
       <w:pPr>
-        <w:pStyle w:val="Ttulo1"/>
-      </w:pPr>
-      <w:r>
-        <w:t>5. Análisis de la Competencia (Posicionamiento de PO)</w:t>
+        <w:numPr>
+          <w:ilvl w:val="0"/>
+          <w:numId w:val="5"/>
+        </w:numPr>
+        <w:rPr>
+          <w:lang w:val="en-US"/>
+        </w:rPr>
+      </w:pPr>
+      <w:r>
+        <w:rPr>
+          <w:b/>
+          <w:bCs/>
+        </w:rPr>
+        <w:t>Definición de Requisitos:</w:t>
+      </w:r>
+      <w:r>
+        <w:t xml:space="preserve"> Traduje esta visión en Requisitos Funcionales (RF) claros y concisos (ej. </w:t>
+      </w:r>
+      <w:r>
+        <w:rPr>
+          <w:lang w:val="en-US"/>
+        </w:rPr>
+        <w:t>RF6.2 Contrato PDF, RF8.1 Búsqueda avanzada, RF9.1 Workflow Check-in).</w:t>
       </w:r>
     </w:p>
     <w:p>
       <w:pPr>
-        <w:pStyle w:val="Ttulo1"/>
-      </w:pPr>
-      <w:r>
-        <w:t>6. Arquitectura de la Solución (Diseño Lógico)</w:t>
+        <w:numPr>
+          <w:ilvl w:val="0"/>
+          <w:numId w:val="5"/>
+        </w:numPr>
+      </w:pPr>
+      <w:r>
+        <w:rPr>
+          <w:b/>
+          <w:bCs/>
+        </w:rPr>
+        <w:t>Prioritización del Backlog:</w:t>
+      </w:r>
+      <w:r>
+        <w:t xml:space="preserve"> Organicé el desarrollo en un </w:t>
+      </w:r>
+      <w:r>
+        <w:rPr>
+          <w:b/>
+          <w:bCs/>
+        </w:rPr>
+        <w:t>Roadmap estratégico de 6 fases</w:t>
+      </w:r>
+      <w:r>
+        <w:t xml:space="preserve"> (ver sección 4). Esto prioriza la entrega de valor, comenzando con un Producto Mínimo Viable (MVP) funcional (Fase 1: Núcleo del sistema) y escalando hacia la automatización (Fase 2-3) y la profesionalización (Fase 4-6).</w:t>
       </w:r>
     </w:p>
     <w:p>
       <w:pPr>
-        <w:pStyle w:val="Ttulo1"/>
-      </w:pPr>
-      <w:r>
-        <w:t>7. Modelo de Datos (Diagrama Entidad-Relación)</w:t>
-      </w:r>
+        <w:pStyle w:val="Ttulo3"/>
+        <w:rPr>
+          <w:lang w:val="en-US"/>
+        </w:rPr>
+      </w:pPr>
+      <w:bookmarkStart w:id="3" w:name="_Toc213785871"/>
+      <w:r>
+        <w:rPr>
+          <w:rFonts w:ascii="Segoe UI Emoji" w:hAnsi="Segoe UI Emoji" w:cs="Segoe UI Emoji"/>
+        </w:rPr>
+        <w:lastRenderedPageBreak/>
+        <w:t>🗂️</w:t>
+      </w:r>
+      <w:r>
+        <w:rPr>
+          <w:lang w:val="en-US"/>
+        </w:rPr>
+        <w:t xml:space="preserve"> Como Project Manager (PM)</w:t>
+      </w:r>
+      <w:bookmarkEnd w:id="3"/>
     </w:p>
     <w:p>
-      <w:pPr>
-        <w:pStyle w:val="Ttulo1"/>
-      </w:pPr>
-      <w:r>
-        <w:t>8. Modelo Estático (Diagrama de Clases)</w:t>
+      <w:r>
+        <w:t xml:space="preserve">Como Project Manager, mi responsabilidad fue el </w:t>
+      </w:r>
+      <w:r>
+        <w:rPr>
+          <w:b/>
+          <w:bCs/>
+        </w:rPr>
+        <w:t>"cuándo"</w:t>
+      </w:r>
+      <w:r>
+        <w:t xml:space="preserve"> y el </w:t>
+      </w:r>
+      <w:r>
+        <w:rPr>
+          <w:b/>
+          <w:bCs/>
+        </w:rPr>
+        <w:t>"cómo"</w:t>
+      </w:r>
+      <w:r>
+        <w:t>, asegurando la ejecución exitosa del roadmap.</w:t>
       </w:r>
     </w:p>
     <w:p>
       <w:pPr>
+        <w:numPr>
+          <w:ilvl w:val="0"/>
+          <w:numId w:val="6"/>
+        </w:numPr>
+      </w:pPr>
+      <w:r>
+        <w:rPr>
+          <w:b/>
+          <w:bCs/>
+        </w:rPr>
+        <w:t>Planificación Estratégica:</w:t>
+      </w:r>
+      <w:r>
+        <w:t xml:space="preserve"> Diseñé el roadmap completo que se detalla más adelante, definiendo los objetivos de cada fase y el resultado esperado.</w:t>
+      </w:r>
+    </w:p>
+    <w:p>
+      <w:pPr>
+        <w:numPr>
+          <w:ilvl w:val="0"/>
+          <w:numId w:val="6"/>
+        </w:numPr>
+      </w:pPr>
+      <w:r>
+        <w:rPr>
+          <w:b/>
+          <w:bCs/>
+        </w:rPr>
+        <w:t>Gestión del Ciclo de Vida:</w:t>
+      </w:r>
+      <w:r>
+        <w:t xml:space="preserve"> Administré el proyecto siguiendo metodologías ágiles (Kanban), utilizando herramientas como Trello para gestionar el flujo de trabajo.</w:t>
+      </w:r>
+    </w:p>
+    <w:p>
+      <w:pPr>
+        <w:numPr>
+          <w:ilvl w:val="0"/>
+          <w:numId w:val="6"/>
+        </w:numPr>
+      </w:pPr>
+      <w:r>
+        <w:rPr>
+          <w:b/>
+          <w:bCs/>
+        </w:rPr>
+        <w:t>Ejecución y Seguimiento:</w:t>
+      </w:r>
+      <w:r>
+        <w:t xml:space="preserve"> Gestioné el backlog de tareas moviéndolas a través de las columnas Backlog (RFs), To Do, In Progress, Testing y Done, asegurando que cada requisito funcional se completara y probara antes de darlo por finalizado (evidenciado en el archivo caravan-renting-web.json adjunto).</w:t>
+      </w:r>
+    </w:p>
+    <w:p>
+      <w:pPr>
+        <w:pStyle w:val="Ttulo3"/>
+      </w:pPr>
+      <w:bookmarkStart w:id="4" w:name="_Toc213785872"/>
+      <w:r>
+        <w:rPr>
+          <w:rFonts w:ascii="Segoe UI Emoji" w:hAnsi="Segoe UI Emoji" w:cs="Segoe UI Emoji"/>
+        </w:rPr>
+        <w:t>💻</w:t>
+      </w:r>
+      <w:r>
+        <w:t xml:space="preserve"> Como Desarrollador Full-Stack (TALL Stack)</w:t>
+      </w:r>
+      <w:bookmarkEnd w:id="4"/>
+    </w:p>
+    <w:p>
+      <w:r>
+        <w:t>Mi rol como Desarrollador fue materializar la visión y el plan en un producto funcional.</w:t>
+      </w:r>
+    </w:p>
+    <w:p>
+      <w:pPr>
+        <w:numPr>
+          <w:ilvl w:val="0"/>
+          <w:numId w:val="7"/>
+        </w:numPr>
+      </w:pPr>
+      <w:r>
+        <w:rPr>
+          <w:b/>
+          <w:bCs/>
+        </w:rPr>
+        <w:t>Backend (Laravel):</w:t>
+      </w:r>
+      <w:r>
+        <w:t xml:space="preserve"> Implementé toda la lógica de negocio, la estructura de la base de datos (modelos, relaciones), la API de reservas, la autenticación y la lógica de generación de documentos (PDFs de contratos y facturas).</w:t>
+      </w:r>
+    </w:p>
+    <w:p>
+      <w:pPr>
+        <w:numPr>
+          <w:ilvl w:val="0"/>
+          <w:numId w:val="7"/>
+        </w:numPr>
+      </w:pPr>
+      <w:r>
+        <w:rPr>
+          <w:b/>
+          <w:bCs/>
+        </w:rPr>
+        <w:t>Frontend (Livewire &amp; Alpine.js):</w:t>
+      </w:r>
+      <w:r>
+        <w:t xml:space="preserve"> Construí una interfaz de usuario dinámica y reactiva. Utilicé Livewire para componentes complejos como el buscador de fechas, los filtros de campers y el proceso de checkout, minimizando la necesidad de JavaScript complejo. Alpine.js se usó para interacciones ligeras de UI.</w:t>
+      </w:r>
+    </w:p>
+    <w:p>
+      <w:pPr>
+        <w:numPr>
+          <w:ilvl w:val="0"/>
+          <w:numId w:val="7"/>
+        </w:numPr>
+      </w:pPr>
+      <w:r>
+        <w:rPr>
+          <w:b/>
+          <w:bCs/>
+        </w:rPr>
+        <w:t>UI/UX (Tailwind CSS):</w:t>
+      </w:r>
+      <w:r>
+        <w:t xml:space="preserve"> Diseñé y maqueté toda la interfaz con Tailwind CSS, creando un diseño profesional, limpio y totalmente </w:t>
+      </w:r>
+      <w:r>
+        <w:rPr>
+          <w:i/>
+          <w:iCs/>
+        </w:rPr>
+        <w:t>responsive</w:t>
+      </w:r>
+      <w:r>
+        <w:t>.</w:t>
+      </w:r>
+    </w:p>
+    <w:p>
+      <w:r>
+        <w:br w:type="page"/>
+      </w:r>
+    </w:p>
+    <w:p>
+      <w:pPr>
         <w:pStyle w:val="Ttulo2"/>
       </w:pPr>
-      <w:r>
-        <w:t>9. Diagramas de Comportamiento</w:t>
+      <w:bookmarkStart w:id="5" w:name="_Toc213785873"/>
+      <w:r>
+        <w:lastRenderedPageBreak/>
+        <w:t>3. Visión Global del Producto</w:t>
+      </w:r>
+      <w:bookmarkEnd w:id="5"/>
+    </w:p>
+    <w:p>
+      <w:r>
+        <w:t>La siguiente tabla resume el enfoque y el resultado de cada fase de desarrollo, diseñada para construir valor de manera incremental.</w:t>
+      </w:r>
+    </w:p>
+    <w:tbl>
+      <w:tblPr>
+        <w:tblStyle w:val="Tablaconcuadrcula5oscura-nfasis3"/>
+        <w:tblW w:w="0" w:type="auto"/>
+        <w:tblLook w:val="04A0" w:firstRow="1" w:lastRow="0" w:firstColumn="1" w:lastColumn="0" w:noHBand="0" w:noVBand="1"/>
+      </w:tblPr>
+      <w:tblGrid>
+        <w:gridCol w:w="729"/>
+        <w:gridCol w:w="2164"/>
+        <w:gridCol w:w="5601"/>
+      </w:tblGrid>
+      <w:tr>
+        <w:trPr>
+          <w:cnfStyle w:val="100000000000" w:firstRow="1" w:lastRow="0" w:firstColumn="0" w:lastColumn="0" w:oddVBand="0" w:evenVBand="0" w:oddHBand="0" w:evenHBand="0" w:firstRowFirstColumn="0" w:firstRowLastColumn="0" w:lastRowFirstColumn="0" w:lastRowLastColumn="0"/>
+        </w:trPr>
+        <w:tc>
+          <w:tcPr>
+            <w:cnfStyle w:val="001000000000" w:firstRow="0" w:lastRow="0" w:firstColumn="1" w:lastColumn="0" w:oddVBand="0" w:evenVBand="0" w:oddHBand="0" w:evenHBand="0" w:firstRowFirstColumn="0" w:firstRowLastColumn="0" w:lastRowFirstColumn="0" w:lastRowLastColumn="0"/>
+            <w:tcW w:w="0" w:type="auto"/>
+            <w:hideMark/>
+          </w:tcPr>
+          <w:p>
+            <w:pPr>
+              <w:spacing w:after="160" w:line="278" w:lineRule="auto"/>
+            </w:pPr>
+            <w:r>
+              <w:t>Fase</w:t>
+            </w:r>
+          </w:p>
+        </w:tc>
+        <w:tc>
+          <w:tcPr>
+            <w:tcW w:w="0" w:type="auto"/>
+            <w:hideMark/>
+          </w:tcPr>
+          <w:p>
+            <w:pPr>
+              <w:spacing w:after="160" w:line="278" w:lineRule="auto"/>
+              <w:cnfStyle w:val="100000000000" w:firstRow="1" w:lastRow="0" w:firstColumn="0" w:lastColumn="0" w:oddVBand="0" w:evenVBand="0" w:oddHBand="0" w:evenHBand="0" w:firstRowFirstColumn="0" w:firstRowLastColumn="0" w:lastRowFirstColumn="0" w:lastRowLastColumn="0"/>
+            </w:pPr>
+            <w:r>
+              <w:t>Enfoque</w:t>
+            </w:r>
+          </w:p>
+        </w:tc>
+        <w:tc>
+          <w:tcPr>
+            <w:tcW w:w="0" w:type="auto"/>
+            <w:hideMark/>
+          </w:tcPr>
+          <w:p>
+            <w:pPr>
+              <w:spacing w:after="160" w:line="278" w:lineRule="auto"/>
+              <w:cnfStyle w:val="100000000000" w:firstRow="1" w:lastRow="0" w:firstColumn="0" w:lastColumn="0" w:oddVBand="0" w:evenVBand="0" w:oddHBand="0" w:evenHBand="0" w:firstRowFirstColumn="0" w:firstRowLastColumn="0" w:lastRowFirstColumn="0" w:lastRowLastColumn="0"/>
+            </w:pPr>
+            <w:r>
+              <w:t>Resultado</w:t>
+            </w:r>
+          </w:p>
+        </w:tc>
+      </w:tr>
+      <w:tr>
+        <w:trPr>
+          <w:cnfStyle w:val="000000100000" w:firstRow="0" w:lastRow="0" w:firstColumn="0" w:lastColumn="0" w:oddVBand="0" w:evenVBand="0" w:oddHBand="1" w:evenHBand="0" w:firstRowFirstColumn="0" w:firstRowLastColumn="0" w:lastRowFirstColumn="0" w:lastRowLastColumn="0"/>
+        </w:trPr>
+        <w:tc>
+          <w:tcPr>
+            <w:cnfStyle w:val="001000000000" w:firstRow="0" w:lastRow="0" w:firstColumn="1" w:lastColumn="0" w:oddVBand="0" w:evenVBand="0" w:oddHBand="0" w:evenHBand="0" w:firstRowFirstColumn="0" w:firstRowLastColumn="0" w:lastRowFirstColumn="0" w:lastRowLastColumn="0"/>
+            <w:tcW w:w="0" w:type="auto"/>
+            <w:hideMark/>
+          </w:tcPr>
+          <w:p>
+            <w:pPr>
+              <w:spacing w:after="160" w:line="278" w:lineRule="auto"/>
+            </w:pPr>
+            <w:r>
+              <w:t>1️</w:t>
+            </w:r>
+            <w:r>
+              <w:rPr>
+                <w:rFonts w:ascii="Segoe UI Symbol" w:hAnsi="Segoe UI Symbol" w:cs="Segoe UI Symbol"/>
+              </w:rPr>
+              <w:t>⃣</w:t>
+            </w:r>
+          </w:p>
+        </w:tc>
+        <w:tc>
+          <w:tcPr>
+            <w:tcW w:w="0" w:type="auto"/>
+            <w:hideMark/>
+          </w:tcPr>
+          <w:p>
+            <w:pPr>
+              <w:spacing w:after="160" w:line="278" w:lineRule="auto"/>
+              <w:cnfStyle w:val="000000100000" w:firstRow="0" w:lastRow="0" w:firstColumn="0" w:lastColumn="0" w:oddVBand="0" w:evenVBand="0" w:oddHBand="1" w:evenHBand="0" w:firstRowFirstColumn="0" w:firstRowLastColumn="0" w:lastRowFirstColumn="0" w:lastRowLastColumn="0"/>
+            </w:pPr>
+            <w:r>
+              <w:t>Base funcional</w:t>
+            </w:r>
+          </w:p>
+        </w:tc>
+        <w:tc>
+          <w:tcPr>
+            <w:tcW w:w="0" w:type="auto"/>
+            <w:hideMark/>
+          </w:tcPr>
+          <w:p>
+            <w:pPr>
+              <w:spacing w:after="160" w:line="278" w:lineRule="auto"/>
+              <w:cnfStyle w:val="000000100000" w:firstRow="0" w:lastRow="0" w:firstColumn="0" w:lastColumn="0" w:oddVBand="0" w:evenVBand="0" w:oddHBand="1" w:evenHBand="0" w:firstRowFirstColumn="0" w:firstRowLastColumn="0" w:lastRowFirstColumn="0" w:lastRowLastColumn="0"/>
+            </w:pPr>
+            <w:r>
+              <w:t>Sistema completo de reservas y gestión interna.</w:t>
+            </w:r>
+          </w:p>
+        </w:tc>
+      </w:tr>
+      <w:tr>
+        <w:tc>
+          <w:tcPr>
+            <w:cnfStyle w:val="001000000000" w:firstRow="0" w:lastRow="0" w:firstColumn="1" w:lastColumn="0" w:oddVBand="0" w:evenVBand="0" w:oddHBand="0" w:evenHBand="0" w:firstRowFirstColumn="0" w:firstRowLastColumn="0" w:lastRowFirstColumn="0" w:lastRowLastColumn="0"/>
+            <w:tcW w:w="0" w:type="auto"/>
+            <w:hideMark/>
+          </w:tcPr>
+          <w:p>
+            <w:pPr>
+              <w:spacing w:after="160" w:line="278" w:lineRule="auto"/>
+            </w:pPr>
+            <w:r>
+              <w:t>2️</w:t>
+            </w:r>
+            <w:r>
+              <w:rPr>
+                <w:rFonts w:ascii="Segoe UI Symbol" w:hAnsi="Segoe UI Symbol" w:cs="Segoe UI Symbol"/>
+              </w:rPr>
+              <w:t>⃣</w:t>
+            </w:r>
+          </w:p>
+        </w:tc>
+        <w:tc>
+          <w:tcPr>
+            <w:tcW w:w="0" w:type="auto"/>
+            <w:hideMark/>
+          </w:tcPr>
+          <w:p>
+            <w:pPr>
+              <w:spacing w:after="160" w:line="278" w:lineRule="auto"/>
+              <w:cnfStyle w:val="000000000000" w:firstRow="0" w:lastRow="0" w:firstColumn="0" w:lastColumn="0" w:oddVBand="0" w:evenVBand="0" w:oddHBand="0" w:evenHBand="0" w:firstRowFirstColumn="0" w:firstRowLastColumn="0" w:lastRowFirstColumn="0" w:lastRowLastColumn="0"/>
+            </w:pPr>
+            <w:r>
+              <w:t>Automatización</w:t>
+            </w:r>
+          </w:p>
+        </w:tc>
+        <w:tc>
+          <w:tcPr>
+            <w:tcW w:w="0" w:type="auto"/>
+            <w:hideMark/>
+          </w:tcPr>
+          <w:p>
+            <w:pPr>
+              <w:spacing w:after="160" w:line="278" w:lineRule="auto"/>
+              <w:cnfStyle w:val="000000000000" w:firstRow="0" w:lastRow="0" w:firstColumn="0" w:lastColumn="0" w:oddVBand="0" w:evenVBand="0" w:oddHBand="0" w:evenHBand="0" w:firstRowFirstColumn="0" w:firstRowLastColumn="0" w:lastRowFirstColumn="0" w:lastRowLastColumn="0"/>
+            </w:pPr>
+            <w:r>
+              <w:t>Menos tareas manuales, control total de operaciones.</w:t>
+            </w:r>
+          </w:p>
+        </w:tc>
+      </w:tr>
+      <w:tr>
+        <w:trPr>
+          <w:cnfStyle w:val="000000100000" w:firstRow="0" w:lastRow="0" w:firstColumn="0" w:lastColumn="0" w:oddVBand="0" w:evenVBand="0" w:oddHBand="1" w:evenHBand="0" w:firstRowFirstColumn="0" w:firstRowLastColumn="0" w:lastRowFirstColumn="0" w:lastRowLastColumn="0"/>
+        </w:trPr>
+        <w:tc>
+          <w:tcPr>
+            <w:cnfStyle w:val="001000000000" w:firstRow="0" w:lastRow="0" w:firstColumn="1" w:lastColumn="0" w:oddVBand="0" w:evenVBand="0" w:oddHBand="0" w:evenHBand="0" w:firstRowFirstColumn="0" w:firstRowLastColumn="0" w:lastRowFirstColumn="0" w:lastRowLastColumn="0"/>
+            <w:tcW w:w="0" w:type="auto"/>
+            <w:hideMark/>
+          </w:tcPr>
+          <w:p>
+            <w:pPr>
+              <w:spacing w:after="160" w:line="278" w:lineRule="auto"/>
+            </w:pPr>
+            <w:r>
+              <w:t>3️</w:t>
+            </w:r>
+            <w:r>
+              <w:rPr>
+                <w:rFonts w:ascii="Segoe UI Symbol" w:hAnsi="Segoe UI Symbol" w:cs="Segoe UI Symbol"/>
+              </w:rPr>
+              <w:t>⃣</w:t>
+            </w:r>
+          </w:p>
+        </w:tc>
+        <w:tc>
+          <w:tcPr>
+            <w:tcW w:w="0" w:type="auto"/>
+            <w:hideMark/>
+          </w:tcPr>
+          <w:p>
+            <w:pPr>
+              <w:spacing w:after="160" w:line="278" w:lineRule="auto"/>
+              <w:cnfStyle w:val="000000100000" w:firstRow="0" w:lastRow="0" w:firstColumn="0" w:lastColumn="0" w:oddVBand="0" w:evenVBand="0" w:oddHBand="1" w:evenHBand="0" w:firstRowFirstColumn="0" w:firstRowLastColumn="0" w:lastRowFirstColumn="0" w:lastRowLastColumn="0"/>
+            </w:pPr>
+            <w:r>
+              <w:t>Experiencia cliente</w:t>
+            </w:r>
+          </w:p>
+        </w:tc>
+        <w:tc>
+          <w:tcPr>
+            <w:tcW w:w="0" w:type="auto"/>
+            <w:hideMark/>
+          </w:tcPr>
+          <w:p>
+            <w:pPr>
+              <w:spacing w:after="160" w:line="278" w:lineRule="auto"/>
+              <w:cnfStyle w:val="000000100000" w:firstRow="0" w:lastRow="0" w:firstColumn="0" w:lastColumn="0" w:oddVBand="0" w:evenVBand="0" w:oddHBand="1" w:evenHBand="0" w:firstRowFirstColumn="0" w:firstRowLastColumn="0" w:lastRowFirstColumn="0" w:lastRowLastColumn="0"/>
+            </w:pPr>
+            <w:r>
+              <w:t>Portal intuitivo y comunicación automatizada.</w:t>
+            </w:r>
+          </w:p>
+        </w:tc>
+      </w:tr>
+      <w:tr>
+        <w:tc>
+          <w:tcPr>
+            <w:cnfStyle w:val="001000000000" w:firstRow="0" w:lastRow="0" w:firstColumn="1" w:lastColumn="0" w:oddVBand="0" w:evenVBand="0" w:oddHBand="0" w:evenHBand="0" w:firstRowFirstColumn="0" w:firstRowLastColumn="0" w:lastRowFirstColumn="0" w:lastRowLastColumn="0"/>
+            <w:tcW w:w="0" w:type="auto"/>
+            <w:hideMark/>
+          </w:tcPr>
+          <w:p>
+            <w:pPr>
+              <w:spacing w:after="160" w:line="278" w:lineRule="auto"/>
+            </w:pPr>
+            <w:r>
+              <w:t>4️</w:t>
+            </w:r>
+            <w:r>
+              <w:rPr>
+                <w:rFonts w:ascii="Segoe UI Symbol" w:hAnsi="Segoe UI Symbol" w:cs="Segoe UI Symbol"/>
+              </w:rPr>
+              <w:t>⃣</w:t>
+            </w:r>
+          </w:p>
+        </w:tc>
+        <w:tc>
+          <w:tcPr>
+            <w:tcW w:w="0" w:type="auto"/>
+            <w:hideMark/>
+          </w:tcPr>
+          <w:p>
+            <w:pPr>
+              <w:spacing w:after="160" w:line="278" w:lineRule="auto"/>
+              <w:cnfStyle w:val="000000000000" w:firstRow="0" w:lastRow="0" w:firstColumn="0" w:lastColumn="0" w:oddVBand="0" w:evenVBand="0" w:oddHBand="0" w:evenHBand="0" w:firstRowFirstColumn="0" w:firstRowLastColumn="0" w:lastRowFirstColumn="0" w:lastRowLastColumn="0"/>
+            </w:pPr>
+            <w:r>
+              <w:t>Profesionalización</w:t>
+            </w:r>
+          </w:p>
+        </w:tc>
+        <w:tc>
+          <w:tcPr>
+            <w:tcW w:w="0" w:type="auto"/>
+            <w:hideMark/>
+          </w:tcPr>
+          <w:p>
+            <w:pPr>
+              <w:spacing w:after="160" w:line="278" w:lineRule="auto"/>
+              <w:cnfStyle w:val="000000000000" w:firstRow="0" w:lastRow="0" w:firstColumn="0" w:lastColumn="0" w:oddVBand="0" w:evenVBand="0" w:oddHBand="0" w:evenHBand="0" w:firstRowFirstColumn="0" w:firstRowLastColumn="0" w:lastRowFirstColumn="0" w:lastRowLastColumn="0"/>
+            </w:pPr>
+            <w:r>
+              <w:t>Cumplimiento legal y atractivo internacional.</w:t>
+            </w:r>
+          </w:p>
+        </w:tc>
+      </w:tr>
+      <w:tr>
+        <w:trPr>
+          <w:cnfStyle w:val="000000100000" w:firstRow="0" w:lastRow="0" w:firstColumn="0" w:lastColumn="0" w:oddVBand="0" w:evenVBand="0" w:oddHBand="1" w:evenHBand="0" w:firstRowFirstColumn="0" w:firstRowLastColumn="0" w:lastRowFirstColumn="0" w:lastRowLastColumn="0"/>
+        </w:trPr>
+        <w:tc>
+          <w:tcPr>
+            <w:cnfStyle w:val="001000000000" w:firstRow="0" w:lastRow="0" w:firstColumn="1" w:lastColumn="0" w:oddVBand="0" w:evenVBand="0" w:oddHBand="0" w:evenHBand="0" w:firstRowFirstColumn="0" w:firstRowLastColumn="0" w:lastRowFirstColumn="0" w:lastRowLastColumn="0"/>
+            <w:tcW w:w="0" w:type="auto"/>
+            <w:hideMark/>
+          </w:tcPr>
+          <w:p>
+            <w:pPr>
+              <w:spacing w:after="160" w:line="278" w:lineRule="auto"/>
+            </w:pPr>
+            <w:r>
+              <w:t>5️</w:t>
+            </w:r>
+            <w:r>
+              <w:rPr>
+                <w:rFonts w:ascii="Segoe UI Symbol" w:hAnsi="Segoe UI Symbol" w:cs="Segoe UI Symbol"/>
+              </w:rPr>
+              <w:t>⃣</w:t>
+            </w:r>
+          </w:p>
+        </w:tc>
+        <w:tc>
+          <w:tcPr>
+            <w:tcW w:w="0" w:type="auto"/>
+            <w:hideMark/>
+          </w:tcPr>
+          <w:p>
+            <w:pPr>
+              <w:spacing w:after="160" w:line="278" w:lineRule="auto"/>
+              <w:cnfStyle w:val="000000100000" w:firstRow="0" w:lastRow="0" w:firstColumn="0" w:lastColumn="0" w:oddVBand="0" w:evenVBand="0" w:oddHBand="1" w:evenHBand="0" w:firstRowFirstColumn="0" w:firstRowLastColumn="0" w:lastRowFirstColumn="0" w:lastRowLastColumn="0"/>
+            </w:pPr>
+            <w:r>
+              <w:t>Analítica</w:t>
+            </w:r>
+          </w:p>
+        </w:tc>
+        <w:tc>
+          <w:tcPr>
+            <w:tcW w:w="0" w:type="auto"/>
+            <w:hideMark/>
+          </w:tcPr>
+          <w:p>
+            <w:pPr>
+              <w:spacing w:after="160" w:line="278" w:lineRule="auto"/>
+              <w:cnfStyle w:val="000000100000" w:firstRow="0" w:lastRow="0" w:firstColumn="0" w:lastColumn="0" w:oddVBand="0" w:evenVBand="0" w:oddHBand="1" w:evenHBand="0" w:firstRowFirstColumn="0" w:firstRowLastColumn="0" w:lastRowFirstColumn="0" w:lastRowLastColumn="0"/>
+            </w:pPr>
+            <w:r>
+              <w:t>Datos para optimizar rentabilidad y ocupación.</w:t>
+            </w:r>
+          </w:p>
+        </w:tc>
+      </w:tr>
+      <w:tr>
+        <w:tc>
+          <w:tcPr>
+            <w:cnfStyle w:val="001000000000" w:firstRow="0" w:lastRow="0" w:firstColumn="1" w:lastColumn="0" w:oddVBand="0" w:evenVBand="0" w:oddHBand="0" w:evenHBand="0" w:firstRowFirstColumn="0" w:firstRowLastColumn="0" w:lastRowFirstColumn="0" w:lastRowLastColumn="0"/>
+            <w:tcW w:w="0" w:type="auto"/>
+            <w:hideMark/>
+          </w:tcPr>
+          <w:p>
+            <w:pPr>
+              <w:spacing w:after="160" w:line="278" w:lineRule="auto"/>
+            </w:pPr>
+            <w:r>
+              <w:t>6️</w:t>
+            </w:r>
+            <w:r>
+              <w:rPr>
+                <w:rFonts w:ascii="Segoe UI Symbol" w:hAnsi="Segoe UI Symbol" w:cs="Segoe UI Symbol"/>
+              </w:rPr>
+              <w:t>⃣</w:t>
+            </w:r>
+          </w:p>
+        </w:tc>
+        <w:tc>
+          <w:tcPr>
+            <w:tcW w:w="0" w:type="auto"/>
+            <w:hideMark/>
+          </w:tcPr>
+          <w:p>
+            <w:pPr>
+              <w:spacing w:after="160" w:line="278" w:lineRule="auto"/>
+              <w:cnfStyle w:val="000000000000" w:firstRow="0" w:lastRow="0" w:firstColumn="0" w:lastColumn="0" w:oddVBand="0" w:evenVBand="0" w:oddHBand="0" w:evenHBand="0" w:firstRowFirstColumn="0" w:firstRowLastColumn="0" w:lastRowFirstColumn="0" w:lastRowLastColumn="0"/>
+            </w:pPr>
+            <w:r>
+              <w:t>Escalabilidad</w:t>
+            </w:r>
+          </w:p>
+        </w:tc>
+        <w:tc>
+          <w:tcPr>
+            <w:tcW w:w="0" w:type="auto"/>
+            <w:hideMark/>
+          </w:tcPr>
+          <w:p>
+            <w:pPr>
+              <w:spacing w:after="160" w:line="278" w:lineRule="auto"/>
+              <w:cnfStyle w:val="000000000000" w:firstRow="0" w:lastRow="0" w:firstColumn="0" w:lastColumn="0" w:oddVBand="0" w:evenVBand="0" w:oddHBand="0" w:evenHBand="0" w:firstRowFirstColumn="0" w:firstRowLastColumn="0" w:lastRowFirstColumn="0" w:lastRowLastColumn="0"/>
+            </w:pPr>
+            <w:r>
+              <w:t>Preparado para crecer (propietarios, SEO, chat, mantenimiento).</w:t>
+            </w:r>
+          </w:p>
+        </w:tc>
+      </w:tr>
+    </w:tbl>
+    <w:p>
+      <w:pPr>
+        <w:pStyle w:val="Ttulo2"/>
+      </w:pPr>
+      <w:bookmarkStart w:id="6" w:name="_Toc213785874"/>
+      <w:r>
+        <w:t>4. Roadmap Estratégico del Proyecto</w:t>
+      </w:r>
+      <w:bookmarkEnd w:id="6"/>
+    </w:p>
+    <w:p>
+      <w:r>
+        <w:t>A continuación, se presenta el desglose completo del roadmap utilizado para la planificación y ejecución de "Caravan Renting Web".</w:t>
+      </w:r>
+    </w:p>
+    <w:p>
+      <w:pPr>
+        <w:pStyle w:val="Ttulo3"/>
+      </w:pPr>
+      <w:bookmarkStart w:id="7" w:name="_Toc213785875"/>
+      <w:r>
+        <w:rPr>
+          <w:rFonts w:ascii="Segoe UI Emoji" w:hAnsi="Segoe UI Emoji" w:cs="Segoe UI Emoji"/>
+        </w:rPr>
+        <w:t>🧩</w:t>
+      </w:r>
+      <w:r>
+        <w:t xml:space="preserve"> FASE 1 — Núcleo del sistema (base del producto)</w:t>
+      </w:r>
+      <w:bookmarkEnd w:id="7"/>
+    </w:p>
+    <w:p>
+      <w:r>
+        <w:rPr>
+          <w:b/>
+          <w:bCs/>
+        </w:rPr>
+        <w:t>Objetivo:</w:t>
+      </w:r>
+      <w:r>
+        <w:t xml:space="preserve"> Disponer de un sistema de reservas funcional, con pagos, contratos y administración interna básica. </w:t>
+      </w:r>
+      <w:r>
+        <w:rPr>
+          <w:b/>
+          <w:bCs/>
+        </w:rPr>
+        <w:t>Estado:</w:t>
+      </w:r>
+      <w:r>
+        <w:t xml:space="preserve"> </w:t>
+      </w:r>
+      <w:r>
+        <w:rPr>
+          <w:rFonts w:ascii="Segoe UI Emoji" w:hAnsi="Segoe UI Emoji" w:cs="Segoe UI Emoji"/>
+        </w:rPr>
+        <w:t>✅</w:t>
+      </w:r>
+      <w:r>
+        <w:t xml:space="preserve"> Completada.</w:t>
+      </w:r>
+    </w:p>
+    <w:tbl>
+      <w:tblPr>
+        <w:tblStyle w:val="Tablaconcuadrcula5oscura-nfasis3"/>
+        <w:tblW w:w="0" w:type="auto"/>
+        <w:tblLook w:val="04A0" w:firstRow="1" w:lastRow="0" w:firstColumn="1" w:lastColumn="0" w:noHBand="0" w:noVBand="1"/>
+      </w:tblPr>
+      <w:tblGrid>
+        <w:gridCol w:w="960"/>
+        <w:gridCol w:w="2547"/>
+        <w:gridCol w:w="4987"/>
+      </w:tblGrid>
+      <w:tr>
+        <w:trPr>
+          <w:cnfStyle w:val="100000000000" w:firstRow="1" w:lastRow="0" w:firstColumn="0" w:lastColumn="0" w:oddVBand="0" w:evenVBand="0" w:oddHBand="0" w:evenHBand="0" w:firstRowFirstColumn="0" w:firstRowLastColumn="0" w:lastRowFirstColumn="0" w:lastRowLastColumn="0"/>
+        </w:trPr>
+        <w:tc>
+          <w:tcPr>
+            <w:cnfStyle w:val="001000000000" w:firstRow="0" w:lastRow="0" w:firstColumn="1" w:lastColumn="0" w:oddVBand="0" w:evenVBand="0" w:oddHBand="0" w:evenHBand="0" w:firstRowFirstColumn="0" w:firstRowLastColumn="0" w:lastRowFirstColumn="0" w:lastRowLastColumn="0"/>
+            <w:tcW w:w="0" w:type="auto"/>
+            <w:hideMark/>
+          </w:tcPr>
+          <w:p>
+            <w:pPr>
+              <w:spacing w:after="160" w:line="278" w:lineRule="auto"/>
+            </w:pPr>
+            <w:r>
+              <w:t>RF</w:t>
+            </w:r>
+          </w:p>
+        </w:tc>
+        <w:tc>
+          <w:tcPr>
+            <w:tcW w:w="0" w:type="auto"/>
+            <w:hideMark/>
+          </w:tcPr>
+          <w:p>
+            <w:pPr>
+              <w:spacing w:after="160" w:line="278" w:lineRule="auto"/>
+              <w:cnfStyle w:val="100000000000" w:firstRow="1" w:lastRow="0" w:firstColumn="0" w:lastColumn="0" w:oddVBand="0" w:evenVBand="0" w:oddHBand="0" w:evenHBand="0" w:firstRowFirstColumn="0" w:firstRowLastColumn="0" w:lastRowFirstColumn="0" w:lastRowLastColumn="0"/>
+            </w:pPr>
+            <w:r>
+              <w:t>Título</w:t>
+            </w:r>
+          </w:p>
+        </w:tc>
+        <w:tc>
+          <w:tcPr>
+            <w:tcW w:w="0" w:type="auto"/>
+            <w:hideMark/>
+          </w:tcPr>
+          <w:p>
+            <w:pPr>
+              <w:spacing w:after="160" w:line="278" w:lineRule="auto"/>
+              <w:cnfStyle w:val="100000000000" w:firstRow="1" w:lastRow="0" w:firstColumn="0" w:lastColumn="0" w:oddVBand="0" w:evenVBand="0" w:oddHBand="0" w:evenHBand="0" w:firstRowFirstColumn="0" w:firstRowLastColumn="0" w:lastRowFirstColumn="0" w:lastRowLastColumn="0"/>
+            </w:pPr>
+            <w:r>
+              <w:t>Descripción</w:t>
+            </w:r>
+          </w:p>
+        </w:tc>
+      </w:tr>
+      <w:tr>
+        <w:trPr>
+          <w:cnfStyle w:val="000000100000" w:firstRow="0" w:lastRow="0" w:firstColumn="0" w:lastColumn="0" w:oddVBand="0" w:evenVBand="0" w:oddHBand="1" w:evenHBand="0" w:firstRowFirstColumn="0" w:firstRowLastColumn="0" w:lastRowFirstColumn="0" w:lastRowLastColumn="0"/>
+        </w:trPr>
+        <w:tc>
+          <w:tcPr>
+            <w:cnfStyle w:val="001000000000" w:firstRow="0" w:lastRow="0" w:firstColumn="1" w:lastColumn="0" w:oddVBand="0" w:evenVBand="0" w:oddHBand="0" w:evenHBand="0" w:firstRowFirstColumn="0" w:firstRowLastColumn="0" w:lastRowFirstColumn="0" w:lastRowLastColumn="0"/>
+            <w:tcW w:w="0" w:type="auto"/>
+            <w:hideMark/>
+          </w:tcPr>
+          <w:p>
+            <w:pPr>
+              <w:spacing w:after="160" w:line="278" w:lineRule="auto"/>
+            </w:pPr>
+            <w:r>
+              <w:t>RF1–RF4</w:t>
+            </w:r>
+          </w:p>
+        </w:tc>
+        <w:tc>
+          <w:tcPr>
+            <w:tcW w:w="0" w:type="auto"/>
+            <w:hideMark/>
+          </w:tcPr>
+          <w:p>
+            <w:pPr>
+              <w:spacing w:after="160" w:line="278" w:lineRule="auto"/>
+              <w:cnfStyle w:val="000000100000" w:firstRow="0" w:lastRow="0" w:firstColumn="0" w:lastColumn="0" w:oddVBand="0" w:evenVBand="0" w:oddHBand="1" w:evenHBand="0" w:firstRowFirstColumn="0" w:firstRowLastColumn="0" w:lastRowFirstColumn="0" w:lastRowLastColumn="0"/>
+            </w:pPr>
+            <w:r>
+              <w:t>Sistema base</w:t>
+            </w:r>
+          </w:p>
+        </w:tc>
+        <w:tc>
+          <w:tcPr>
+            <w:tcW w:w="0" w:type="auto"/>
+            <w:hideMark/>
+          </w:tcPr>
+          <w:p>
+            <w:pPr>
+              <w:spacing w:after="160" w:line="278" w:lineRule="auto"/>
+              <w:cnfStyle w:val="000000100000" w:firstRow="0" w:lastRow="0" w:firstColumn="0" w:lastColumn="0" w:oddVBand="0" w:evenVBand="0" w:oddHBand="1" w:evenHBand="0" w:firstRowFirstColumn="0" w:firstRowLastColumn="0" w:lastRowFirstColumn="0" w:lastRowLastColumn="0"/>
+            </w:pPr>
+            <w:r>
+              <w:t>CRUDs principales: gestión de campers, clientes, reservas y precios.</w:t>
+            </w:r>
+          </w:p>
+        </w:tc>
+      </w:tr>
+      <w:tr>
+        <w:tc>
+          <w:tcPr>
+            <w:cnfStyle w:val="001000000000" w:firstRow="0" w:lastRow="0" w:firstColumn="1" w:lastColumn="0" w:oddVBand="0" w:evenVBand="0" w:oddHBand="0" w:evenHBand="0" w:firstRowFirstColumn="0" w:firstRowLastColumn="0" w:lastRowFirstColumn="0" w:lastRowLastColumn="0"/>
+            <w:tcW w:w="0" w:type="auto"/>
+            <w:hideMark/>
+          </w:tcPr>
+          <w:p>
+            <w:pPr>
+              <w:spacing w:after="160" w:line="278" w:lineRule="auto"/>
+            </w:pPr>
+            <w:r>
+              <w:t>RF5.1</w:t>
+            </w:r>
+          </w:p>
+        </w:tc>
+        <w:tc>
+          <w:tcPr>
+            <w:tcW w:w="0" w:type="auto"/>
+            <w:hideMark/>
+          </w:tcPr>
+          <w:p>
+            <w:pPr>
+              <w:spacing w:after="160" w:line="278" w:lineRule="auto"/>
+              <w:cnfStyle w:val="000000000000" w:firstRow="0" w:lastRow="0" w:firstColumn="0" w:lastColumn="0" w:oddVBand="0" w:evenVBand="0" w:oddHBand="0" w:evenHBand="0" w:firstRowFirstColumn="0" w:firstRowLastColumn="0" w:lastRowFirstColumn="0" w:lastRowLastColumn="0"/>
+            </w:pPr>
+            <w:r>
+              <w:t>Cupones y descuentos manuales</w:t>
+            </w:r>
+          </w:p>
+        </w:tc>
+        <w:tc>
+          <w:tcPr>
+            <w:tcW w:w="0" w:type="auto"/>
+            <w:hideMark/>
+          </w:tcPr>
+          <w:p>
+            <w:pPr>
+              <w:spacing w:after="160" w:line="278" w:lineRule="auto"/>
+              <w:cnfStyle w:val="000000000000" w:firstRow="0" w:lastRow="0" w:firstColumn="0" w:lastColumn="0" w:oddVBand="0" w:evenVBand="0" w:oddHBand="0" w:evenHBand="0" w:firstRowFirstColumn="0" w:firstRowLastColumn="0" w:lastRowFirstColumn="0" w:lastRowLastColumn="0"/>
+            </w:pPr>
+            <w:r>
+              <w:t>Aplicación de cupones promocionales durante el proceso de reserva.</w:t>
+            </w:r>
+          </w:p>
+        </w:tc>
+      </w:tr>
+      <w:tr>
+        <w:trPr>
+          <w:cnfStyle w:val="000000100000" w:firstRow="0" w:lastRow="0" w:firstColumn="0" w:lastColumn="0" w:oddVBand="0" w:evenVBand="0" w:oddHBand="1" w:evenHBand="0" w:firstRowFirstColumn="0" w:firstRowLastColumn="0" w:lastRowFirstColumn="0" w:lastRowLastColumn="0"/>
+        </w:trPr>
+        <w:tc>
+          <w:tcPr>
+            <w:cnfStyle w:val="001000000000" w:firstRow="0" w:lastRow="0" w:firstColumn="1" w:lastColumn="0" w:oddVBand="0" w:evenVBand="0" w:oddHBand="0" w:evenHBand="0" w:firstRowFirstColumn="0" w:firstRowLastColumn="0" w:lastRowFirstColumn="0" w:lastRowLastColumn="0"/>
+            <w:tcW w:w="0" w:type="auto"/>
+            <w:hideMark/>
+          </w:tcPr>
+          <w:p>
+            <w:pPr>
+              <w:spacing w:after="160" w:line="278" w:lineRule="auto"/>
+            </w:pPr>
+            <w:r>
+              <w:t>RF5.2</w:t>
+            </w:r>
+          </w:p>
+        </w:tc>
+        <w:tc>
+          <w:tcPr>
+            <w:tcW w:w="0" w:type="auto"/>
+            <w:hideMark/>
+          </w:tcPr>
+          <w:p>
+            <w:pPr>
+              <w:spacing w:after="160" w:line="278" w:lineRule="auto"/>
+              <w:cnfStyle w:val="000000100000" w:firstRow="0" w:lastRow="0" w:firstColumn="0" w:lastColumn="0" w:oddVBand="0" w:evenVBand="0" w:oddHBand="1" w:evenHBand="0" w:firstRowFirstColumn="0" w:firstRowLastColumn="0" w:lastRowFirstColumn="0" w:lastRowLastColumn="0"/>
+            </w:pPr>
+            <w:r>
+              <w:t>Reseñas de clientes</w:t>
+            </w:r>
+          </w:p>
+        </w:tc>
+        <w:tc>
+          <w:tcPr>
+            <w:tcW w:w="0" w:type="auto"/>
+            <w:hideMark/>
+          </w:tcPr>
+          <w:p>
+            <w:pPr>
+              <w:spacing w:after="160" w:line="278" w:lineRule="auto"/>
+              <w:cnfStyle w:val="000000100000" w:firstRow="0" w:lastRow="0" w:firstColumn="0" w:lastColumn="0" w:oddVBand="0" w:evenVBand="0" w:oddHBand="1" w:evenHBand="0" w:firstRowFirstColumn="0" w:firstRowLastColumn="0" w:lastRowFirstColumn="0" w:lastRowLastColumn="0"/>
+            </w:pPr>
+            <w:r>
+              <w:t>Posibilidad de dejar valoraciones y comentarios en cada camper.</w:t>
+            </w:r>
+          </w:p>
+        </w:tc>
+      </w:tr>
+      <w:tr>
+        <w:tc>
+          <w:tcPr>
+            <w:cnfStyle w:val="001000000000" w:firstRow="0" w:lastRow="0" w:firstColumn="1" w:lastColumn="0" w:oddVBand="0" w:evenVBand="0" w:oddHBand="0" w:evenHBand="0" w:firstRowFirstColumn="0" w:firstRowLastColumn="0" w:lastRowFirstColumn="0" w:lastRowLastColumn="0"/>
+            <w:tcW w:w="0" w:type="auto"/>
+            <w:hideMark/>
+          </w:tcPr>
+          <w:p>
+            <w:pPr>
+              <w:spacing w:after="160" w:line="278" w:lineRule="auto"/>
+            </w:pPr>
+            <w:r>
+              <w:t>RF6.2</w:t>
+            </w:r>
+          </w:p>
+        </w:tc>
+        <w:tc>
+          <w:tcPr>
+            <w:tcW w:w="0" w:type="auto"/>
+            <w:hideMark/>
+          </w:tcPr>
+          <w:p>
+            <w:pPr>
+              <w:spacing w:after="160" w:line="278" w:lineRule="auto"/>
+              <w:cnfStyle w:val="000000000000" w:firstRow="0" w:lastRow="0" w:firstColumn="0" w:lastColumn="0" w:oddVBand="0" w:evenVBand="0" w:oddHBand="0" w:evenHBand="0" w:firstRowFirstColumn="0" w:firstRowLastColumn="0" w:lastRowFirstColumn="0" w:lastRowLastColumn="0"/>
+            </w:pPr>
+            <w:r>
+              <w:t>Contrato PDF</w:t>
+            </w:r>
+          </w:p>
+        </w:tc>
+        <w:tc>
+          <w:tcPr>
+            <w:tcW w:w="0" w:type="auto"/>
+            <w:hideMark/>
+          </w:tcPr>
+          <w:p>
+            <w:pPr>
+              <w:spacing w:after="160" w:line="278" w:lineRule="auto"/>
+              <w:cnfStyle w:val="000000000000" w:firstRow="0" w:lastRow="0" w:firstColumn="0" w:lastColumn="0" w:oddVBand="0" w:evenVBand="0" w:oddHBand="0" w:evenHBand="0" w:firstRowFirstColumn="0" w:firstRowLastColumn="0" w:lastRowFirstColumn="0" w:lastRowLastColumn="0"/>
+            </w:pPr>
+            <w:r>
+              <w:t>Generación automática de contrato de alquiler en PDF al confirmar reserva.</w:t>
+            </w:r>
+          </w:p>
+        </w:tc>
+      </w:tr>
+      <w:tr>
+        <w:trPr>
+          <w:cnfStyle w:val="000000100000" w:firstRow="0" w:lastRow="0" w:firstColumn="0" w:lastColumn="0" w:oddVBand="0" w:evenVBand="0" w:oddHBand="1" w:evenHBand="0" w:firstRowFirstColumn="0" w:firstRowLastColumn="0" w:lastRowFirstColumn="0" w:lastRowLastColumn="0"/>
+        </w:trPr>
+        <w:tc>
+          <w:tcPr>
+            <w:cnfStyle w:val="001000000000" w:firstRow="0" w:lastRow="0" w:firstColumn="1" w:lastColumn="0" w:oddVBand="0" w:evenVBand="0" w:oddHBand="0" w:evenHBand="0" w:firstRowFirstColumn="0" w:firstRowLastColumn="0" w:lastRowFirstColumn="0" w:lastRowLastColumn="0"/>
+            <w:tcW w:w="0" w:type="auto"/>
+            <w:hideMark/>
+          </w:tcPr>
+          <w:p>
+            <w:pPr>
+              <w:spacing w:after="160" w:line="278" w:lineRule="auto"/>
+            </w:pPr>
+            <w:r>
+              <w:t>RF6.4</w:t>
+            </w:r>
+          </w:p>
+        </w:tc>
+        <w:tc>
+          <w:tcPr>
+            <w:tcW w:w="0" w:type="auto"/>
+            <w:hideMark/>
+          </w:tcPr>
+          <w:p>
+            <w:pPr>
+              <w:spacing w:after="160" w:line="278" w:lineRule="auto"/>
+              <w:cnfStyle w:val="000000100000" w:firstRow="0" w:lastRow="0" w:firstColumn="0" w:lastColumn="0" w:oddVBand="0" w:evenVBand="0" w:oddHBand="1" w:evenHBand="0" w:firstRowFirstColumn="0" w:firstRowLastColumn="0" w:lastRowFirstColumn="0" w:lastRowLastColumn="0"/>
+            </w:pPr>
+            <w:r>
+              <w:t>Registro de kilometraje</w:t>
+            </w:r>
+          </w:p>
+        </w:tc>
+        <w:tc>
+          <w:tcPr>
+            <w:tcW w:w="0" w:type="auto"/>
+            <w:hideMark/>
+          </w:tcPr>
+          <w:p>
+            <w:pPr>
+              <w:spacing w:after="160" w:line="278" w:lineRule="auto"/>
+              <w:cnfStyle w:val="000000100000" w:firstRow="0" w:lastRow="0" w:firstColumn="0" w:lastColumn="0" w:oddVBand="0" w:evenVBand="0" w:oddHBand="1" w:evenHBand="0" w:firstRowFirstColumn="0" w:firstRowLastColumn="0" w:lastRowFirstColumn="0" w:lastRowLastColumn="0"/>
+            </w:pPr>
+            <w:r>
+              <w:t>Guardar kilometraje inicial y final por reserva.</w:t>
+            </w:r>
+          </w:p>
+        </w:tc>
+      </w:tr>
+      <w:tr>
+        <w:tc>
+          <w:tcPr>
+            <w:cnfStyle w:val="001000000000" w:firstRow="0" w:lastRow="0" w:firstColumn="1" w:lastColumn="0" w:oddVBand="0" w:evenVBand="0" w:oddHBand="0" w:evenHBand="0" w:firstRowFirstColumn="0" w:firstRowLastColumn="0" w:lastRowFirstColumn="0" w:lastRowLastColumn="0"/>
+            <w:tcW w:w="0" w:type="auto"/>
+            <w:hideMark/>
+          </w:tcPr>
+          <w:p>
+            <w:pPr>
+              <w:spacing w:after="160" w:line="278" w:lineRule="auto"/>
+            </w:pPr>
+            <w:r>
+              <w:lastRenderedPageBreak/>
+              <w:t>RF6.5</w:t>
+            </w:r>
+          </w:p>
+        </w:tc>
+        <w:tc>
+          <w:tcPr>
+            <w:tcW w:w="0" w:type="auto"/>
+            <w:hideMark/>
+          </w:tcPr>
+          <w:p>
+            <w:pPr>
+              <w:spacing w:after="160" w:line="278" w:lineRule="auto"/>
+              <w:cnfStyle w:val="000000000000" w:firstRow="0" w:lastRow="0" w:firstColumn="0" w:lastColumn="0" w:oddVBand="0" w:evenVBand="0" w:oddHBand="0" w:evenHBand="0" w:firstRowFirstColumn="0" w:firstRowLastColumn="0" w:lastRowFirstColumn="0" w:lastRowLastColumn="0"/>
+            </w:pPr>
+            <w:r>
+              <w:t>Cargos extra</w:t>
+            </w:r>
+          </w:p>
+        </w:tc>
+        <w:tc>
+          <w:tcPr>
+            <w:tcW w:w="0" w:type="auto"/>
+            <w:hideMark/>
+          </w:tcPr>
+          <w:p>
+            <w:pPr>
+              <w:spacing w:after="160" w:line="278" w:lineRule="auto"/>
+              <w:cnfStyle w:val="000000000000" w:firstRow="0" w:lastRow="0" w:firstColumn="0" w:lastColumn="0" w:oddVBand="0" w:evenVBand="0" w:oddHBand="0" w:evenHBand="0" w:firstRowFirstColumn="0" w:firstRowLastColumn="0" w:lastRowFirstColumn="0" w:lastRowLastColumn="0"/>
+            </w:pPr>
+            <w:r>
+              <w:t>Calcular automáticamente recargos por exceso de kilómetros, combustible o daños.</w:t>
+            </w:r>
+          </w:p>
+        </w:tc>
+      </w:tr>
+      <w:tr>
+        <w:trPr>
+          <w:cnfStyle w:val="000000100000" w:firstRow="0" w:lastRow="0" w:firstColumn="0" w:lastColumn="0" w:oddVBand="0" w:evenVBand="0" w:oddHBand="1" w:evenHBand="0" w:firstRowFirstColumn="0" w:firstRowLastColumn="0" w:lastRowFirstColumn="0" w:lastRowLastColumn="0"/>
+        </w:trPr>
+        <w:tc>
+          <w:tcPr>
+            <w:cnfStyle w:val="001000000000" w:firstRow="0" w:lastRow="0" w:firstColumn="1" w:lastColumn="0" w:oddVBand="0" w:evenVBand="0" w:oddHBand="0" w:evenHBand="0" w:firstRowFirstColumn="0" w:firstRowLastColumn="0" w:lastRowFirstColumn="0" w:lastRowLastColumn="0"/>
+            <w:tcW w:w="0" w:type="auto"/>
+            <w:hideMark/>
+          </w:tcPr>
+          <w:p>
+            <w:pPr>
+              <w:spacing w:after="160" w:line="278" w:lineRule="auto"/>
+            </w:pPr>
+            <w:r>
+              <w:t>RF7.1</w:t>
+            </w:r>
+          </w:p>
+        </w:tc>
+        <w:tc>
+          <w:tcPr>
+            <w:tcW w:w="0" w:type="auto"/>
+            <w:hideMark/>
+          </w:tcPr>
+          <w:p>
+            <w:pPr>
+              <w:spacing w:after="160" w:line="278" w:lineRule="auto"/>
+              <w:cnfStyle w:val="000000100000" w:firstRow="0" w:lastRow="0" w:firstColumn="0" w:lastColumn="0" w:oddVBand="0" w:evenVBand="0" w:oddHBand="1" w:evenHBand="0" w:firstRowFirstColumn="0" w:firstRowLastColumn="0" w:lastRowFirstColumn="0" w:lastRowLastColumn="0"/>
+            </w:pPr>
+            <w:r>
+              <w:t>Notificaciones automáticas</w:t>
+            </w:r>
+          </w:p>
+        </w:tc>
+        <w:tc>
+          <w:tcPr>
+            <w:tcW w:w="0" w:type="auto"/>
+            <w:hideMark/>
+          </w:tcPr>
+          <w:p>
+            <w:pPr>
+              <w:spacing w:after="160" w:line="278" w:lineRule="auto"/>
+              <w:cnfStyle w:val="000000100000" w:firstRow="0" w:lastRow="0" w:firstColumn="0" w:lastColumn="0" w:oddVBand="0" w:evenVBand="0" w:oddHBand="1" w:evenHBand="0" w:firstRowFirstColumn="0" w:firstRowLastColumn="0" w:lastRowFirstColumn="0" w:lastRowLastColumn="0"/>
+            </w:pPr>
+            <w:r>
+              <w:t>Envío de correos automáticos según eventos (confirmación, cancelación, etc.).</w:t>
+            </w:r>
+          </w:p>
+        </w:tc>
+      </w:tr>
+      <w:tr>
+        <w:tc>
+          <w:tcPr>
+            <w:cnfStyle w:val="001000000000" w:firstRow="0" w:lastRow="0" w:firstColumn="1" w:lastColumn="0" w:oddVBand="0" w:evenVBand="0" w:oddHBand="0" w:evenHBand="0" w:firstRowFirstColumn="0" w:firstRowLastColumn="0" w:lastRowFirstColumn="0" w:lastRowLastColumn="0"/>
+            <w:tcW w:w="0" w:type="auto"/>
+            <w:hideMark/>
+          </w:tcPr>
+          <w:p>
+            <w:pPr>
+              <w:spacing w:after="160" w:line="278" w:lineRule="auto"/>
+            </w:pPr>
+            <w:r>
+              <w:t>RF7.5</w:t>
+            </w:r>
+          </w:p>
+        </w:tc>
+        <w:tc>
+          <w:tcPr>
+            <w:tcW w:w="0" w:type="auto"/>
+            <w:hideMark/>
+          </w:tcPr>
+          <w:p>
+            <w:pPr>
+              <w:spacing w:after="160" w:line="278" w:lineRule="auto"/>
+              <w:cnfStyle w:val="000000000000" w:firstRow="0" w:lastRow="0" w:firstColumn="0" w:lastColumn="0" w:oddVBand="0" w:evenVBand="0" w:oddHBand="0" w:evenHBand="0" w:firstRowFirstColumn="0" w:firstRowLastColumn="0" w:lastRowFirstColumn="0" w:lastRowLastColumn="0"/>
+            </w:pPr>
+            <w:r>
+              <w:t>Dashboard de estadísticas</w:t>
+            </w:r>
+          </w:p>
+        </w:tc>
+        <w:tc>
+          <w:tcPr>
+            <w:tcW w:w="0" w:type="auto"/>
+            <w:hideMark/>
+          </w:tcPr>
+          <w:p>
+            <w:pPr>
+              <w:spacing w:after="160" w:line="278" w:lineRule="auto"/>
+              <w:cnfStyle w:val="000000000000" w:firstRow="0" w:lastRow="0" w:firstColumn="0" w:lastColumn="0" w:oddVBand="0" w:evenVBand="0" w:oddHBand="0" w:evenHBand="0" w:firstRowFirstColumn="0" w:firstRowLastColumn="0" w:lastRowFirstColumn="0" w:lastRowLastColumn="0"/>
+            </w:pPr>
+            <w:r>
+              <w:t>Panel con métricas básicas: número de reservas, ingresos, etc.</w:t>
+            </w:r>
+          </w:p>
+        </w:tc>
+      </w:tr>
+      <w:tr>
+        <w:trPr>
+          <w:cnfStyle w:val="000000100000" w:firstRow="0" w:lastRow="0" w:firstColumn="0" w:lastColumn="0" w:oddVBand="0" w:evenVBand="0" w:oddHBand="1" w:evenHBand="0" w:firstRowFirstColumn="0" w:firstRowLastColumn="0" w:lastRowFirstColumn="0" w:lastRowLastColumn="0"/>
+        </w:trPr>
+        <w:tc>
+          <w:tcPr>
+            <w:cnfStyle w:val="001000000000" w:firstRow="0" w:lastRow="0" w:firstColumn="1" w:lastColumn="0" w:oddVBand="0" w:evenVBand="0" w:oddHBand="0" w:evenHBand="0" w:firstRowFirstColumn="0" w:firstRowLastColumn="0" w:lastRowFirstColumn="0" w:lastRowLastColumn="0"/>
+            <w:tcW w:w="0" w:type="auto"/>
+            <w:hideMark/>
+          </w:tcPr>
+          <w:p>
+            <w:pPr>
+              <w:spacing w:after="160" w:line="278" w:lineRule="auto"/>
+            </w:pPr>
+            <w:r>
+              <w:t>RF8.1</w:t>
+            </w:r>
+          </w:p>
+        </w:tc>
+        <w:tc>
+          <w:tcPr>
+            <w:tcW w:w="0" w:type="auto"/>
+            <w:hideMark/>
+          </w:tcPr>
+          <w:p>
+            <w:pPr>
+              <w:spacing w:after="160" w:line="278" w:lineRule="auto"/>
+              <w:cnfStyle w:val="000000100000" w:firstRow="0" w:lastRow="0" w:firstColumn="0" w:lastColumn="0" w:oddVBand="0" w:evenVBand="0" w:oddHBand="1" w:evenHBand="0" w:firstRowFirstColumn="0" w:firstRowLastColumn="0" w:lastRowFirstColumn="0" w:lastRowLastColumn="0"/>
+            </w:pPr>
+            <w:r>
+              <w:t>Búsqueda avanzada y filtros</w:t>
+            </w:r>
+          </w:p>
+        </w:tc>
+        <w:tc>
+          <w:tcPr>
+            <w:tcW w:w="0" w:type="auto"/>
+            <w:hideMark/>
+          </w:tcPr>
+          <w:p>
+            <w:pPr>
+              <w:spacing w:after="160" w:line="278" w:lineRule="auto"/>
+              <w:cnfStyle w:val="000000100000" w:firstRow="0" w:lastRow="0" w:firstColumn="0" w:lastColumn="0" w:oddVBand="0" w:evenVBand="0" w:oddHBand="1" w:evenHBand="0" w:firstRowFirstColumn="0" w:firstRowLastColumn="0" w:lastRowFirstColumn="0" w:lastRowLastColumn="0"/>
+            </w:pPr>
+            <w:r>
+              <w:t>Búsqueda de campers disponibles por fechas, tipo, precio, plazas y extras.</w:t>
+            </w:r>
+          </w:p>
+        </w:tc>
+      </w:tr>
+      <w:tr>
+        <w:tc>
+          <w:tcPr>
+            <w:cnfStyle w:val="001000000000" w:firstRow="0" w:lastRow="0" w:firstColumn="1" w:lastColumn="0" w:oddVBand="0" w:evenVBand="0" w:oddHBand="0" w:evenHBand="0" w:firstRowFirstColumn="0" w:firstRowLastColumn="0" w:lastRowFirstColumn="0" w:lastRowLastColumn="0"/>
+            <w:tcW w:w="0" w:type="auto"/>
+            <w:hideMark/>
+          </w:tcPr>
+          <w:p>
+            <w:pPr>
+              <w:spacing w:after="160" w:line="278" w:lineRule="auto"/>
+            </w:pPr>
+            <w:r>
+              <w:t>RF8.2</w:t>
+            </w:r>
+          </w:p>
+        </w:tc>
+        <w:tc>
+          <w:tcPr>
+            <w:tcW w:w="0" w:type="auto"/>
+            <w:hideMark/>
+          </w:tcPr>
+          <w:p>
+            <w:pPr>
+              <w:spacing w:after="160" w:line="278" w:lineRule="auto"/>
+              <w:cnfStyle w:val="000000000000" w:firstRow="0" w:lastRow="0" w:firstColumn="0" w:lastColumn="0" w:oddVBand="0" w:evenVBand="0" w:oddHBand="0" w:evenHBand="0" w:firstRowFirstColumn="0" w:firstRowLastColumn="0" w:lastRowFirstColumn="0" w:lastRowLastColumn="0"/>
+            </w:pPr>
+            <w:r>
+              <w:t>Gestión de extras y add-ons</w:t>
+            </w:r>
+          </w:p>
+        </w:tc>
+        <w:tc>
+          <w:tcPr>
+            <w:tcW w:w="0" w:type="auto"/>
+            <w:hideMark/>
+          </w:tcPr>
+          <w:p>
+            <w:pPr>
+              <w:spacing w:after="160" w:line="278" w:lineRule="auto"/>
+              <w:cnfStyle w:val="000000000000" w:firstRow="0" w:lastRow="0" w:firstColumn="0" w:lastColumn="0" w:oddVBand="0" w:evenVBand="0" w:oddHBand="0" w:evenHBand="0" w:firstRowFirstColumn="0" w:firstRowLastColumn="0" w:lastRowFirstColumn="0" w:lastRowLastColumn="0"/>
+            </w:pPr>
+            <w:r>
+              <w:t>CRUD de extras adicionales (sillas, GPS, seguros...) asociados a la reserva.</w:t>
+            </w:r>
+          </w:p>
+        </w:tc>
+      </w:tr>
+    </w:tbl>
+    <w:p>
+      <w:pPr>
+        <w:pStyle w:val="Ttulo3"/>
+      </w:pPr>
+      <w:bookmarkStart w:id="8" w:name="_Toc213785876"/>
+      <w:r>
+        <w:rPr>
+          <w:rFonts w:ascii="Segoe UI Emoji" w:hAnsi="Segoe UI Emoji" w:cs="Segoe UI Emoji"/>
+        </w:rPr>
+        <w:t>⚙️</w:t>
+      </w:r>
+      <w:r>
+        <w:t xml:space="preserve"> FASE 2 — Automatización y experiencia administrativa</w:t>
+      </w:r>
+      <w:bookmarkEnd w:id="8"/>
+    </w:p>
+    <w:p>
+      <w:r>
+        <w:rPr>
+          <w:b/>
+          <w:bCs/>
+        </w:rPr>
+        <w:t>Objetivo:</w:t>
+      </w:r>
+      <w:r>
+        <w:t xml:space="preserve"> Reducir la intervención manual del administrador y mejorar la trazabilidad de operaciones.</w:t>
+      </w:r>
+    </w:p>
+    <w:tbl>
+      <w:tblPr>
+        <w:tblStyle w:val="Tablaconcuadrcula5oscura-nfasis3"/>
+        <w:tblW w:w="0" w:type="auto"/>
+        <w:tblLook w:val="04A0" w:firstRow="1" w:lastRow="0" w:firstColumn="1" w:lastColumn="0" w:noHBand="0" w:noVBand="1"/>
+      </w:tblPr>
+      <w:tblGrid>
+        <w:gridCol w:w="826"/>
+        <w:gridCol w:w="2256"/>
+        <w:gridCol w:w="5412"/>
+      </w:tblGrid>
+      <w:tr>
+        <w:trPr>
+          <w:cnfStyle w:val="100000000000" w:firstRow="1" w:lastRow="0" w:firstColumn="0" w:lastColumn="0" w:oddVBand="0" w:evenVBand="0" w:oddHBand="0" w:evenHBand="0" w:firstRowFirstColumn="0" w:firstRowLastColumn="0" w:lastRowFirstColumn="0" w:lastRowLastColumn="0"/>
+        </w:trPr>
+        <w:tc>
+          <w:tcPr>
+            <w:cnfStyle w:val="001000000000" w:firstRow="0" w:lastRow="0" w:firstColumn="1" w:lastColumn="0" w:oddVBand="0" w:evenVBand="0" w:oddHBand="0" w:evenHBand="0" w:firstRowFirstColumn="0" w:firstRowLastColumn="0" w:lastRowFirstColumn="0" w:lastRowLastColumn="0"/>
+            <w:tcW w:w="0" w:type="auto"/>
+            <w:hideMark/>
+          </w:tcPr>
+          <w:p>
+            <w:pPr>
+              <w:spacing w:after="160" w:line="278" w:lineRule="auto"/>
+            </w:pPr>
+            <w:r>
+              <w:t>RF</w:t>
+            </w:r>
+          </w:p>
+        </w:tc>
+        <w:tc>
+          <w:tcPr>
+            <w:tcW w:w="0" w:type="auto"/>
+            <w:hideMark/>
+          </w:tcPr>
+          <w:p>
+            <w:pPr>
+              <w:spacing w:after="160" w:line="278" w:lineRule="auto"/>
+              <w:cnfStyle w:val="100000000000" w:firstRow="1" w:lastRow="0" w:firstColumn="0" w:lastColumn="0" w:oddVBand="0" w:evenVBand="0" w:oddHBand="0" w:evenHBand="0" w:firstRowFirstColumn="0" w:firstRowLastColumn="0" w:lastRowFirstColumn="0" w:lastRowLastColumn="0"/>
+            </w:pPr>
+            <w:r>
+              <w:t>Título</w:t>
+            </w:r>
+          </w:p>
+        </w:tc>
+        <w:tc>
+          <w:tcPr>
+            <w:tcW w:w="0" w:type="auto"/>
+            <w:hideMark/>
+          </w:tcPr>
+          <w:p>
+            <w:pPr>
+              <w:spacing w:after="160" w:line="278" w:lineRule="auto"/>
+              <w:cnfStyle w:val="100000000000" w:firstRow="1" w:lastRow="0" w:firstColumn="0" w:lastColumn="0" w:oddVBand="0" w:evenVBand="0" w:oddHBand="0" w:evenHBand="0" w:firstRowFirstColumn="0" w:firstRowLastColumn="0" w:lastRowFirstColumn="0" w:lastRowLastColumn="0"/>
+            </w:pPr>
+            <w:r>
+              <w:t>Descripción</w:t>
+            </w:r>
+          </w:p>
+        </w:tc>
+      </w:tr>
+      <w:tr>
+        <w:trPr>
+          <w:cnfStyle w:val="000000100000" w:firstRow="0" w:lastRow="0" w:firstColumn="0" w:lastColumn="0" w:oddVBand="0" w:evenVBand="0" w:oddHBand="1" w:evenHBand="0" w:firstRowFirstColumn="0" w:firstRowLastColumn="0" w:lastRowFirstColumn="0" w:lastRowLastColumn="0"/>
+        </w:trPr>
+        <w:tc>
+          <w:tcPr>
+            <w:cnfStyle w:val="001000000000" w:firstRow="0" w:lastRow="0" w:firstColumn="1" w:lastColumn="0" w:oddVBand="0" w:evenVBand="0" w:oddHBand="0" w:evenHBand="0" w:firstRowFirstColumn="0" w:firstRowLastColumn="0" w:lastRowFirstColumn="0" w:lastRowLastColumn="0"/>
+            <w:tcW w:w="0" w:type="auto"/>
+            <w:hideMark/>
+          </w:tcPr>
+          <w:p>
+            <w:pPr>
+              <w:spacing w:after="160" w:line="278" w:lineRule="auto"/>
+            </w:pPr>
+            <w:r>
+              <w:t>RF9.1</w:t>
+            </w:r>
+          </w:p>
+        </w:tc>
+        <w:tc>
+          <w:tcPr>
+            <w:tcW w:w="0" w:type="auto"/>
+            <w:hideMark/>
+          </w:tcPr>
+          <w:p>
+            <w:pPr>
+              <w:spacing w:after="160" w:line="278" w:lineRule="auto"/>
+              <w:cnfStyle w:val="000000100000" w:firstRow="0" w:lastRow="0" w:firstColumn="0" w:lastColumn="0" w:oddVBand="0" w:evenVBand="0" w:oddHBand="1" w:evenHBand="0" w:firstRowFirstColumn="0" w:firstRowLastColumn="0" w:lastRowFirstColumn="0" w:lastRowLastColumn="0"/>
+              <w:rPr>
+                <w:lang w:val="en-US"/>
+              </w:rPr>
+            </w:pPr>
+            <w:r>
+              <w:rPr>
+                <w:lang w:val="en-US"/>
+              </w:rPr>
+              <w:t>Workflow Check-in / Check-out</w:t>
+            </w:r>
+          </w:p>
+        </w:tc>
+        <w:tc>
+          <w:tcPr>
+            <w:tcW w:w="0" w:type="auto"/>
+            <w:hideMark/>
+          </w:tcPr>
+          <w:p>
+            <w:pPr>
+              <w:spacing w:after="160" w:line="278" w:lineRule="auto"/>
+              <w:cnfStyle w:val="000000100000" w:firstRow="0" w:lastRow="0" w:firstColumn="0" w:lastColumn="0" w:oddVBand="0" w:evenVBand="0" w:oddHBand="1" w:evenHBand="0" w:firstRowFirstColumn="0" w:firstRowLastColumn="0" w:lastRowFirstColumn="0" w:lastRowLastColumn="0"/>
+            </w:pPr>
+            <w:r>
+              <w:t>Botones de acción (Filament Actions) que automatizan cambio de estado, kilometraje y cargos.</w:t>
+            </w:r>
+          </w:p>
+        </w:tc>
+      </w:tr>
+      <w:tr>
+        <w:tc>
+          <w:tcPr>
+            <w:cnfStyle w:val="001000000000" w:firstRow="0" w:lastRow="0" w:firstColumn="1" w:lastColumn="0" w:oddVBand="0" w:evenVBand="0" w:oddHBand="0" w:evenHBand="0" w:firstRowFirstColumn="0" w:firstRowLastColumn="0" w:lastRowFirstColumn="0" w:lastRowLastColumn="0"/>
+            <w:tcW w:w="0" w:type="auto"/>
+            <w:hideMark/>
+          </w:tcPr>
+          <w:p>
+            <w:pPr>
+              <w:spacing w:after="160" w:line="278" w:lineRule="auto"/>
+            </w:pPr>
+            <w:r>
+              <w:t>RF9.2</w:t>
+            </w:r>
+          </w:p>
+        </w:tc>
+        <w:tc>
+          <w:tcPr>
+            <w:tcW w:w="0" w:type="auto"/>
+            <w:hideMark/>
+          </w:tcPr>
+          <w:p>
+            <w:pPr>
+              <w:spacing w:after="160" w:line="278" w:lineRule="auto"/>
+              <w:cnfStyle w:val="000000000000" w:firstRow="0" w:lastRow="0" w:firstColumn="0" w:lastColumn="0" w:oddVBand="0" w:evenVBand="0" w:oddHBand="0" w:evenHBand="0" w:firstRowFirstColumn="0" w:firstRowLastColumn="0" w:lastRowFirstColumn="0" w:lastRowLastColumn="0"/>
+            </w:pPr>
+            <w:r>
+              <w:t>Módulo de inventario y guías</w:t>
+            </w:r>
+          </w:p>
+        </w:tc>
+        <w:tc>
+          <w:tcPr>
+            <w:tcW w:w="0" w:type="auto"/>
+            <w:hideMark/>
+          </w:tcPr>
+          <w:p>
+            <w:pPr>
+              <w:spacing w:after="160" w:line="278" w:lineRule="auto"/>
+              <w:cnfStyle w:val="000000000000" w:firstRow="0" w:lastRow="0" w:firstColumn="0" w:lastColumn="0" w:oddVBand="0" w:evenVBand="0" w:oddHBand="0" w:evenHBand="0" w:firstRowFirstColumn="0" w:firstRowLastColumn="0" w:lastRowFirstColumn="0" w:lastRowLastColumn="0"/>
+            </w:pPr>
+            <w:r>
+              <w:t>CRUD de inventario y manuales vinculados a cada camper, integrados en el flujo de Check-in.</w:t>
+            </w:r>
+          </w:p>
+        </w:tc>
+      </w:tr>
+    </w:tbl>
+    <w:p>
+      <w:pPr>
+        <w:pStyle w:val="Ttulo3"/>
+      </w:pPr>
+      <w:bookmarkStart w:id="9" w:name="_Toc213785877"/>
+      <w:r>
+        <w:rPr>
+          <w:rFonts w:ascii="Segoe UI Emoji" w:hAnsi="Segoe UI Emoji" w:cs="Segoe UI Emoji"/>
+        </w:rPr>
+        <w:t>💻</w:t>
+      </w:r>
+      <w:r>
+        <w:t xml:space="preserve"> FASE 3 — Portal del cliente y automatización de marketing</w:t>
+      </w:r>
+      <w:bookmarkEnd w:id="9"/>
+    </w:p>
+    <w:p>
+      <w:r>
+        <w:rPr>
+          <w:b/>
+          <w:bCs/>
+        </w:rPr>
+        <w:t>Objetivo:</w:t>
+      </w:r>
+      <w:r>
+        <w:t xml:space="preserve"> Ofrecer autogestión al cliente y mejorar la comunicación pre/post viaje.</w:t>
+      </w:r>
+    </w:p>
+    <w:tbl>
+      <w:tblPr>
+        <w:tblStyle w:val="Tablaconcuadrcula5oscura-nfasis3"/>
+        <w:tblW w:w="0" w:type="auto"/>
+        <w:tblLook w:val="04A0" w:firstRow="1" w:lastRow="0" w:firstColumn="1" w:lastColumn="0" w:noHBand="0" w:noVBand="1"/>
+      </w:tblPr>
+      <w:tblGrid>
+        <w:gridCol w:w="954"/>
+        <w:gridCol w:w="2787"/>
+        <w:gridCol w:w="4753"/>
+      </w:tblGrid>
+      <w:tr>
+        <w:trPr>
+          <w:cnfStyle w:val="100000000000" w:firstRow="1" w:lastRow="0" w:firstColumn="0" w:lastColumn="0" w:oddVBand="0" w:evenVBand="0" w:oddHBand="0" w:evenHBand="0" w:firstRowFirstColumn="0" w:firstRowLastColumn="0" w:lastRowFirstColumn="0" w:lastRowLastColumn="0"/>
+        </w:trPr>
+        <w:tc>
+          <w:tcPr>
+            <w:cnfStyle w:val="001000000000" w:firstRow="0" w:lastRow="0" w:firstColumn="1" w:lastColumn="0" w:oddVBand="0" w:evenVBand="0" w:oddHBand="0" w:evenHBand="0" w:firstRowFirstColumn="0" w:firstRowLastColumn="0" w:lastRowFirstColumn="0" w:lastRowLastColumn="0"/>
+            <w:tcW w:w="0" w:type="auto"/>
+            <w:hideMark/>
+          </w:tcPr>
+          <w:p>
+            <w:pPr>
+              <w:spacing w:after="160" w:line="278" w:lineRule="auto"/>
+            </w:pPr>
+            <w:r>
+              <w:t>RF</w:t>
+            </w:r>
+          </w:p>
+        </w:tc>
+        <w:tc>
+          <w:tcPr>
+            <w:tcW w:w="0" w:type="auto"/>
+            <w:hideMark/>
+          </w:tcPr>
+          <w:p>
+            <w:pPr>
+              <w:spacing w:after="160" w:line="278" w:lineRule="auto"/>
+              <w:cnfStyle w:val="100000000000" w:firstRow="1" w:lastRow="0" w:firstColumn="0" w:lastColumn="0" w:oddVBand="0" w:evenVBand="0" w:oddHBand="0" w:evenHBand="0" w:firstRowFirstColumn="0" w:firstRowLastColumn="0" w:lastRowFirstColumn="0" w:lastRowLastColumn="0"/>
+            </w:pPr>
+            <w:r>
+              <w:t>Título</w:t>
+            </w:r>
+          </w:p>
+        </w:tc>
+        <w:tc>
+          <w:tcPr>
+            <w:tcW w:w="0" w:type="auto"/>
+            <w:hideMark/>
+          </w:tcPr>
+          <w:p>
+            <w:pPr>
+              <w:spacing w:after="160" w:line="278" w:lineRule="auto"/>
+              <w:cnfStyle w:val="100000000000" w:firstRow="1" w:lastRow="0" w:firstColumn="0" w:lastColumn="0" w:oddVBand="0" w:evenVBand="0" w:oddHBand="0" w:evenHBand="0" w:firstRowFirstColumn="0" w:firstRowLastColumn="0" w:lastRowFirstColumn="0" w:lastRowLastColumn="0"/>
+            </w:pPr>
+            <w:r>
+              <w:t>Descripción</w:t>
+            </w:r>
+          </w:p>
+        </w:tc>
+      </w:tr>
+      <w:tr>
+        <w:trPr>
+          <w:cnfStyle w:val="000000100000" w:firstRow="0" w:lastRow="0" w:firstColumn="0" w:lastColumn="0" w:oddVBand="0" w:evenVBand="0" w:oddHBand="1" w:evenHBand="0" w:firstRowFirstColumn="0" w:firstRowLastColumn="0" w:lastRowFirstColumn="0" w:lastRowLastColumn="0"/>
+        </w:trPr>
+        <w:tc>
+          <w:tcPr>
+            <w:cnfStyle w:val="001000000000" w:firstRow="0" w:lastRow="0" w:firstColumn="1" w:lastColumn="0" w:oddVBand="0" w:evenVBand="0" w:oddHBand="0" w:evenHBand="0" w:firstRowFirstColumn="0" w:firstRowLastColumn="0" w:lastRowFirstColumn="0" w:lastRowLastColumn="0"/>
+            <w:tcW w:w="0" w:type="auto"/>
+            <w:hideMark/>
+          </w:tcPr>
+          <w:p>
+            <w:pPr>
+              <w:spacing w:after="160" w:line="278" w:lineRule="auto"/>
+            </w:pPr>
+            <w:r>
+              <w:t>RF10.1</w:t>
+            </w:r>
+          </w:p>
+        </w:tc>
+        <w:tc>
+          <w:tcPr>
+            <w:tcW w:w="0" w:type="auto"/>
+            <w:hideMark/>
+          </w:tcPr>
+          <w:p>
+            <w:pPr>
+              <w:spacing w:after="160" w:line="278" w:lineRule="auto"/>
+              <w:cnfStyle w:val="000000100000" w:firstRow="0" w:lastRow="0" w:firstColumn="0" w:lastColumn="0" w:oddVBand="0" w:evenVBand="0" w:oddHBand="1" w:evenHBand="0" w:firstRowFirstColumn="0" w:firstRowLastColumn="0" w:lastRowFirstColumn="0" w:lastRowLastColumn="0"/>
+            </w:pPr>
+            <w:r>
+              <w:t>Portal del Cliente (sin login)</w:t>
+            </w:r>
+          </w:p>
+        </w:tc>
+        <w:tc>
+          <w:tcPr>
+            <w:tcW w:w="0" w:type="auto"/>
+            <w:hideMark/>
+          </w:tcPr>
+          <w:p>
+            <w:pPr>
+              <w:spacing w:after="160" w:line="278" w:lineRule="auto"/>
+              <w:cnfStyle w:val="000000100000" w:firstRow="0" w:lastRow="0" w:firstColumn="0" w:lastColumn="0" w:oddVBand="0" w:evenVBand="0" w:oddHBand="1" w:evenHBand="0" w:firstRowFirstColumn="0" w:firstRowLastColumn="0" w:lastRowFirstColumn="0" w:lastRowLastColumn="0"/>
+            </w:pPr>
+            <w:r>
+              <w:t>Página pública con enlace único (UUID) para ver estado, contrato y guías.</w:t>
+            </w:r>
+          </w:p>
+        </w:tc>
+      </w:tr>
+      <w:tr>
+        <w:tc>
+          <w:tcPr>
+            <w:cnfStyle w:val="001000000000" w:firstRow="0" w:lastRow="0" w:firstColumn="1" w:lastColumn="0" w:oddVBand="0" w:evenVBand="0" w:oddHBand="0" w:evenHBand="0" w:firstRowFirstColumn="0" w:firstRowLastColumn="0" w:lastRowFirstColumn="0" w:lastRowLastColumn="0"/>
+            <w:tcW w:w="0" w:type="auto"/>
+            <w:hideMark/>
+          </w:tcPr>
+          <w:p>
+            <w:pPr>
+              <w:spacing w:after="160" w:line="278" w:lineRule="auto"/>
+            </w:pPr>
+            <w:r>
+              <w:t>RF12.1</w:t>
+            </w:r>
+          </w:p>
+        </w:tc>
+        <w:tc>
+          <w:tcPr>
+            <w:tcW w:w="0" w:type="auto"/>
+            <w:hideMark/>
+          </w:tcPr>
+          <w:p>
+            <w:pPr>
+              <w:spacing w:after="160" w:line="278" w:lineRule="auto"/>
+              <w:cnfStyle w:val="000000000000" w:firstRow="0" w:lastRow="0" w:firstColumn="0" w:lastColumn="0" w:oddVBand="0" w:evenVBand="0" w:oddHBand="0" w:evenHBand="0" w:firstRowFirstColumn="0" w:firstRowLastColumn="0" w:lastRowFirstColumn="0" w:lastRowLastColumn="0"/>
+            </w:pPr>
+            <w:r>
+              <w:t>Emails automáticos (pre y post viaje)</w:t>
+            </w:r>
+          </w:p>
+        </w:tc>
+        <w:tc>
+          <w:tcPr>
+            <w:tcW w:w="0" w:type="auto"/>
+            <w:hideMark/>
+          </w:tcPr>
+          <w:p>
+            <w:pPr>
+              <w:spacing w:after="160" w:line="278" w:lineRule="auto"/>
+              <w:cnfStyle w:val="000000000000" w:firstRow="0" w:lastRow="0" w:firstColumn="0" w:lastColumn="0" w:oddVBand="0" w:evenVBand="0" w:oddHBand="0" w:evenHBand="0" w:firstRowFirstColumn="0" w:firstRowLastColumn="0" w:lastRowFirstColumn="0" w:lastRowLastColumn="0"/>
+            </w:pPr>
+            <w:r>
+              <w:t>Recordatorios antes del viaje y solicitud de reseña tras finalizarlo.</w:t>
+            </w:r>
+          </w:p>
+        </w:tc>
+      </w:tr>
+      <w:tr>
+        <w:trPr>
+          <w:cnfStyle w:val="000000100000" w:firstRow="0" w:lastRow="0" w:firstColumn="0" w:lastColumn="0" w:oddVBand="0" w:evenVBand="0" w:oddHBand="1" w:evenHBand="0" w:firstRowFirstColumn="0" w:firstRowLastColumn="0" w:lastRowFirstColumn="0" w:lastRowLastColumn="0"/>
+        </w:trPr>
+        <w:tc>
+          <w:tcPr>
+            <w:cnfStyle w:val="001000000000" w:firstRow="0" w:lastRow="0" w:firstColumn="1" w:lastColumn="0" w:oddVBand="0" w:evenVBand="0" w:oddHBand="0" w:evenHBand="0" w:firstRowFirstColumn="0" w:firstRowLastColumn="0" w:lastRowFirstColumn="0" w:lastRowLastColumn="0"/>
+            <w:tcW w:w="0" w:type="auto"/>
+            <w:hideMark/>
+          </w:tcPr>
+          <w:p>
+            <w:pPr>
+              <w:spacing w:after="160" w:line="278" w:lineRule="auto"/>
+            </w:pPr>
+            <w:r>
+              <w:t>RF12.2</w:t>
+            </w:r>
+          </w:p>
+        </w:tc>
+        <w:tc>
+          <w:tcPr>
+            <w:tcW w:w="0" w:type="auto"/>
+            <w:hideMark/>
+          </w:tcPr>
+          <w:p>
+            <w:pPr>
+              <w:spacing w:after="160" w:line="278" w:lineRule="auto"/>
+              <w:cnfStyle w:val="000000100000" w:firstRow="0" w:lastRow="0" w:firstColumn="0" w:lastColumn="0" w:oddVBand="0" w:evenVBand="0" w:oddHBand="1" w:evenHBand="0" w:firstRowFirstColumn="0" w:firstRowLastColumn="0" w:lastRowFirstColumn="0" w:lastRowLastColumn="0"/>
+            </w:pPr>
+            <w:r>
+              <w:t>Precios dinámicos por larga estancia</w:t>
+            </w:r>
+          </w:p>
+        </w:tc>
+        <w:tc>
+          <w:tcPr>
+            <w:tcW w:w="0" w:type="auto"/>
+            <w:hideMark/>
+          </w:tcPr>
+          <w:p>
+            <w:pPr>
+              <w:spacing w:after="160" w:line="278" w:lineRule="auto"/>
+              <w:cnfStyle w:val="000000100000" w:firstRow="0" w:lastRow="0" w:firstColumn="0" w:lastColumn="0" w:oddVBand="0" w:evenVBand="0" w:oddHBand="1" w:evenHBand="0" w:firstRowFirstColumn="0" w:firstRowLastColumn="0" w:lastRowFirstColumn="0" w:lastRowLastColumn="0"/>
+            </w:pPr>
+            <w:r>
+              <w:t>Descuentos automáticos en función de la duración (ej. 5–10%).</w:t>
+            </w:r>
+          </w:p>
+        </w:tc>
+      </w:tr>
+    </w:tbl>
+    <w:p>
+      <w:pPr>
+        <w:rPr>
+          <w:rFonts w:ascii="Segoe UI Emoji" w:eastAsiaTheme="majorEastAsia" w:hAnsi="Segoe UI Emoji" w:cs="Segoe UI Emoji"/>
+          <w:color w:val="0F4761" w:themeColor="accent1" w:themeShade="BF"/>
+          <w:sz w:val="28"/>
+          <w:szCs w:val="28"/>
+        </w:rPr>
+      </w:pPr>
+      <w:r>
+        <w:rPr>
+          <w:rFonts w:ascii="Segoe UI Emoji" w:hAnsi="Segoe UI Emoji" w:cs="Segoe UI Emoji"/>
+        </w:rPr>
+        <w:br w:type="page"/>
+      </w:r>
+    </w:p>
+    <w:p>
+      <w:pPr>
+        <w:pStyle w:val="Ttulo3"/>
+      </w:pPr>
+      <w:bookmarkStart w:id="10" w:name="_Toc213785878"/>
+      <w:r>
+        <w:rPr>
+          <w:rFonts w:ascii="Segoe UI Emoji" w:hAnsi="Segoe UI Emoji" w:cs="Segoe UI Emoji"/>
+        </w:rPr>
+        <w:lastRenderedPageBreak/>
+        <w:t>🧾</w:t>
+      </w:r>
+      <w:r>
+        <w:t xml:space="preserve"> FASE 4 — Documentación fiscal y expansión internacional</w:t>
+      </w:r>
+      <w:bookmarkEnd w:id="10"/>
+    </w:p>
+    <w:p>
+      <w:r>
+        <w:rPr>
+          <w:b/>
+          <w:bCs/>
+        </w:rPr>
+        <w:t>Objetivo:</w:t>
+      </w:r>
+      <w:r>
+        <w:t xml:space="preserve"> Profesionalizar el sistema documental y abrir el producto a clientes extranjeros.</w:t>
+      </w:r>
+    </w:p>
+    <w:tbl>
+      <w:tblPr>
+        <w:tblStyle w:val="Tablaconcuadrcula5oscura-nfasis3"/>
+        <w:tblW w:w="0" w:type="auto"/>
+        <w:tblLook w:val="04A0" w:firstRow="1" w:lastRow="0" w:firstColumn="1" w:lastColumn="0" w:noHBand="0" w:noVBand="1"/>
+      </w:tblPr>
+      <w:tblGrid>
+        <w:gridCol w:w="954"/>
+        <w:gridCol w:w="2168"/>
+        <w:gridCol w:w="5372"/>
+      </w:tblGrid>
+      <w:tr>
+        <w:trPr>
+          <w:cnfStyle w:val="100000000000" w:firstRow="1" w:lastRow="0" w:firstColumn="0" w:lastColumn="0" w:oddVBand="0" w:evenVBand="0" w:oddHBand="0" w:evenHBand="0" w:firstRowFirstColumn="0" w:firstRowLastColumn="0" w:lastRowFirstColumn="0" w:lastRowLastColumn="0"/>
+        </w:trPr>
+        <w:tc>
+          <w:tcPr>
+            <w:cnfStyle w:val="001000000000" w:firstRow="0" w:lastRow="0" w:firstColumn="1" w:lastColumn="0" w:oddVBand="0" w:evenVBand="0" w:oddHBand="0" w:evenHBand="0" w:firstRowFirstColumn="0" w:firstRowLastColumn="0" w:lastRowFirstColumn="0" w:lastRowLastColumn="0"/>
+            <w:tcW w:w="0" w:type="auto"/>
+            <w:hideMark/>
+          </w:tcPr>
+          <w:p>
+            <w:pPr>
+              <w:spacing w:after="160" w:line="278" w:lineRule="auto"/>
+            </w:pPr>
+            <w:r>
+              <w:t>RF</w:t>
+            </w:r>
+          </w:p>
+        </w:tc>
+        <w:tc>
+          <w:tcPr>
+            <w:tcW w:w="0" w:type="auto"/>
+            <w:hideMark/>
+          </w:tcPr>
+          <w:p>
+            <w:pPr>
+              <w:spacing w:after="160" w:line="278" w:lineRule="auto"/>
+              <w:cnfStyle w:val="100000000000" w:firstRow="1" w:lastRow="0" w:firstColumn="0" w:lastColumn="0" w:oddVBand="0" w:evenVBand="0" w:oddHBand="0" w:evenHBand="0" w:firstRowFirstColumn="0" w:firstRowLastColumn="0" w:lastRowFirstColumn="0" w:lastRowLastColumn="0"/>
+            </w:pPr>
+            <w:r>
+              <w:t>Título</w:t>
+            </w:r>
+          </w:p>
+        </w:tc>
+        <w:tc>
+          <w:tcPr>
+            <w:tcW w:w="0" w:type="auto"/>
+            <w:hideMark/>
+          </w:tcPr>
+          <w:p>
+            <w:pPr>
+              <w:spacing w:after="160" w:line="278" w:lineRule="auto"/>
+              <w:cnfStyle w:val="100000000000" w:firstRow="1" w:lastRow="0" w:firstColumn="0" w:lastColumn="0" w:oddVBand="0" w:evenVBand="0" w:oddHBand="0" w:evenHBand="0" w:firstRowFirstColumn="0" w:firstRowLastColumn="0" w:lastRowFirstColumn="0" w:lastRowLastColumn="0"/>
+            </w:pPr>
+            <w:r>
+              <w:t>Descripción</w:t>
+            </w:r>
+          </w:p>
+        </w:tc>
+      </w:tr>
+      <w:tr>
+        <w:trPr>
+          <w:cnfStyle w:val="000000100000" w:firstRow="0" w:lastRow="0" w:firstColumn="0" w:lastColumn="0" w:oddVBand="0" w:evenVBand="0" w:oddHBand="1" w:evenHBand="0" w:firstRowFirstColumn="0" w:firstRowLastColumn="0" w:lastRowFirstColumn="0" w:lastRowLastColumn="0"/>
+        </w:trPr>
+        <w:tc>
+          <w:tcPr>
+            <w:cnfStyle w:val="001000000000" w:firstRow="0" w:lastRow="0" w:firstColumn="1" w:lastColumn="0" w:oddVBand="0" w:evenVBand="0" w:oddHBand="0" w:evenHBand="0" w:firstRowFirstColumn="0" w:firstRowLastColumn="0" w:lastRowFirstColumn="0" w:lastRowLastColumn="0"/>
+            <w:tcW w:w="0" w:type="auto"/>
+            <w:hideMark/>
+          </w:tcPr>
+          <w:p>
+            <w:pPr>
+              <w:spacing w:after="160" w:line="278" w:lineRule="auto"/>
+            </w:pPr>
+            <w:r>
+              <w:t>RF13.1</w:t>
+            </w:r>
+          </w:p>
+        </w:tc>
+        <w:tc>
+          <w:tcPr>
+            <w:tcW w:w="0" w:type="auto"/>
+            <w:hideMark/>
+          </w:tcPr>
+          <w:p>
+            <w:pPr>
+              <w:spacing w:after="160" w:line="278" w:lineRule="auto"/>
+              <w:cnfStyle w:val="000000100000" w:firstRow="0" w:lastRow="0" w:firstColumn="0" w:lastColumn="0" w:oddVBand="0" w:evenVBand="0" w:oddHBand="1" w:evenHBand="0" w:firstRowFirstColumn="0" w:firstRowLastColumn="0" w:lastRowFirstColumn="0" w:lastRowLastColumn="0"/>
+            </w:pPr>
+            <w:r>
+              <w:t>Facturación automática</w:t>
+            </w:r>
+          </w:p>
+        </w:tc>
+        <w:tc>
+          <w:tcPr>
+            <w:tcW w:w="0" w:type="auto"/>
+            <w:hideMark/>
+          </w:tcPr>
+          <w:p>
+            <w:pPr>
+              <w:spacing w:after="160" w:line="278" w:lineRule="auto"/>
+              <w:cnfStyle w:val="000000100000" w:firstRow="0" w:lastRow="0" w:firstColumn="0" w:lastColumn="0" w:oddVBand="0" w:evenVBand="0" w:oddHBand="1" w:evenHBand="0" w:firstRowFirstColumn="0" w:firstRowLastColumn="0" w:lastRowFirstColumn="0" w:lastRowLastColumn="0"/>
+            </w:pPr>
+            <w:r>
+              <w:t>Generación de factura PDF complementaria al contrato, con numeración fiscal.</w:t>
+            </w:r>
+          </w:p>
+        </w:tc>
+      </w:tr>
+      <w:tr>
+        <w:tc>
+          <w:tcPr>
+            <w:cnfStyle w:val="001000000000" w:firstRow="0" w:lastRow="0" w:firstColumn="1" w:lastColumn="0" w:oddVBand="0" w:evenVBand="0" w:oddHBand="0" w:evenHBand="0" w:firstRowFirstColumn="0" w:firstRowLastColumn="0" w:lastRowFirstColumn="0" w:lastRowLastColumn="0"/>
+            <w:tcW w:w="0" w:type="auto"/>
+            <w:hideMark/>
+          </w:tcPr>
+          <w:p>
+            <w:pPr>
+              <w:spacing w:after="160" w:line="278" w:lineRule="auto"/>
+            </w:pPr>
+            <w:r>
+              <w:t>RF13.2</w:t>
+            </w:r>
+          </w:p>
+        </w:tc>
+        <w:tc>
+          <w:tcPr>
+            <w:tcW w:w="0" w:type="auto"/>
+            <w:hideMark/>
+          </w:tcPr>
+          <w:p>
+            <w:pPr>
+              <w:spacing w:after="160" w:line="278" w:lineRule="auto"/>
+              <w:cnfStyle w:val="000000000000" w:firstRow="0" w:lastRow="0" w:firstColumn="0" w:lastColumn="0" w:oddVBand="0" w:evenVBand="0" w:oddHBand="0" w:evenHBand="0" w:firstRowFirstColumn="0" w:firstRowLastColumn="0" w:lastRowFirstColumn="0" w:lastRowLastColumn="0"/>
+            </w:pPr>
+            <w:r>
+              <w:t>Multiidioma y multimoneda</w:t>
+            </w:r>
+          </w:p>
+        </w:tc>
+        <w:tc>
+          <w:tcPr>
+            <w:tcW w:w="0" w:type="auto"/>
+            <w:hideMark/>
+          </w:tcPr>
+          <w:p>
+            <w:pPr>
+              <w:spacing w:after="160" w:line="278" w:lineRule="auto"/>
+              <w:cnfStyle w:val="000000000000" w:firstRow="0" w:lastRow="0" w:firstColumn="0" w:lastColumn="0" w:oddVBand="0" w:evenVBand="0" w:oddHBand="0" w:evenHBand="0" w:firstRowFirstColumn="0" w:firstRowLastColumn="0" w:lastRowFirstColumn="0" w:lastRowLastColumn="0"/>
+            </w:pPr>
+            <w:r>
+              <w:t>Traducciones dinámicas y conversión automática de precios según idioma o país.</w:t>
+            </w:r>
+          </w:p>
+        </w:tc>
+      </w:tr>
+      <w:tr>
+        <w:trPr>
+          <w:cnfStyle w:val="000000100000" w:firstRow="0" w:lastRow="0" w:firstColumn="0" w:lastColumn="0" w:oddVBand="0" w:evenVBand="0" w:oddHBand="1" w:evenHBand="0" w:firstRowFirstColumn="0" w:firstRowLastColumn="0" w:lastRowFirstColumn="0" w:lastRowLastColumn="0"/>
+        </w:trPr>
+        <w:tc>
+          <w:tcPr>
+            <w:cnfStyle w:val="001000000000" w:firstRow="0" w:lastRow="0" w:firstColumn="1" w:lastColumn="0" w:oddVBand="0" w:evenVBand="0" w:oddHBand="0" w:evenHBand="0" w:firstRowFirstColumn="0" w:firstRowLastColumn="0" w:lastRowFirstColumn="0" w:lastRowLastColumn="0"/>
+            <w:tcW w:w="0" w:type="auto"/>
+            <w:hideMark/>
+          </w:tcPr>
+          <w:p>
+            <w:pPr>
+              <w:spacing w:after="160" w:line="278" w:lineRule="auto"/>
+            </w:pPr>
+            <w:r>
+              <w:t>RF13.3</w:t>
+            </w:r>
+          </w:p>
+        </w:tc>
+        <w:tc>
+          <w:tcPr>
+            <w:tcW w:w="0" w:type="auto"/>
+            <w:hideMark/>
+          </w:tcPr>
+          <w:p>
+            <w:pPr>
+              <w:spacing w:after="160" w:line="278" w:lineRule="auto"/>
+              <w:cnfStyle w:val="000000100000" w:firstRow="0" w:lastRow="0" w:firstColumn="0" w:lastColumn="0" w:oddVBand="0" w:evenVBand="0" w:oddHBand="1" w:evenHBand="0" w:firstRowFirstColumn="0" w:firstRowLastColumn="0" w:lastRowFirstColumn="0" w:lastRowLastColumn="0"/>
+            </w:pPr>
+            <w:r>
+              <w:t>Paginas legales</w:t>
+            </w:r>
+          </w:p>
+        </w:tc>
+        <w:tc>
+          <w:tcPr>
+            <w:tcW w:w="0" w:type="auto"/>
+            <w:hideMark/>
+          </w:tcPr>
+          <w:p>
+            <w:pPr>
+              <w:spacing w:after="160" w:line="278" w:lineRule="auto"/>
+              <w:cnfStyle w:val="000000100000" w:firstRow="0" w:lastRow="0" w:firstColumn="0" w:lastColumn="0" w:oddVBand="0" w:evenVBand="0" w:oddHBand="1" w:evenHBand="0" w:firstRowFirstColumn="0" w:firstRowLastColumn="0" w:lastRowFirstColumn="0" w:lastRowLastColumn="0"/>
+            </w:pPr>
+            <w:r>
+              <w:t>Implementar un sistema completo de páginas legales estáticas (Aviso legal, Privacidad, Cookies, T&amp;C).</w:t>
+            </w:r>
+          </w:p>
+        </w:tc>
+      </w:tr>
+    </w:tbl>
+    <w:p>
+      <w:pPr>
+        <w:pStyle w:val="Ttulo3"/>
+      </w:pPr>
+      <w:bookmarkStart w:id="11" w:name="_Toc213785879"/>
+      <w:r>
+        <w:rPr>
+          <w:rFonts w:ascii="Segoe UI Emoji" w:hAnsi="Segoe UI Emoji" w:cs="Segoe UI Emoji"/>
+        </w:rPr>
+        <w:t>📈</w:t>
+      </w:r>
+      <w:r>
+        <w:t xml:space="preserve"> FASE 5 — Analítica y optimización del negocio</w:t>
+      </w:r>
+      <w:bookmarkEnd w:id="11"/>
+    </w:p>
+    <w:p>
+      <w:r>
+        <w:rPr>
+          <w:b/>
+          <w:bCs/>
+        </w:rPr>
+        <w:t>Objetivo:</w:t>
+      </w:r>
+      <w:r>
+        <w:t xml:space="preserve"> Incorporar inteligencia de negocio mediante datos y tendencias.</w:t>
+      </w:r>
+    </w:p>
+    <w:tbl>
+      <w:tblPr>
+        <w:tblStyle w:val="Tablaconcuadrcula5oscura-nfasis3"/>
+        <w:tblW w:w="0" w:type="auto"/>
+        <w:tblLook w:val="04A0" w:firstRow="1" w:lastRow="0" w:firstColumn="1" w:lastColumn="0" w:noHBand="0" w:noVBand="1"/>
+      </w:tblPr>
+      <w:tblGrid>
+        <w:gridCol w:w="954"/>
+        <w:gridCol w:w="1721"/>
+        <w:gridCol w:w="5819"/>
+      </w:tblGrid>
+      <w:tr>
+        <w:trPr>
+          <w:cnfStyle w:val="100000000000" w:firstRow="1" w:lastRow="0" w:firstColumn="0" w:lastColumn="0" w:oddVBand="0" w:evenVBand="0" w:oddHBand="0" w:evenHBand="0" w:firstRowFirstColumn="0" w:firstRowLastColumn="0" w:lastRowFirstColumn="0" w:lastRowLastColumn="0"/>
+        </w:trPr>
+        <w:tc>
+          <w:tcPr>
+            <w:cnfStyle w:val="001000000000" w:firstRow="0" w:lastRow="0" w:firstColumn="1" w:lastColumn="0" w:oddVBand="0" w:evenVBand="0" w:oddHBand="0" w:evenHBand="0" w:firstRowFirstColumn="0" w:firstRowLastColumn="0" w:lastRowFirstColumn="0" w:lastRowLastColumn="0"/>
+            <w:tcW w:w="0" w:type="auto"/>
+            <w:hideMark/>
+          </w:tcPr>
+          <w:p>
+            <w:pPr>
+              <w:spacing w:after="160" w:line="278" w:lineRule="auto"/>
+            </w:pPr>
+            <w:r>
+              <w:t>RF</w:t>
+            </w:r>
+          </w:p>
+        </w:tc>
+        <w:tc>
+          <w:tcPr>
+            <w:tcW w:w="0" w:type="auto"/>
+            <w:hideMark/>
+          </w:tcPr>
+          <w:p>
+            <w:pPr>
+              <w:spacing w:after="160" w:line="278" w:lineRule="auto"/>
+              <w:cnfStyle w:val="100000000000" w:firstRow="1" w:lastRow="0" w:firstColumn="0" w:lastColumn="0" w:oddVBand="0" w:evenVBand="0" w:oddHBand="0" w:evenHBand="0" w:firstRowFirstColumn="0" w:firstRowLastColumn="0" w:lastRowFirstColumn="0" w:lastRowLastColumn="0"/>
+            </w:pPr>
+            <w:r>
+              <w:t>Título</w:t>
+            </w:r>
+          </w:p>
+        </w:tc>
+        <w:tc>
+          <w:tcPr>
+            <w:tcW w:w="0" w:type="auto"/>
+            <w:hideMark/>
+          </w:tcPr>
+          <w:p>
+            <w:pPr>
+              <w:spacing w:after="160" w:line="278" w:lineRule="auto"/>
+              <w:cnfStyle w:val="100000000000" w:firstRow="1" w:lastRow="0" w:firstColumn="0" w:lastColumn="0" w:oddVBand="0" w:evenVBand="0" w:oddHBand="0" w:evenHBand="0" w:firstRowFirstColumn="0" w:firstRowLastColumn="0" w:lastRowFirstColumn="0" w:lastRowLastColumn="0"/>
+            </w:pPr>
+            <w:r>
+              <w:t>Descripción</w:t>
+            </w:r>
+          </w:p>
+        </w:tc>
+      </w:tr>
+      <w:tr>
+        <w:trPr>
+          <w:cnfStyle w:val="000000100000" w:firstRow="0" w:lastRow="0" w:firstColumn="0" w:lastColumn="0" w:oddVBand="0" w:evenVBand="0" w:oddHBand="1" w:evenHBand="0" w:firstRowFirstColumn="0" w:firstRowLastColumn="0" w:lastRowFirstColumn="0" w:lastRowLastColumn="0"/>
+        </w:trPr>
+        <w:tc>
+          <w:tcPr>
+            <w:cnfStyle w:val="001000000000" w:firstRow="0" w:lastRow="0" w:firstColumn="1" w:lastColumn="0" w:oddVBand="0" w:evenVBand="0" w:oddHBand="0" w:evenHBand="0" w:firstRowFirstColumn="0" w:firstRowLastColumn="0" w:lastRowFirstColumn="0" w:lastRowLastColumn="0"/>
+            <w:tcW w:w="0" w:type="auto"/>
+            <w:hideMark/>
+          </w:tcPr>
+          <w:p>
+            <w:pPr>
+              <w:spacing w:after="160" w:line="278" w:lineRule="auto"/>
+            </w:pPr>
+            <w:r>
+              <w:t>RF14.2</w:t>
+            </w:r>
+          </w:p>
+        </w:tc>
+        <w:tc>
+          <w:tcPr>
+            <w:tcW w:w="0" w:type="auto"/>
+            <w:hideMark/>
+          </w:tcPr>
+          <w:p>
+            <w:pPr>
+              <w:spacing w:after="160" w:line="278" w:lineRule="auto"/>
+              <w:cnfStyle w:val="000000100000" w:firstRow="0" w:lastRow="0" w:firstColumn="0" w:lastColumn="0" w:oddVBand="0" w:evenVBand="0" w:oddHBand="1" w:evenHBand="0" w:firstRowFirstColumn="0" w:firstRowLastColumn="0" w:lastRowFirstColumn="0" w:lastRowLastColumn="0"/>
+            </w:pPr>
+            <w:r>
+              <w:t>Analítica avanzada</w:t>
+            </w:r>
+          </w:p>
+        </w:tc>
+        <w:tc>
+          <w:tcPr>
+            <w:tcW w:w="0" w:type="auto"/>
+            <w:hideMark/>
+          </w:tcPr>
+          <w:p>
+            <w:pPr>
+              <w:spacing w:after="160" w:line="278" w:lineRule="auto"/>
+              <w:cnfStyle w:val="000000100000" w:firstRow="0" w:lastRow="0" w:firstColumn="0" w:lastColumn="0" w:oddVBand="0" w:evenVBand="0" w:oddHBand="1" w:evenHBand="0" w:firstRowFirstColumn="0" w:firstRowLastColumn="0" w:lastRowFirstColumn="0" w:lastRowLastColumn="0"/>
+            </w:pPr>
+            <w:r>
+              <w:t>Panel con métricas de ocupación, ingresos por camper, rendimiento, duración media, etc.</w:t>
+            </w:r>
+          </w:p>
+        </w:tc>
+      </w:tr>
+    </w:tbl>
+    <w:p>
+      <w:pPr>
+        <w:pStyle w:val="Ttulo3"/>
+      </w:pPr>
+      <w:bookmarkStart w:id="12" w:name="_Toc213785880"/>
+      <w:r>
+        <w:rPr>
+          <w:rFonts w:ascii="Segoe UI Emoji" w:hAnsi="Segoe UI Emoji" w:cs="Segoe UI Emoji"/>
+        </w:rPr>
+        <w:t>🚀</w:t>
+      </w:r>
+      <w:r>
+        <w:t xml:space="preserve"> FASE 6 — Mejora continua y escalabilidad futura (opcional)</w:t>
+      </w:r>
+      <w:bookmarkEnd w:id="12"/>
+    </w:p>
+    <w:p>
+      <w:r>
+        <w:rPr>
+          <w:b/>
+          <w:bCs/>
+        </w:rPr>
+        <w:t>Objetivo:</w:t>
+      </w:r>
+      <w:r>
+        <w:t xml:space="preserve"> Evolucionar el sistema hacia un producto escalable, con atención al cliente y expansión de modelo.</w:t>
+      </w:r>
+    </w:p>
+    <w:tbl>
+      <w:tblPr>
+        <w:tblStyle w:val="Tablaconcuadrcula5oscura-nfasis3"/>
+        <w:tblW w:w="0" w:type="auto"/>
+        <w:tblLook w:val="04A0" w:firstRow="1" w:lastRow="0" w:firstColumn="1" w:lastColumn="0" w:noHBand="0" w:noVBand="1"/>
+      </w:tblPr>
+      <w:tblGrid>
+        <w:gridCol w:w="954"/>
+        <w:gridCol w:w="2655"/>
+        <w:gridCol w:w="4885"/>
+      </w:tblGrid>
+      <w:tr>
+        <w:trPr>
+          <w:cnfStyle w:val="100000000000" w:firstRow="1" w:lastRow="0" w:firstColumn="0" w:lastColumn="0" w:oddVBand="0" w:evenVBand="0" w:oddHBand="0" w:evenHBand="0" w:firstRowFirstColumn="0" w:firstRowLastColumn="0" w:lastRowFirstColumn="0" w:lastRowLastColumn="0"/>
+        </w:trPr>
+        <w:tc>
+          <w:tcPr>
+            <w:cnfStyle w:val="001000000000" w:firstRow="0" w:lastRow="0" w:firstColumn="1" w:lastColumn="0" w:oddVBand="0" w:evenVBand="0" w:oddHBand="0" w:evenHBand="0" w:firstRowFirstColumn="0" w:firstRowLastColumn="0" w:lastRowFirstColumn="0" w:lastRowLastColumn="0"/>
+            <w:tcW w:w="0" w:type="auto"/>
+            <w:hideMark/>
+          </w:tcPr>
+          <w:p>
+            <w:pPr>
+              <w:spacing w:after="160" w:line="278" w:lineRule="auto"/>
+            </w:pPr>
+            <w:r>
+              <w:t>RF</w:t>
+            </w:r>
+          </w:p>
+        </w:tc>
+        <w:tc>
+          <w:tcPr>
+            <w:tcW w:w="0" w:type="auto"/>
+            <w:hideMark/>
+          </w:tcPr>
+          <w:p>
+            <w:pPr>
+              <w:spacing w:after="160" w:line="278" w:lineRule="auto"/>
+              <w:cnfStyle w:val="100000000000" w:firstRow="1" w:lastRow="0" w:firstColumn="0" w:lastColumn="0" w:oddVBand="0" w:evenVBand="0" w:oddHBand="0" w:evenHBand="0" w:firstRowFirstColumn="0" w:firstRowLastColumn="0" w:lastRowFirstColumn="0" w:lastRowLastColumn="0"/>
+            </w:pPr>
+            <w:r>
+              <w:t>Título</w:t>
+            </w:r>
+          </w:p>
+        </w:tc>
+        <w:tc>
+          <w:tcPr>
+            <w:tcW w:w="0" w:type="auto"/>
+            <w:hideMark/>
+          </w:tcPr>
+          <w:p>
+            <w:pPr>
+              <w:spacing w:after="160" w:line="278" w:lineRule="auto"/>
+              <w:cnfStyle w:val="100000000000" w:firstRow="1" w:lastRow="0" w:firstColumn="0" w:lastColumn="0" w:oddVBand="0" w:evenVBand="0" w:oddHBand="0" w:evenHBand="0" w:firstRowFirstColumn="0" w:firstRowLastColumn="0" w:lastRowFirstColumn="0" w:lastRowLastColumn="0"/>
+            </w:pPr>
+            <w:r>
+              <w:t>Descripción</w:t>
+            </w:r>
+          </w:p>
+        </w:tc>
+      </w:tr>
+      <w:tr>
+        <w:trPr>
+          <w:cnfStyle w:val="000000100000" w:firstRow="0" w:lastRow="0" w:firstColumn="0" w:lastColumn="0" w:oddVBand="0" w:evenVBand="0" w:oddHBand="1" w:evenHBand="0" w:firstRowFirstColumn="0" w:firstRowLastColumn="0" w:lastRowFirstColumn="0" w:lastRowLastColumn="0"/>
+        </w:trPr>
+        <w:tc>
+          <w:tcPr>
+            <w:cnfStyle w:val="001000000000" w:firstRow="0" w:lastRow="0" w:firstColumn="1" w:lastColumn="0" w:oddVBand="0" w:evenVBand="0" w:oddHBand="0" w:evenHBand="0" w:firstRowFirstColumn="0" w:firstRowLastColumn="0" w:lastRowFirstColumn="0" w:lastRowLastColumn="0"/>
+            <w:tcW w:w="0" w:type="auto"/>
+            <w:hideMark/>
+          </w:tcPr>
+          <w:p>
+            <w:pPr>
+              <w:spacing w:after="160" w:line="278" w:lineRule="auto"/>
+            </w:pPr>
+            <w:r>
+              <w:t>RF15.1</w:t>
+            </w:r>
+          </w:p>
+        </w:tc>
+        <w:tc>
+          <w:tcPr>
+            <w:tcW w:w="0" w:type="auto"/>
+            <w:hideMark/>
+          </w:tcPr>
+          <w:p>
+            <w:pPr>
+              <w:spacing w:after="160" w:line="278" w:lineRule="auto"/>
+              <w:cnfStyle w:val="000000100000" w:firstRow="0" w:lastRow="0" w:firstColumn="0" w:lastColumn="0" w:oddVBand="0" w:evenVBand="0" w:oddHBand="1" w:evenHBand="0" w:firstRowFirstColumn="0" w:firstRowLastColumn="0" w:lastRowFirstColumn="0" w:lastRowLastColumn="0"/>
+            </w:pPr>
+            <w:r>
+              <w:t>Mantenimiento preventivo</w:t>
+            </w:r>
+          </w:p>
+        </w:tc>
+        <w:tc>
+          <w:tcPr>
+            <w:tcW w:w="0" w:type="auto"/>
+            <w:hideMark/>
+          </w:tcPr>
+          <w:p>
+            <w:pPr>
+              <w:spacing w:after="160" w:line="278" w:lineRule="auto"/>
+              <w:cnfStyle w:val="000000100000" w:firstRow="0" w:lastRow="0" w:firstColumn="0" w:lastColumn="0" w:oddVBand="0" w:evenVBand="0" w:oddHBand="1" w:evenHBand="0" w:firstRowFirstColumn="0" w:firstRowLastColumn="0" w:lastRowFirstColumn="0" w:lastRowLastColumn="0"/>
+            </w:pPr>
+            <w:r>
+              <w:t>Creación automática de tareas de revisión según kilometraje o número de alquileres.</w:t>
+            </w:r>
+          </w:p>
+        </w:tc>
+      </w:tr>
+      <w:tr>
+        <w:tc>
+          <w:tcPr>
+            <w:cnfStyle w:val="001000000000" w:firstRow="0" w:lastRow="0" w:firstColumn="1" w:lastColumn="0" w:oddVBand="0" w:evenVBand="0" w:oddHBand="0" w:evenHBand="0" w:firstRowFirstColumn="0" w:firstRowLastColumn="0" w:lastRowFirstColumn="0" w:lastRowLastColumn="0"/>
+            <w:tcW w:w="0" w:type="auto"/>
+            <w:hideMark/>
+          </w:tcPr>
+          <w:p>
+            <w:pPr>
+              <w:spacing w:after="160" w:line="278" w:lineRule="auto"/>
+            </w:pPr>
+            <w:r>
+              <w:t>RF15.2</w:t>
+            </w:r>
+          </w:p>
+        </w:tc>
+        <w:tc>
+          <w:tcPr>
+            <w:tcW w:w="0" w:type="auto"/>
+            <w:hideMark/>
+          </w:tcPr>
+          <w:p>
+            <w:pPr>
+              <w:spacing w:after="160" w:line="278" w:lineRule="auto"/>
+              <w:cnfStyle w:val="000000000000" w:firstRow="0" w:lastRow="0" w:firstColumn="0" w:lastColumn="0" w:oddVBand="0" w:evenVBand="0" w:oddHBand="0" w:evenHBand="0" w:firstRowFirstColumn="0" w:firstRowLastColumn="0" w:lastRowFirstColumn="0" w:lastRowLastColumn="0"/>
+              <w:rPr>
+                <w:lang w:val="en-US"/>
+              </w:rPr>
+            </w:pPr>
+            <w:r>
+              <w:rPr>
+                <w:lang w:val="en-US"/>
+              </w:rPr>
+              <w:t>Chat de soporte / WhatsApp Business</w:t>
+            </w:r>
+          </w:p>
+        </w:tc>
+        <w:tc>
+          <w:tcPr>
+            <w:tcW w:w="0" w:type="auto"/>
+            <w:hideMark/>
+          </w:tcPr>
+          <w:p>
+            <w:pPr>
+              <w:spacing w:after="160" w:line="278" w:lineRule="auto"/>
+              <w:cnfStyle w:val="000000000000" w:firstRow="0" w:lastRow="0" w:firstColumn="0" w:lastColumn="0" w:oddVBand="0" w:evenVBand="0" w:oddHBand="0" w:evenHBand="0" w:firstRowFirstColumn="0" w:firstRowLastColumn="0" w:lastRowFirstColumn="0" w:lastRowLastColumn="0"/>
+            </w:pPr>
+            <w:r>
+              <w:t>Comunicación directa con clientes desde el portal o la web.</w:t>
+            </w:r>
+          </w:p>
+        </w:tc>
+      </w:tr>
+      <w:tr>
+        <w:trPr>
+          <w:cnfStyle w:val="000000100000" w:firstRow="0" w:lastRow="0" w:firstColumn="0" w:lastColumn="0" w:oddVBand="0" w:evenVBand="0" w:oddHBand="1" w:evenHBand="0" w:firstRowFirstColumn="0" w:firstRowLastColumn="0" w:lastRowFirstColumn="0" w:lastRowLastColumn="0"/>
+        </w:trPr>
+        <w:tc>
+          <w:tcPr>
+            <w:cnfStyle w:val="001000000000" w:firstRow="0" w:lastRow="0" w:firstColumn="1" w:lastColumn="0" w:oddVBand="0" w:evenVBand="0" w:oddHBand="0" w:evenHBand="0" w:firstRowFirstColumn="0" w:firstRowLastColumn="0" w:lastRowFirstColumn="0" w:lastRowLastColumn="0"/>
+            <w:tcW w:w="0" w:type="auto"/>
+            <w:hideMark/>
+          </w:tcPr>
+          <w:p>
+            <w:pPr>
+              <w:spacing w:after="160" w:line="278" w:lineRule="auto"/>
+            </w:pPr>
+            <w:r>
+              <w:t>RF15.3</w:t>
+            </w:r>
+          </w:p>
+        </w:tc>
+        <w:tc>
+          <w:tcPr>
+            <w:tcW w:w="0" w:type="auto"/>
+            <w:hideMark/>
+          </w:tcPr>
+          <w:p>
+            <w:pPr>
+              <w:spacing w:after="160" w:line="278" w:lineRule="auto"/>
+              <w:cnfStyle w:val="000000100000" w:firstRow="0" w:lastRow="0" w:firstColumn="0" w:lastColumn="0" w:oddVBand="0" w:evenVBand="0" w:oddHBand="1" w:evenHBand="0" w:firstRowFirstColumn="0" w:firstRowLastColumn="0" w:lastRowFirstColumn="0" w:lastRowLastColumn="0"/>
+            </w:pPr>
+            <w:r>
+              <w:t>Portal de Propietarios</w:t>
+            </w:r>
+          </w:p>
+        </w:tc>
+        <w:tc>
+          <w:tcPr>
+            <w:tcW w:w="0" w:type="auto"/>
+            <w:hideMark/>
+          </w:tcPr>
+          <w:p>
+            <w:pPr>
+              <w:spacing w:after="160" w:line="278" w:lineRule="auto"/>
+              <w:cnfStyle w:val="000000100000" w:firstRow="0" w:lastRow="0" w:firstColumn="0" w:lastColumn="0" w:oddVBand="0" w:evenVBand="0" w:oddHBand="1" w:evenHBand="0" w:firstRowFirstColumn="0" w:firstRowLastColumn="0" w:lastRowFirstColumn="0" w:lastRowLastColumn="0"/>
+            </w:pPr>
+            <w:r>
+              <w:t>Permitir que otros usuarios gestionen sus campers dentro del sistema (modelo marketplace).</w:t>
+            </w:r>
+          </w:p>
+        </w:tc>
+      </w:tr>
+      <w:tr>
+        <w:tc>
+          <w:tcPr>
+            <w:cnfStyle w:val="001000000000" w:firstRow="0" w:lastRow="0" w:firstColumn="1" w:lastColumn="0" w:oddVBand="0" w:evenVBand="0" w:oddHBand="0" w:evenHBand="0" w:firstRowFirstColumn="0" w:firstRowLastColumn="0" w:lastRowFirstColumn="0" w:lastRowLastColumn="0"/>
+            <w:tcW w:w="0" w:type="auto"/>
+            <w:hideMark/>
+          </w:tcPr>
+          <w:p>
+            <w:pPr>
+              <w:spacing w:after="160" w:line="278" w:lineRule="auto"/>
+            </w:pPr>
+            <w:r>
+              <w:t>RF16.1</w:t>
+            </w:r>
+          </w:p>
+        </w:tc>
+        <w:tc>
+          <w:tcPr>
+            <w:tcW w:w="0" w:type="auto"/>
+            <w:hideMark/>
+          </w:tcPr>
+          <w:p>
+            <w:pPr>
+              <w:spacing w:after="160" w:line="278" w:lineRule="auto"/>
+              <w:cnfStyle w:val="000000000000" w:firstRow="0" w:lastRow="0" w:firstColumn="0" w:lastColumn="0" w:oddVBand="0" w:evenVBand="0" w:oddHBand="0" w:evenHBand="0" w:firstRowFirstColumn="0" w:firstRowLastColumn="0" w:lastRowFirstColumn="0" w:lastRowLastColumn="0"/>
+            </w:pPr>
+            <w:r>
+              <w:t>Blog y SEO avanzado</w:t>
+            </w:r>
+          </w:p>
+        </w:tc>
+        <w:tc>
+          <w:tcPr>
+            <w:tcW w:w="0" w:type="auto"/>
+            <w:hideMark/>
+          </w:tcPr>
+          <w:p>
+            <w:pPr>
+              <w:spacing w:after="160" w:line="278" w:lineRule="auto"/>
+              <w:cnfStyle w:val="000000000000" w:firstRow="0" w:lastRow="0" w:firstColumn="0" w:lastColumn="0" w:oddVBand="0" w:evenVBand="0" w:oddHBand="0" w:evenHBand="0" w:firstRowFirstColumn="0" w:firstRowLastColumn="0" w:lastRowFirstColumn="0" w:lastRowLastColumn="0"/>
+            </w:pPr>
+            <w:r>
+              <w:t>Añadir blog con artículos de rutas, consejos y posicionamiento orgánico (SEO).</w:t>
+            </w:r>
+          </w:p>
+        </w:tc>
+      </w:tr>
+    </w:tbl>
+    <w:p>
+      <w:pPr>
+        <w:pStyle w:val="Ttulo2"/>
+      </w:pPr>
+      <w:bookmarkStart w:id="13" w:name="_Toc213785881"/>
+      <w:r>
+        <w:lastRenderedPageBreak/>
+        <w:t xml:space="preserve">5. </w:t>
+      </w:r>
+      <w:bookmarkEnd w:id="13"/>
+      <w:r>
+        <w:t>Imágenes</w:t>
+      </w:r>
+      <w:r>
+        <w:rPr>
+          <w:noProof/>
+        </w:rPr>
+        <w:drawing>
+          <wp:inline distT="0" distB="0" distL="0" distR="0" wp14:anchorId="76D0AF5E" wp14:editId="6473066D">
+            <wp:extent cx="5400040" cy="2312035"/>
+            <wp:effectExtent l="0" t="0" r="0" b="0"/>
+            <wp:docPr id="2042270601" name="Imagen 4"/>
+            <wp:cNvGraphicFramePr>
+              <a:graphicFrameLocks xmlns:a="http://schemas.openxmlformats.org/drawingml/2006/main" noChangeAspect="1"/>
+            </wp:cNvGraphicFramePr>
+            <a:graphic xmlns:a="http://schemas.openxmlformats.org/drawingml/2006/main">
+              <a:graphicData uri="http://schemas.openxmlformats.org/drawingml/2006/picture">
+                <pic:pic xmlns:pic="http://schemas.openxmlformats.org/drawingml/2006/picture">
+                  <pic:nvPicPr>
+                    <pic:cNvPr id="0" name="Picture 1"/>
+                    <pic:cNvPicPr>
+                      <a:picLocks noChangeAspect="1" noChangeArrowheads="1"/>
+                    </pic:cNvPicPr>
+                  </pic:nvPicPr>
+                  <pic:blipFill>
+                    <a:blip r:embed="rId9" cstate="print">
+                      <a:extLst>
+                        <a:ext uri="{28A0092B-C50C-407E-A947-70E740481C1C}">
+                          <a14:useLocalDpi xmlns:a14="http://schemas.microsoft.com/office/drawing/2010/main" val="0"/>
+                        </a:ext>
+                      </a:extLst>
+                    </a:blip>
+                    <a:srcRect/>
+                    <a:stretch>
+                      <a:fillRect/>
+                    </a:stretch>
+                  </pic:blipFill>
+                  <pic:spPr bwMode="auto">
+                    <a:xfrm>
+                      <a:off x="0" y="0"/>
+                      <a:ext cx="5400040" cy="2312035"/>
+                    </a:xfrm>
+                    <a:prstGeom prst="rect">
+                      <a:avLst/>
+                    </a:prstGeom>
+                    <a:noFill/>
+                    <a:ln>
+                      <a:noFill/>
+                    </a:ln>
+                  </pic:spPr>
+                </pic:pic>
+              </a:graphicData>
+            </a:graphic>
+          </wp:inline>
+        </w:drawing>
+      </w:r>
+      <w:r>
+        <w:rPr>
+          <w:noProof/>
+        </w:rPr>
+        <w:drawing>
+          <wp:inline distT="0" distB="0" distL="0" distR="0" wp14:anchorId="61FDAB97" wp14:editId="78E781FF">
+            <wp:extent cx="5391785" cy="2579370"/>
+            <wp:effectExtent l="0" t="0" r="0" b="0"/>
+            <wp:docPr id="2100718256" name="Imagen 5"/>
+            <wp:cNvGraphicFramePr>
+              <a:graphicFrameLocks xmlns:a="http://schemas.openxmlformats.org/drawingml/2006/main" noChangeAspect="1"/>
+            </wp:cNvGraphicFramePr>
+            <a:graphic xmlns:a="http://schemas.openxmlformats.org/drawingml/2006/main">
+              <a:graphicData uri="http://schemas.openxmlformats.org/drawingml/2006/picture">
+                <pic:pic xmlns:pic="http://schemas.openxmlformats.org/drawingml/2006/picture">
+                  <pic:nvPicPr>
+                    <pic:cNvPr id="0" name="Picture 2"/>
+                    <pic:cNvPicPr>
+                      <a:picLocks noChangeAspect="1" noChangeArrowheads="1"/>
+                    </pic:cNvPicPr>
+                  </pic:nvPicPr>
+                  <pic:blipFill>
+                    <a:blip r:embed="rId10" cstate="print">
+                      <a:extLst>
+                        <a:ext uri="{28A0092B-C50C-407E-A947-70E740481C1C}">
+                          <a14:useLocalDpi xmlns:a14="http://schemas.microsoft.com/office/drawing/2010/main" val="0"/>
+                        </a:ext>
+                      </a:extLst>
+                    </a:blip>
+                    <a:srcRect/>
+                    <a:stretch>
+                      <a:fillRect/>
+                    </a:stretch>
+                  </pic:blipFill>
+                  <pic:spPr bwMode="auto">
+                    <a:xfrm>
+                      <a:off x="0" y="0"/>
+                      <a:ext cx="5391785" cy="2579370"/>
+                    </a:xfrm>
+                    <a:prstGeom prst="rect">
+                      <a:avLst/>
+                    </a:prstGeom>
+                    <a:noFill/>
+                    <a:ln>
+                      <a:noFill/>
+                    </a:ln>
+                  </pic:spPr>
+                </pic:pic>
+              </a:graphicData>
+            </a:graphic>
+          </wp:inline>
+        </w:drawing>
+      </w:r>
+      <w:r>
+        <w:rPr>
+          <w:noProof/>
+        </w:rPr>
+        <w:drawing>
+          <wp:inline distT="0" distB="0" distL="0" distR="0" wp14:anchorId="7CE00863" wp14:editId="0EFF72E5">
+            <wp:extent cx="5400040" cy="3183255"/>
+            <wp:effectExtent l="0" t="0" r="0" b="0"/>
+            <wp:docPr id="1356711641" name="Imagen 6"/>
+            <wp:cNvGraphicFramePr>
+              <a:graphicFrameLocks xmlns:a="http://schemas.openxmlformats.org/drawingml/2006/main" noChangeAspect="1"/>
+            </wp:cNvGraphicFramePr>
+            <a:graphic xmlns:a="http://schemas.openxmlformats.org/drawingml/2006/main">
+              <a:graphicData uri="http://schemas.openxmlformats.org/drawingml/2006/picture">
+                <pic:pic xmlns:pic="http://schemas.openxmlformats.org/drawingml/2006/picture">
+                  <pic:nvPicPr>
+                    <pic:cNvPr id="0" name="Picture 3"/>
+                    <pic:cNvPicPr>
+                      <a:picLocks noChangeAspect="1" noChangeArrowheads="1"/>
+                    </pic:cNvPicPr>
+                  </pic:nvPicPr>
+                  <pic:blipFill>
+                    <a:blip r:embed="rId11" cstate="print">
+                      <a:extLst>
+                        <a:ext uri="{28A0092B-C50C-407E-A947-70E740481C1C}">
+                          <a14:useLocalDpi xmlns:a14="http://schemas.microsoft.com/office/drawing/2010/main" val="0"/>
+                        </a:ext>
+                      </a:extLst>
+                    </a:blip>
+                    <a:srcRect/>
+                    <a:stretch>
+                      <a:fillRect/>
+                    </a:stretch>
+                  </pic:blipFill>
+                  <pic:spPr bwMode="auto">
+                    <a:xfrm>
+                      <a:off x="0" y="0"/>
+                      <a:ext cx="5400040" cy="3183255"/>
+                    </a:xfrm>
+                    <a:prstGeom prst="rect">
+                      <a:avLst/>
+                    </a:prstGeom>
+                    <a:noFill/>
+                    <a:ln>
+                      <a:noFill/>
+                    </a:ln>
+                  </pic:spPr>
+                </pic:pic>
+              </a:graphicData>
+            </a:graphic>
+          </wp:inline>
+        </w:drawing>
+      </w:r>
+      <w:r>
+        <w:rPr>
+          <w:noProof/>
+        </w:rPr>
+        <w:lastRenderedPageBreak/>
+        <w:drawing>
+          <wp:inline distT="0" distB="0" distL="0" distR="0" wp14:anchorId="0439A21E" wp14:editId="09DA190B">
+            <wp:extent cx="5391785" cy="3295015"/>
+            <wp:effectExtent l="0" t="0" r="0" b="635"/>
+            <wp:docPr id="920785915" name="Imagen 7"/>
+            <wp:cNvGraphicFramePr>
+              <a:graphicFrameLocks xmlns:a="http://schemas.openxmlformats.org/drawingml/2006/main" noChangeAspect="1"/>
+            </wp:cNvGraphicFramePr>
+            <a:graphic xmlns:a="http://schemas.openxmlformats.org/drawingml/2006/main">
+              <a:graphicData uri="http://schemas.openxmlformats.org/drawingml/2006/picture">
+                <pic:pic xmlns:pic="http://schemas.openxmlformats.org/drawingml/2006/picture">
+                  <pic:nvPicPr>
+                    <pic:cNvPr id="0" name="Picture 4"/>
+                    <pic:cNvPicPr>
+                      <a:picLocks noChangeAspect="1" noChangeArrowheads="1"/>
+                    </pic:cNvPicPr>
+                  </pic:nvPicPr>
+                  <pic:blipFill>
+                    <a:blip r:embed="rId12" cstate="print">
+                      <a:extLst>
+                        <a:ext uri="{28A0092B-C50C-407E-A947-70E740481C1C}">
+                          <a14:useLocalDpi xmlns:a14="http://schemas.microsoft.com/office/drawing/2010/main" val="0"/>
+                        </a:ext>
+                      </a:extLst>
+                    </a:blip>
+                    <a:srcRect/>
+                    <a:stretch>
+                      <a:fillRect/>
+                    </a:stretch>
+                  </pic:blipFill>
+                  <pic:spPr bwMode="auto">
+                    <a:xfrm>
+                      <a:off x="0" y="0"/>
+                      <a:ext cx="5391785" cy="3295015"/>
+                    </a:xfrm>
+                    <a:prstGeom prst="rect">
+                      <a:avLst/>
+                    </a:prstGeom>
+                    <a:noFill/>
+                    <a:ln>
+                      <a:noFill/>
+                    </a:ln>
+                  </pic:spPr>
+                </pic:pic>
+              </a:graphicData>
+            </a:graphic>
+          </wp:inline>
+        </w:drawing>
+      </w:r>
+      <w:r>
+        <w:rPr>
+          <w:noProof/>
+        </w:rPr>
+        <w:drawing>
+          <wp:inline distT="0" distB="0" distL="0" distR="0" wp14:anchorId="069B0BEC" wp14:editId="62559FA3">
+            <wp:extent cx="5391785" cy="2579370"/>
+            <wp:effectExtent l="0" t="0" r="0" b="0"/>
+            <wp:docPr id="1089290016" name="Imagen 8"/>
+            <wp:cNvGraphicFramePr>
+              <a:graphicFrameLocks xmlns:a="http://schemas.openxmlformats.org/drawingml/2006/main" noChangeAspect="1"/>
+            </wp:cNvGraphicFramePr>
+            <a:graphic xmlns:a="http://schemas.openxmlformats.org/drawingml/2006/main">
+              <a:graphicData uri="http://schemas.openxmlformats.org/drawingml/2006/picture">
+                <pic:pic xmlns:pic="http://schemas.openxmlformats.org/drawingml/2006/picture">
+                  <pic:nvPicPr>
+                    <pic:cNvPr id="0" name="Picture 5"/>
+                    <pic:cNvPicPr>
+                      <a:picLocks noChangeAspect="1" noChangeArrowheads="1"/>
+                    </pic:cNvPicPr>
+                  </pic:nvPicPr>
+                  <pic:blipFill>
+                    <a:blip r:embed="rId13" cstate="print">
+                      <a:extLst>
+                        <a:ext uri="{28A0092B-C50C-407E-A947-70E740481C1C}">
+                          <a14:useLocalDpi xmlns:a14="http://schemas.microsoft.com/office/drawing/2010/main" val="0"/>
+                        </a:ext>
+                      </a:extLst>
+                    </a:blip>
+                    <a:srcRect/>
+                    <a:stretch>
+                      <a:fillRect/>
+                    </a:stretch>
+                  </pic:blipFill>
+                  <pic:spPr bwMode="auto">
+                    <a:xfrm>
+                      <a:off x="0" y="0"/>
+                      <a:ext cx="5391785" cy="2579370"/>
+                    </a:xfrm>
+                    <a:prstGeom prst="rect">
+                      <a:avLst/>
+                    </a:prstGeom>
+                    <a:noFill/>
+                    <a:ln>
+                      <a:noFill/>
+                    </a:ln>
+                  </pic:spPr>
+                </pic:pic>
+              </a:graphicData>
+            </a:graphic>
+          </wp:inline>
+        </w:drawing>
+      </w:r>
+      <w:r>
+        <w:rPr>
+          <w:noProof/>
+        </w:rPr>
+        <w:drawing>
+          <wp:inline distT="0" distB="0" distL="0" distR="0" wp14:anchorId="3D0D90E0" wp14:editId="795238B0">
+            <wp:extent cx="5391785" cy="2087880"/>
+            <wp:effectExtent l="0" t="0" r="0" b="7620"/>
+            <wp:docPr id="1513341418" name="Imagen 9"/>
+            <wp:cNvGraphicFramePr>
+              <a:graphicFrameLocks xmlns:a="http://schemas.openxmlformats.org/drawingml/2006/main" noChangeAspect="1"/>
+            </wp:cNvGraphicFramePr>
+            <a:graphic xmlns:a="http://schemas.openxmlformats.org/drawingml/2006/main">
+              <a:graphicData uri="http://schemas.openxmlformats.org/drawingml/2006/picture">
+                <pic:pic xmlns:pic="http://schemas.openxmlformats.org/drawingml/2006/picture">
+                  <pic:nvPicPr>
+                    <pic:cNvPr id="0" name="Picture 6"/>
+                    <pic:cNvPicPr>
+                      <a:picLocks noChangeAspect="1" noChangeArrowheads="1"/>
+                    </pic:cNvPicPr>
+                  </pic:nvPicPr>
+                  <pic:blipFill>
+                    <a:blip r:embed="rId14" cstate="print">
+                      <a:extLst>
+                        <a:ext uri="{28A0092B-C50C-407E-A947-70E740481C1C}">
+                          <a14:useLocalDpi xmlns:a14="http://schemas.microsoft.com/office/drawing/2010/main" val="0"/>
+                        </a:ext>
+                      </a:extLst>
+                    </a:blip>
+                    <a:srcRect/>
+                    <a:stretch>
+                      <a:fillRect/>
+                    </a:stretch>
+                  </pic:blipFill>
+                  <pic:spPr bwMode="auto">
+                    <a:xfrm>
+                      <a:off x="0" y="0"/>
+                      <a:ext cx="5391785" cy="2087880"/>
+                    </a:xfrm>
+                    <a:prstGeom prst="rect">
+                      <a:avLst/>
+                    </a:prstGeom>
+                    <a:noFill/>
+                    <a:ln>
+                      <a:noFill/>
+                    </a:ln>
+                  </pic:spPr>
+                </pic:pic>
+              </a:graphicData>
+            </a:graphic>
+          </wp:inline>
+        </w:drawing>
       </w:r>
     </w:p>
     <w:p/>
     <w:sectPr>
-      <w:footerReference w:type="default" r:id="rId8"/>
+      <w:footerReference w:type="default" r:id="rId15"/>
       <w:pgSz w:w="11906" w:h="16838"/>
       <w:pgMar w:top="1417" w:right="1701" w:bottom="1417" w:left="1701" w:header="708" w:footer="708" w:gutter="0"/>
       <w:cols w:space="708"/>
@@ -458,6 +4263,7 @@
         <w:docPartUnique/>
       </w:docPartObj>
     </w:sdtPr>
+    <w:sdtEndPr/>
     <w:sdtContent>
       <w:p>
         <w:pPr>
@@ -894,9 +4700,9 @@
     </w:lvl>
   </w:abstractNum>
   <w:abstractNum w:abstractNumId="1" w15:restartNumberingAfterBreak="0">
-    <w:nsid w:val="4075169D"/>
+    <w:nsid w:val="22041B2D"/>
     <w:multiLevelType w:val="multilevel"/>
-    <w:tmpl w:val="7020DBDC"/>
+    <w:tmpl w:val="6AA490EC"/>
     <w:lvl w:ilvl="0">
       <w:start w:val="1"/>
       <w:numFmt w:val="bullet"/>
@@ -1043,9 +4849,122 @@
     </w:lvl>
   </w:abstractNum>
   <w:abstractNum w:abstractNumId="2" w15:restartNumberingAfterBreak="0">
-    <w:nsid w:val="5A146D4B"/>
+    <w:nsid w:val="399E2CF3"/>
     <w:multiLevelType w:val="multilevel"/>
-    <w:tmpl w:val="39BC419A"/>
+    <w:tmpl w:val="69A67090"/>
+    <w:lvl w:ilvl="0">
+      <w:start w:val="1"/>
+      <w:numFmt w:val="decimal"/>
+      <w:lvlText w:val="%1."/>
+      <w:lvlJc w:val="left"/>
+      <w:pPr>
+        <w:tabs>
+          <w:tab w:val="num" w:pos="720"/>
+        </w:tabs>
+        <w:ind w:left="720" w:hanging="360"/>
+      </w:pPr>
+    </w:lvl>
+    <w:lvl w:ilvl="1" w:tentative="1">
+      <w:start w:val="1"/>
+      <w:numFmt w:val="decimal"/>
+      <w:lvlText w:val="%2."/>
+      <w:lvlJc w:val="left"/>
+      <w:pPr>
+        <w:tabs>
+          <w:tab w:val="num" w:pos="1440"/>
+        </w:tabs>
+        <w:ind w:left="1440" w:hanging="360"/>
+      </w:pPr>
+    </w:lvl>
+    <w:lvl w:ilvl="2" w:tentative="1">
+      <w:start w:val="1"/>
+      <w:numFmt w:val="decimal"/>
+      <w:lvlText w:val="%3."/>
+      <w:lvlJc w:val="left"/>
+      <w:pPr>
+        <w:tabs>
+          <w:tab w:val="num" w:pos="2160"/>
+        </w:tabs>
+        <w:ind w:left="2160" w:hanging="360"/>
+      </w:pPr>
+    </w:lvl>
+    <w:lvl w:ilvl="3" w:tentative="1">
+      <w:start w:val="1"/>
+      <w:numFmt w:val="decimal"/>
+      <w:lvlText w:val="%4."/>
+      <w:lvlJc w:val="left"/>
+      <w:pPr>
+        <w:tabs>
+          <w:tab w:val="num" w:pos="2880"/>
+        </w:tabs>
+        <w:ind w:left="2880" w:hanging="360"/>
+      </w:pPr>
+    </w:lvl>
+    <w:lvl w:ilvl="4" w:tentative="1">
+      <w:start w:val="1"/>
+      <w:numFmt w:val="decimal"/>
+      <w:lvlText w:val="%5."/>
+      <w:lvlJc w:val="left"/>
+      <w:pPr>
+        <w:tabs>
+          <w:tab w:val="num" w:pos="3600"/>
+        </w:tabs>
+        <w:ind w:left="3600" w:hanging="360"/>
+      </w:pPr>
+    </w:lvl>
+    <w:lvl w:ilvl="5" w:tentative="1">
+      <w:start w:val="1"/>
+      <w:numFmt w:val="decimal"/>
+      <w:lvlText w:val="%6."/>
+      <w:lvlJc w:val="left"/>
+      <w:pPr>
+        <w:tabs>
+          <w:tab w:val="num" w:pos="4320"/>
+        </w:tabs>
+        <w:ind w:left="4320" w:hanging="360"/>
+      </w:pPr>
+    </w:lvl>
+    <w:lvl w:ilvl="6" w:tentative="1">
+      <w:start w:val="1"/>
+      <w:numFmt w:val="decimal"/>
+      <w:lvlText w:val="%7."/>
+      <w:lvlJc w:val="left"/>
+      <w:pPr>
+        <w:tabs>
+          <w:tab w:val="num" w:pos="5040"/>
+        </w:tabs>
+        <w:ind w:left="5040" w:hanging="360"/>
+      </w:pPr>
+    </w:lvl>
+    <w:lvl w:ilvl="7" w:tentative="1">
+      <w:start w:val="1"/>
+      <w:numFmt w:val="decimal"/>
+      <w:lvlText w:val="%8."/>
+      <w:lvlJc w:val="left"/>
+      <w:pPr>
+        <w:tabs>
+          <w:tab w:val="num" w:pos="5760"/>
+        </w:tabs>
+        <w:ind w:left="5760" w:hanging="360"/>
+      </w:pPr>
+    </w:lvl>
+    <w:lvl w:ilvl="8" w:tentative="1">
+      <w:start w:val="1"/>
+      <w:numFmt w:val="decimal"/>
+      <w:lvlText w:val="%9."/>
+      <w:lvlJc w:val="left"/>
+      <w:pPr>
+        <w:tabs>
+          <w:tab w:val="num" w:pos="6480"/>
+        </w:tabs>
+        <w:ind w:left="6480" w:hanging="360"/>
+      </w:pPr>
+    </w:lvl>
+  </w:abstractNum>
+  <w:abstractNum w:abstractNumId="3" w15:restartNumberingAfterBreak="0">
+    <w:nsid w:val="4075169D"/>
+    <w:multiLevelType w:val="multilevel"/>
+    <w:tmpl w:val="7020DBDC"/>
     <w:lvl w:ilvl="0">
       <w:start w:val="1"/>
       <w:numFmt w:val="bullet"/>
@@ -1191,14 +5110,473 @@
       </w:rPr>
     </w:lvl>
   </w:abstractNum>
+  <w:abstractNum w:abstractNumId="4" w15:restartNumberingAfterBreak="0">
+    <w:nsid w:val="56A95F69"/>
+    <w:multiLevelType w:val="multilevel"/>
+    <w:tmpl w:val="354AACD8"/>
+    <w:lvl w:ilvl="0">
+      <w:start w:val="1"/>
+      <w:numFmt w:val="bullet"/>
+      <w:lvlText w:val=""/>
+      <w:lvlJc w:val="left"/>
+      <w:pPr>
+        <w:tabs>
+          <w:tab w:val="num" w:pos="720"/>
+        </w:tabs>
+        <w:ind w:left="720" w:hanging="360"/>
+      </w:pPr>
+      <w:rPr>
+        <w:rFonts w:ascii="Symbol" w:hAnsi="Symbol" w:hint="default"/>
+        <w:sz w:val="20"/>
+      </w:rPr>
+    </w:lvl>
+    <w:lvl w:ilvl="1" w:tentative="1">
+      <w:start w:val="1"/>
+      <w:numFmt w:val="bullet"/>
+      <w:lvlText w:val="o"/>
+      <w:lvlJc w:val="left"/>
+      <w:pPr>
+        <w:tabs>
+          <w:tab w:val="num" w:pos="1440"/>
+        </w:tabs>
+        <w:ind w:left="1440" w:hanging="360"/>
+      </w:pPr>
+      <w:rPr>
+        <w:rFonts w:ascii="Courier New" w:hAnsi="Courier New" w:hint="default"/>
+        <w:sz w:val="20"/>
+      </w:rPr>
+    </w:lvl>
+    <w:lvl w:ilvl="2" w:tentative="1">
+      <w:start w:val="1"/>
+      <w:numFmt w:val="bullet"/>
+      <w:lvlText w:val=""/>
+      <w:lvlJc w:val="left"/>
+      <w:pPr>
+        <w:tabs>
+          <w:tab w:val="num" w:pos="2160"/>
+        </w:tabs>
+        <w:ind w:left="2160" w:hanging="360"/>
+      </w:pPr>
+      <w:rPr>
+        <w:rFonts w:ascii="Wingdings" w:hAnsi="Wingdings" w:hint="default"/>
+        <w:sz w:val="20"/>
+      </w:rPr>
+    </w:lvl>
+    <w:lvl w:ilvl="3" w:tentative="1">
+      <w:start w:val="1"/>
+      <w:numFmt w:val="bullet"/>
+      <w:lvlText w:val=""/>
+      <w:lvlJc w:val="left"/>
+      <w:pPr>
+        <w:tabs>
+          <w:tab w:val="num" w:pos="2880"/>
+        </w:tabs>
+        <w:ind w:left="2880" w:hanging="360"/>
+      </w:pPr>
+      <w:rPr>
+        <w:rFonts w:ascii="Wingdings" w:hAnsi="Wingdings" w:hint="default"/>
+        <w:sz w:val="20"/>
+      </w:rPr>
+    </w:lvl>
+    <w:lvl w:ilvl="4" w:tentative="1">
+      <w:start w:val="1"/>
+      <w:numFmt w:val="bullet"/>
+      <w:lvlText w:val=""/>
+      <w:lvlJc w:val="left"/>
+      <w:pPr>
+        <w:tabs>
+          <w:tab w:val="num" w:pos="3600"/>
+        </w:tabs>
+        <w:ind w:left="3600" w:hanging="360"/>
+      </w:pPr>
+      <w:rPr>
+        <w:rFonts w:ascii="Wingdings" w:hAnsi="Wingdings" w:hint="default"/>
+        <w:sz w:val="20"/>
+      </w:rPr>
+    </w:lvl>
+    <w:lvl w:ilvl="5" w:tentative="1">
+      <w:start w:val="1"/>
+      <w:numFmt w:val="bullet"/>
+      <w:lvlText w:val=""/>
+      <w:lvlJc w:val="left"/>
+      <w:pPr>
+        <w:tabs>
+          <w:tab w:val="num" w:pos="4320"/>
+        </w:tabs>
+        <w:ind w:left="4320" w:hanging="360"/>
+      </w:pPr>
+      <w:rPr>
+        <w:rFonts w:ascii="Wingdings" w:hAnsi="Wingdings" w:hint="default"/>
+        <w:sz w:val="20"/>
+      </w:rPr>
+    </w:lvl>
+    <w:lvl w:ilvl="6" w:tentative="1">
+      <w:start w:val="1"/>
+      <w:numFmt w:val="bullet"/>
+      <w:lvlText w:val=""/>
+      <w:lvlJc w:val="left"/>
+      <w:pPr>
+        <w:tabs>
+          <w:tab w:val="num" w:pos="5040"/>
+        </w:tabs>
+        <w:ind w:left="5040" w:hanging="360"/>
+      </w:pPr>
+      <w:rPr>
+        <w:rFonts w:ascii="Wingdings" w:hAnsi="Wingdings" w:hint="default"/>
+        <w:sz w:val="20"/>
+      </w:rPr>
+    </w:lvl>
+    <w:lvl w:ilvl="7" w:tentative="1">
+      <w:start w:val="1"/>
+      <w:numFmt w:val="bullet"/>
+      <w:lvlText w:val=""/>
+      <w:lvlJc w:val="left"/>
+      <w:pPr>
+        <w:tabs>
+          <w:tab w:val="num" w:pos="5760"/>
+        </w:tabs>
+        <w:ind w:left="5760" w:hanging="360"/>
+      </w:pPr>
+      <w:rPr>
+        <w:rFonts w:ascii="Wingdings" w:hAnsi="Wingdings" w:hint="default"/>
+        <w:sz w:val="20"/>
+      </w:rPr>
+    </w:lvl>
+    <w:lvl w:ilvl="8" w:tentative="1">
+      <w:start w:val="1"/>
+      <w:numFmt w:val="bullet"/>
+      <w:lvlText w:val=""/>
+      <w:lvlJc w:val="left"/>
+      <w:pPr>
+        <w:tabs>
+          <w:tab w:val="num" w:pos="6480"/>
+        </w:tabs>
+        <w:ind w:left="6480" w:hanging="360"/>
+      </w:pPr>
+      <w:rPr>
+        <w:rFonts w:ascii="Wingdings" w:hAnsi="Wingdings" w:hint="default"/>
+        <w:sz w:val="20"/>
+      </w:rPr>
+    </w:lvl>
+  </w:abstractNum>
+  <w:abstractNum w:abstractNumId="5" w15:restartNumberingAfterBreak="0">
+    <w:nsid w:val="5A146D4B"/>
+    <w:multiLevelType w:val="multilevel"/>
+    <w:tmpl w:val="39BC419A"/>
+    <w:lvl w:ilvl="0">
+      <w:start w:val="1"/>
+      <w:numFmt w:val="bullet"/>
+      <w:lvlText w:val=""/>
+      <w:lvlJc w:val="left"/>
+      <w:pPr>
+        <w:tabs>
+          <w:tab w:val="num" w:pos="720"/>
+        </w:tabs>
+        <w:ind w:left="720" w:hanging="360"/>
+      </w:pPr>
+      <w:rPr>
+        <w:rFonts w:ascii="Symbol" w:hAnsi="Symbol" w:hint="default"/>
+        <w:sz w:val="20"/>
+      </w:rPr>
+    </w:lvl>
+    <w:lvl w:ilvl="1" w:tentative="1">
+      <w:start w:val="1"/>
+      <w:numFmt w:val="bullet"/>
+      <w:lvlText w:val="o"/>
+      <w:lvlJc w:val="left"/>
+      <w:pPr>
+        <w:tabs>
+          <w:tab w:val="num" w:pos="1440"/>
+        </w:tabs>
+        <w:ind w:left="1440" w:hanging="360"/>
+      </w:pPr>
+      <w:rPr>
+        <w:rFonts w:ascii="Courier New" w:hAnsi="Courier New" w:hint="default"/>
+        <w:sz w:val="20"/>
+      </w:rPr>
+    </w:lvl>
+    <w:lvl w:ilvl="2" w:tentative="1">
+      <w:start w:val="1"/>
+      <w:numFmt w:val="bullet"/>
+      <w:lvlText w:val=""/>
+      <w:lvlJc w:val="left"/>
+      <w:pPr>
+        <w:tabs>
+          <w:tab w:val="num" w:pos="2160"/>
+        </w:tabs>
+        <w:ind w:left="2160" w:hanging="360"/>
+      </w:pPr>
+      <w:rPr>
+        <w:rFonts w:ascii="Wingdings" w:hAnsi="Wingdings" w:hint="default"/>
+        <w:sz w:val="20"/>
+      </w:rPr>
+    </w:lvl>
+    <w:lvl w:ilvl="3" w:tentative="1">
+      <w:start w:val="1"/>
+      <w:numFmt w:val="bullet"/>
+      <w:lvlText w:val=""/>
+      <w:lvlJc w:val="left"/>
+      <w:pPr>
+        <w:tabs>
+          <w:tab w:val="num" w:pos="2880"/>
+        </w:tabs>
+        <w:ind w:left="2880" w:hanging="360"/>
+      </w:pPr>
+      <w:rPr>
+        <w:rFonts w:ascii="Wingdings" w:hAnsi="Wingdings" w:hint="default"/>
+        <w:sz w:val="20"/>
+      </w:rPr>
+    </w:lvl>
+    <w:lvl w:ilvl="4" w:tentative="1">
+      <w:start w:val="1"/>
+      <w:numFmt w:val="bullet"/>
+      <w:lvlText w:val=""/>
+      <w:lvlJc w:val="left"/>
+      <w:pPr>
+        <w:tabs>
+          <w:tab w:val="num" w:pos="3600"/>
+        </w:tabs>
+        <w:ind w:left="3600" w:hanging="360"/>
+      </w:pPr>
+      <w:rPr>
+        <w:rFonts w:ascii="Wingdings" w:hAnsi="Wingdings" w:hint="default"/>
+        <w:sz w:val="20"/>
+      </w:rPr>
+    </w:lvl>
+    <w:lvl w:ilvl="5" w:tentative="1">
+      <w:start w:val="1"/>
+      <w:numFmt w:val="bullet"/>
+      <w:lvlText w:val=""/>
+      <w:lvlJc w:val="left"/>
+      <w:pPr>
+        <w:tabs>
+          <w:tab w:val="num" w:pos="4320"/>
+        </w:tabs>
+        <w:ind w:left="4320" w:hanging="360"/>
+      </w:pPr>
+      <w:rPr>
+        <w:rFonts w:ascii="Wingdings" w:hAnsi="Wingdings" w:hint="default"/>
+        <w:sz w:val="20"/>
+      </w:rPr>
+    </w:lvl>
+    <w:lvl w:ilvl="6" w:tentative="1">
+      <w:start w:val="1"/>
+      <w:numFmt w:val="bullet"/>
+      <w:lvlText w:val=""/>
+      <w:lvlJc w:val="left"/>
+      <w:pPr>
+        <w:tabs>
+          <w:tab w:val="num" w:pos="5040"/>
+        </w:tabs>
+        <w:ind w:left="5040" w:hanging="360"/>
+      </w:pPr>
+      <w:rPr>
+        <w:rFonts w:ascii="Wingdings" w:hAnsi="Wingdings" w:hint="default"/>
+        <w:sz w:val="20"/>
+      </w:rPr>
+    </w:lvl>
+    <w:lvl w:ilvl="7" w:tentative="1">
+      <w:start w:val="1"/>
+      <w:numFmt w:val="bullet"/>
+      <w:lvlText w:val=""/>
+      <w:lvlJc w:val="left"/>
+      <w:pPr>
+        <w:tabs>
+          <w:tab w:val="num" w:pos="5760"/>
+        </w:tabs>
+        <w:ind w:left="5760" w:hanging="360"/>
+      </w:pPr>
+      <w:rPr>
+        <w:rFonts w:ascii="Wingdings" w:hAnsi="Wingdings" w:hint="default"/>
+        <w:sz w:val="20"/>
+      </w:rPr>
+    </w:lvl>
+    <w:lvl w:ilvl="8" w:tentative="1">
+      <w:start w:val="1"/>
+      <w:numFmt w:val="bullet"/>
+      <w:lvlText w:val=""/>
+      <w:lvlJc w:val="left"/>
+      <w:pPr>
+        <w:tabs>
+          <w:tab w:val="num" w:pos="6480"/>
+        </w:tabs>
+        <w:ind w:left="6480" w:hanging="360"/>
+      </w:pPr>
+      <w:rPr>
+        <w:rFonts w:ascii="Wingdings" w:hAnsi="Wingdings" w:hint="default"/>
+        <w:sz w:val="20"/>
+      </w:rPr>
+    </w:lvl>
+  </w:abstractNum>
+  <w:abstractNum w:abstractNumId="6" w15:restartNumberingAfterBreak="0">
+    <w:nsid w:val="5AFB0E84"/>
+    <w:multiLevelType w:val="multilevel"/>
+    <w:tmpl w:val="FF5AB714"/>
+    <w:lvl w:ilvl="0">
+      <w:start w:val="1"/>
+      <w:numFmt w:val="bullet"/>
+      <w:lvlText w:val=""/>
+      <w:lvlJc w:val="left"/>
+      <w:pPr>
+        <w:tabs>
+          <w:tab w:val="num" w:pos="720"/>
+        </w:tabs>
+        <w:ind w:left="720" w:hanging="360"/>
+      </w:pPr>
+      <w:rPr>
+        <w:rFonts w:ascii="Symbol" w:hAnsi="Symbol" w:hint="default"/>
+        <w:sz w:val="20"/>
+      </w:rPr>
+    </w:lvl>
+    <w:lvl w:ilvl="1" w:tentative="1">
+      <w:start w:val="1"/>
+      <w:numFmt w:val="bullet"/>
+      <w:lvlText w:val="o"/>
+      <w:lvlJc w:val="left"/>
+      <w:pPr>
+        <w:tabs>
+          <w:tab w:val="num" w:pos="1440"/>
+        </w:tabs>
+        <w:ind w:left="1440" w:hanging="360"/>
+      </w:pPr>
+      <w:rPr>
+        <w:rFonts w:ascii="Courier New" w:hAnsi="Courier New" w:hint="default"/>
+        <w:sz w:val="20"/>
+      </w:rPr>
+    </w:lvl>
+    <w:lvl w:ilvl="2" w:tentative="1">
+      <w:start w:val="1"/>
+      <w:numFmt w:val="bullet"/>
+      <w:lvlText w:val=""/>
+      <w:lvlJc w:val="left"/>
+      <w:pPr>
+        <w:tabs>
+          <w:tab w:val="num" w:pos="2160"/>
+        </w:tabs>
+        <w:ind w:left="2160" w:hanging="360"/>
+      </w:pPr>
+      <w:rPr>
+        <w:rFonts w:ascii="Wingdings" w:hAnsi="Wingdings" w:hint="default"/>
+        <w:sz w:val="20"/>
+      </w:rPr>
+    </w:lvl>
+    <w:lvl w:ilvl="3" w:tentative="1">
+      <w:start w:val="1"/>
+      <w:numFmt w:val="bullet"/>
+      <w:lvlText w:val=""/>
+      <w:lvlJc w:val="left"/>
+      <w:pPr>
+        <w:tabs>
+          <w:tab w:val="num" w:pos="2880"/>
+        </w:tabs>
+        <w:ind w:left="2880" w:hanging="360"/>
+      </w:pPr>
+      <w:rPr>
+        <w:rFonts w:ascii="Wingdings" w:hAnsi="Wingdings" w:hint="default"/>
+        <w:sz w:val="20"/>
+      </w:rPr>
+    </w:lvl>
+    <w:lvl w:ilvl="4" w:tentative="1">
+      <w:start w:val="1"/>
+      <w:numFmt w:val="bullet"/>
+      <w:lvlText w:val=""/>
+      <w:lvlJc w:val="left"/>
+      <w:pPr>
+        <w:tabs>
+          <w:tab w:val="num" w:pos="3600"/>
+        </w:tabs>
+        <w:ind w:left="3600" w:hanging="360"/>
+      </w:pPr>
+      <w:rPr>
+        <w:rFonts w:ascii="Wingdings" w:hAnsi="Wingdings" w:hint="default"/>
+        <w:sz w:val="20"/>
+      </w:rPr>
+    </w:lvl>
+    <w:lvl w:ilvl="5" w:tentative="1">
+      <w:start w:val="1"/>
+      <w:numFmt w:val="bullet"/>
+      <w:lvlText w:val=""/>
+      <w:lvlJc w:val="left"/>
+      <w:pPr>
+        <w:tabs>
+          <w:tab w:val="num" w:pos="4320"/>
+        </w:tabs>
+        <w:ind w:left="4320" w:hanging="360"/>
+      </w:pPr>
+      <w:rPr>
+        <w:rFonts w:ascii="Wingdings" w:hAnsi="Wingdings" w:hint="default"/>
+        <w:sz w:val="20"/>
+      </w:rPr>
+    </w:lvl>
+    <w:lvl w:ilvl="6" w:tentative="1">
+      <w:start w:val="1"/>
+      <w:numFmt w:val="bullet"/>
+      <w:lvlText w:val=""/>
+      <w:lvlJc w:val="left"/>
+      <w:pPr>
+        <w:tabs>
+          <w:tab w:val="num" w:pos="5040"/>
+        </w:tabs>
+        <w:ind w:left="5040" w:hanging="360"/>
+      </w:pPr>
+      <w:rPr>
+        <w:rFonts w:ascii="Wingdings" w:hAnsi="Wingdings" w:hint="default"/>
+        <w:sz w:val="20"/>
+      </w:rPr>
+    </w:lvl>
+    <w:lvl w:ilvl="7" w:tentative="1">
+      <w:start w:val="1"/>
+      <w:numFmt w:val="bullet"/>
+      <w:lvlText w:val=""/>
+      <w:lvlJc w:val="left"/>
+      <w:pPr>
+        <w:tabs>
+          <w:tab w:val="num" w:pos="5760"/>
+        </w:tabs>
+        <w:ind w:left="5760" w:hanging="360"/>
+      </w:pPr>
+      <w:rPr>
+        <w:rFonts w:ascii="Wingdings" w:hAnsi="Wingdings" w:hint="default"/>
+        <w:sz w:val="20"/>
+      </w:rPr>
+    </w:lvl>
+    <w:lvl w:ilvl="8" w:tentative="1">
+      <w:start w:val="1"/>
+      <w:numFmt w:val="bullet"/>
+      <w:lvlText w:val=""/>
+      <w:lvlJc w:val="left"/>
+      <w:pPr>
+        <w:tabs>
+          <w:tab w:val="num" w:pos="6480"/>
+        </w:tabs>
+        <w:ind w:left="6480" w:hanging="360"/>
+      </w:pPr>
+      <w:rPr>
+        <w:rFonts w:ascii="Wingdings" w:hAnsi="Wingdings" w:hint="default"/>
+        <w:sz w:val="20"/>
+      </w:rPr>
+    </w:lvl>
+  </w:abstractNum>
   <w:num w:numId="1" w16cid:durableId="487597787">
-    <w:abstractNumId w:val="1"/>
+    <w:abstractNumId w:val="3"/>
   </w:num>
   <w:num w:numId="2" w16cid:durableId="2122608056">
-    <w:abstractNumId w:val="2"/>
+    <w:abstractNumId w:val="5"/>
   </w:num>
   <w:num w:numId="3" w16cid:durableId="2042046871">
     <w:abstractNumId w:val="0"/>
+  </w:num>
+  <w:num w:numId="4" w16cid:durableId="1506819654">
+    <w:abstractNumId w:val="2"/>
+  </w:num>
+  <w:num w:numId="5" w16cid:durableId="844899103">
+    <w:abstractNumId w:val="4"/>
+  </w:num>
+  <w:num w:numId="6" w16cid:durableId="463699254">
+    <w:abstractNumId w:val="1"/>
+  </w:num>
+  <w:num w:numId="7" w16cid:durableId="7370065">
+    <w:abstractNumId w:val="6"/>
   </w:num>
 </w:numbering>
 </file>
@@ -1653,7 +6031,6 @@
     <w:next w:val="Normal"/>
     <w:link w:val="Ttulo3Car"/>
     <w:uiPriority w:val="9"/>
-    <w:semiHidden/>
     <w:unhideWhenUsed/>
     <w:qFormat/>
     <w:rsid w:val="00F34077"/>
@@ -1805,6 +6182,7 @@
   <w:style w:type="character" w:default="1" w:styleId="Fuentedeprrafopredeter">
     <w:name w:val="Default Paragraph Font"/>
     <w:uiPriority w:val="1"/>
+    <w:semiHidden/>
     <w:unhideWhenUsed/>
   </w:style>
   <w:style w:type="table" w:default="1" w:styleId="Tablanormal">
@@ -1859,7 +6237,6 @@
     <w:basedOn w:val="Fuentedeprrafopredeter"/>
     <w:link w:val="Ttulo3"/>
     <w:uiPriority w:val="9"/>
-    <w:semiHidden/>
     <w:rsid w:val="00F34077"/>
     <w:rPr>
       <w:rFonts w:eastAsiaTheme="majorEastAsia" w:cstheme="majorBidi"/>
@@ -2161,6 +6538,184 @@
     <w:uiPriority w:val="99"/>
     <w:rsid w:val="00F34077"/>
   </w:style>
+  <w:style w:type="table" w:styleId="Tablaconcuadrcula5oscura-nfasis3">
+    <w:name w:val="Grid Table 5 Dark Accent 3"/>
+    <w:basedOn w:val="Tablanormal"/>
+    <w:uiPriority w:val="50"/>
+    <w:rsid w:val="008D7106"/>
+    <w:pPr>
+      <w:spacing w:after="0" w:line="240" w:lineRule="auto"/>
+    </w:pPr>
+    <w:tblPr>
+      <w:tblStyleRowBandSize w:val="1"/>
+      <w:tblStyleColBandSize w:val="1"/>
+      <w:tblBorders>
+        <w:top w:val="single" w:sz="4" w:space="0" w:color="FFFFFF" w:themeColor="background1"/>
+        <w:left w:val="single" w:sz="4" w:space="0" w:color="FFFFFF" w:themeColor="background1"/>
+        <w:bottom w:val="single" w:sz="4" w:space="0" w:color="FFFFFF" w:themeColor="background1"/>
+        <w:right w:val="single" w:sz="4" w:space="0" w:color="FFFFFF" w:themeColor="background1"/>
+        <w:insideH w:val="single" w:sz="4" w:space="0" w:color="FFFFFF" w:themeColor="background1"/>
+        <w:insideV w:val="single" w:sz="4" w:space="0" w:color="FFFFFF" w:themeColor="background1"/>
+      </w:tblBorders>
+    </w:tblPr>
+    <w:tcPr>
+      <w:shd w:val="clear" w:color="auto" w:fill="C1F0C7" w:themeFill="accent3" w:themeFillTint="33"/>
+    </w:tcPr>
+    <w:tblStylePr w:type="firstRow">
+      <w:rPr>
+        <w:b/>
+        <w:bCs/>
+        <w:color w:val="FFFFFF" w:themeColor="background1"/>
+      </w:rPr>
+      <w:tblPr/>
+      <w:tcPr>
+        <w:tcBorders>
+          <w:top w:val="single" w:sz="4" w:space="0" w:color="FFFFFF" w:themeColor="background1"/>
+          <w:left w:val="single" w:sz="4" w:space="0" w:color="FFFFFF" w:themeColor="background1"/>
+          <w:right w:val="single" w:sz="4" w:space="0" w:color="FFFFFF" w:themeColor="background1"/>
+          <w:insideH w:val="nil"/>
+          <w:insideV w:val="nil"/>
+        </w:tcBorders>
+        <w:shd w:val="clear" w:color="auto" w:fill="196B24" w:themeFill="accent3"/>
+      </w:tcPr>
+    </w:tblStylePr>
+    <w:tblStylePr w:type="lastRow">
+      <w:rPr>
+        <w:b/>
+        <w:bCs/>
+        <w:color w:val="FFFFFF" w:themeColor="background1"/>
+      </w:rPr>
+      <w:tblPr/>
+      <w:tcPr>
+        <w:tcBorders>
+          <w:left w:val="single" w:sz="4" w:space="0" w:color="FFFFFF" w:themeColor="background1"/>
+          <w:bottom w:val="single" w:sz="4" w:space="0" w:color="FFFFFF" w:themeColor="background1"/>
+          <w:right w:val="single" w:sz="4" w:space="0" w:color="FFFFFF" w:themeColor="background1"/>
+          <w:insideH w:val="nil"/>
+          <w:insideV w:val="nil"/>
+        </w:tcBorders>
+        <w:shd w:val="clear" w:color="auto" w:fill="196B24" w:themeFill="accent3"/>
+      </w:tcPr>
+    </w:tblStylePr>
+    <w:tblStylePr w:type="firstCol">
+      <w:rPr>
+        <w:b/>
+        <w:bCs/>
+        <w:color w:val="FFFFFF" w:themeColor="background1"/>
+      </w:rPr>
+      <w:tblPr/>
+      <w:tcPr>
+        <w:tcBorders>
+          <w:top w:val="single" w:sz="4" w:space="0" w:color="FFFFFF" w:themeColor="background1"/>
+          <w:left w:val="single" w:sz="4" w:space="0" w:color="FFFFFF" w:themeColor="background1"/>
+          <w:bottom w:val="single" w:sz="4" w:space="0" w:color="FFFFFF" w:themeColor="background1"/>
+          <w:insideV w:val="nil"/>
+        </w:tcBorders>
+        <w:shd w:val="clear" w:color="auto" w:fill="196B24" w:themeFill="accent3"/>
+      </w:tcPr>
+    </w:tblStylePr>
+    <w:tblStylePr w:type="lastCol">
+      <w:rPr>
+        <w:b/>
+        <w:bCs/>
+        <w:color w:val="FFFFFF" w:themeColor="background1"/>
+      </w:rPr>
+      <w:tblPr/>
+      <w:tcPr>
+        <w:tcBorders>
+          <w:top w:val="single" w:sz="4" w:space="0" w:color="FFFFFF" w:themeColor="background1"/>
+          <w:bottom w:val="single" w:sz="4" w:space="0" w:color="FFFFFF" w:themeColor="background1"/>
+          <w:right w:val="single" w:sz="4" w:space="0" w:color="FFFFFF" w:themeColor="background1"/>
+          <w:insideV w:val="nil"/>
+        </w:tcBorders>
+        <w:shd w:val="clear" w:color="auto" w:fill="196B24" w:themeFill="accent3"/>
+      </w:tcPr>
+    </w:tblStylePr>
+    <w:tblStylePr w:type="band1Vert">
+      <w:tblPr/>
+      <w:tcPr>
+        <w:shd w:val="clear" w:color="auto" w:fill="84E290" w:themeFill="accent3" w:themeFillTint="66"/>
+      </w:tcPr>
+    </w:tblStylePr>
+    <w:tblStylePr w:type="band1Horz">
+      <w:tblPr/>
+      <w:tcPr>
+        <w:shd w:val="clear" w:color="auto" w:fill="84E290" w:themeFill="accent3" w:themeFillTint="66"/>
+      </w:tcPr>
+    </w:tblStylePr>
+  </w:style>
+  <w:style w:type="paragraph" w:styleId="TtuloTDC">
+    <w:name w:val="TOC Heading"/>
+    <w:basedOn w:val="Ttulo1"/>
+    <w:next w:val="Normal"/>
+    <w:uiPriority w:val="39"/>
+    <w:unhideWhenUsed/>
+    <w:qFormat/>
+    <w:rsid w:val="005429BA"/>
+    <w:pPr>
+      <w:spacing w:before="240" w:after="0" w:line="259" w:lineRule="auto"/>
+      <w:outlineLvl w:val="9"/>
+    </w:pPr>
+    <w:rPr>
+      <w:kern w:val="0"/>
+      <w:sz w:val="32"/>
+      <w:szCs w:val="32"/>
+      <w:lang w:eastAsia="es-ES"/>
+      <w14:ligatures w14:val="none"/>
+    </w:rPr>
+  </w:style>
+  <w:style w:type="paragraph" w:styleId="TDC2">
+    <w:name w:val="toc 2"/>
+    <w:basedOn w:val="Normal"/>
+    <w:next w:val="Normal"/>
+    <w:autoRedefine/>
+    <w:uiPriority w:val="39"/>
+    <w:unhideWhenUsed/>
+    <w:rsid w:val="005429BA"/>
+    <w:pPr>
+      <w:tabs>
+        <w:tab w:val="right" w:leader="dot" w:pos="8494"/>
+      </w:tabs>
+      <w:spacing w:after="100"/>
+      <w:ind w:left="240"/>
+      <w:jc w:val="both"/>
+    </w:pPr>
+  </w:style>
+  <w:style w:type="paragraph" w:styleId="TDC3">
+    <w:name w:val="toc 3"/>
+    <w:basedOn w:val="Normal"/>
+    <w:next w:val="Normal"/>
+    <w:autoRedefine/>
+    <w:uiPriority w:val="39"/>
+    <w:unhideWhenUsed/>
+    <w:rsid w:val="005429BA"/>
+    <w:pPr>
+      <w:spacing w:after="100"/>
+      <w:ind w:left="480"/>
+    </w:pPr>
+  </w:style>
+  <w:style w:type="character" w:styleId="Hipervnculo">
+    <w:name w:val="Hyperlink"/>
+    <w:basedOn w:val="Fuentedeprrafopredeter"/>
+    <w:uiPriority w:val="99"/>
+    <w:unhideWhenUsed/>
+    <w:rsid w:val="005429BA"/>
+    <w:rPr>
+      <w:color w:val="467886" w:themeColor="hyperlink"/>
+      <w:u w:val="single"/>
+    </w:rPr>
+  </w:style>
+  <w:style w:type="paragraph" w:styleId="NormalWeb">
+    <w:name w:val="Normal (Web)"/>
+    <w:basedOn w:val="Normal"/>
+    <w:uiPriority w:val="99"/>
+    <w:semiHidden/>
+    <w:unhideWhenUsed/>
+    <w:rsid w:val="00DF282E"/>
+    <w:rPr>
+      <w:rFonts w:ascii="Times New Roman" w:hAnsi="Times New Roman" w:cs="Times New Roman"/>
+    </w:rPr>
+  </w:style>
 </w:styles>
 </file>
 
@@ -2457,4 +7012,16 @@
     </a:ext>
   </a:extLst>
 </a:theme>
+</file>
+
+<file path=customXml/item1.xml><?xml version="1.0" encoding="utf-8"?>
+<b:Sources xmlns:b="http://schemas.openxmlformats.org/officeDocument/2006/bibliography" xmlns="http://schemas.openxmlformats.org/officeDocument/2006/bibliography" SelectedStyle="\ISO690Nmerical.XSL" StyleName="ISO 690 - Referencia numérica" Version="1987"/>
+</file>
+
+<file path=customXml/itemProps1.xml><?xml version="1.0" encoding="utf-8"?>
+<ds:datastoreItem xmlns:ds="http://schemas.openxmlformats.org/officeDocument/2006/customXml" ds:itemID="{75B63962-61B2-41D8-8615-4FB5FD6AB2E7}">
+  <ds:schemaRefs>
+    <ds:schemaRef ds:uri="http://schemas.openxmlformats.org/officeDocument/2006/bibliography"/>
+  </ds:schemaRefs>
+</ds:datastoreItem>
 </file>